--- a/МатМодиИИ/rpd__doc_docx/Б1.О.01.04_Философия.docx
+++ b/МатМодиИИ/rpd__doc_docx/Б1.О.01.04_Философия.docx
@@ -809,6 +809,62 @@
     </w:p>
     <w:p>
       <w:pPr>
+        <w:pageBreakBefore/>
+        <w:spacing w:after="160"/>
+      </w:pPr>
+      <w:r>
+        <w:rPr>
+          <w:rFonts w:ascii="Times New Roman" w:hAnsi="Times New Roman"/>
+          <w:b w:val="0"/>
+          <w:sz w:val="28"/>
+        </w:rPr>
+        <w:t>Разработана в соответствии с ФГОС ВО по специальности 01.05.01 «Фундаментальные математика и механика», утверждённым приказом Минобрнауки России от 10 января 2018 г. № 16.</w:t>
+      </w:r>
+    </w:p>
+    <w:p>
+      <w:pPr>
+        <w:spacing w:after="160"/>
+      </w:pPr>
+      <w:r>
+        <w:rPr>
+          <w:rFonts w:ascii="Times New Roman" w:hAnsi="Times New Roman"/>
+          <w:b w:val="0"/>
+          <w:sz w:val="28"/>
+        </w:rPr>
+        <w:t>Учебный план по специальности 01.05.01 «Фундаментальные математика и механика», специализация «Математическое моделирование и искусственный интеллект», одобрен учёным советом РГУ имени С.А. Есенина «___» __________ 20___ г.</w:t>
+      </w:r>
+    </w:p>
+    <w:p>
+      <w:pPr>
+        <w:spacing w:after="160"/>
+      </w:pPr>
+      <w:r>
+        <w:rPr>
+          <w:rFonts w:ascii="Times New Roman" w:hAnsi="Times New Roman"/>
+          <w:b w:val="0"/>
+          <w:sz w:val="28"/>
+        </w:rPr>
+        <w:t>Рабочая программа дисциплины (модуля) утверждена на заседании кафедры философии «___» __________ 20___ г., протокол № ____.</w:t>
+      </w:r>
+    </w:p>
+    <w:p>
+      <w:pPr>
+        <w:spacing w:after="160"/>
+      </w:pPr>
+      <w:r>
+        <w:rPr>
+          <w:rFonts w:ascii="Times New Roman" w:hAnsi="Times New Roman"/>
+          <w:b w:val="0"/>
+          <w:sz w:val="28"/>
+        </w:rPr>
+        <w:t>Разработчик — __________________________________________________________</w:t>
+        <w:br/>
+        <w:t>(учёная степень, учёное звание, должность, Ф.И.О.)</w:t>
+      </w:r>
+    </w:p>
+    <w:p>
+      <w:pPr>
+        <w:pageBreakBefore/>
         <w:ind w:firstLine="709"/>
         <w:jc w:val="center"/>
         <w:rPr>
@@ -819,7 +875,6 @@
         <w:rPr>
           <w:b/>
         </w:rPr>
-        <w:br w:type="page"/>
       </w:r>
       <w:r>
         <w:rPr>
@@ -1009,50 +1064,9 @@
     </w:p>
     <w:p>
       <w:pPr>
-        <w:ind w:firstLine="709"/>
-        <w:rPr>
-          <w:sz w:val="24"/>
-          <w:szCs w:val="24"/>
-        </w:rPr>
-      </w:pPr>
-    </w:p>
-    <w:p>
-      <w:pPr>
-        <w:ind w:firstLine="709"/>
-        <w:jc w:val="center"/>
-        <w:rPr>
-          <w:i/>
-          <w:sz w:val="24"/>
-          <w:szCs w:val="24"/>
-        </w:rPr>
-      </w:pPr>
-    </w:p>
-    <w:p>
-      <w:pPr>
-        <w:ind w:firstLine="709"/>
-        <w:jc w:val="center"/>
-        <w:rPr>
-          <w:i/>
-          <w:sz w:val="24"/>
-          <w:szCs w:val="24"/>
-        </w:rPr>
-      </w:pPr>
-    </w:p>
-    <w:p>
-      <w:pPr>
-        <w:ind w:firstLine="709"/>
-        <w:jc w:val="center"/>
-        <w:rPr>
-          <w:sz w:val="24"/>
-          <w:szCs w:val="24"/>
-        </w:rPr>
-      </w:pPr>
-    </w:p>
-    <w:p>
-      <w:pPr>
-        <w:rPr>
-          <w:sz w:val="24"/>
-          <w:szCs w:val="24"/>
+        <w:rPr>
+          <w:sz w:val="2"/>
+          <w:szCs w:val="2"/>
         </w:rPr>
         <w:sectPr>
           <w:pgSz w:w="11906" w:h="16838"/>
@@ -1060,6 +1074,7 @@
           <w:cols w:space="708"/>
           <w:docGrid w:linePitch="381"/>
         </w:sectPr>
+        <w:spacing w:before="0" w:after="0" w:line="20" w:lineRule="exact"/>
       </w:pPr>
     </w:p>
     <w:p>
@@ -1149,7 +1164,8 @@
             </w:pPr>
             <w:r>
               <w:rPr>
-                <w:sz w:val="22"/>
+                <w:rFonts w:ascii="Times New Roman" w:hAnsi="Times New Roman"/>
+                <w:sz w:val="24"/>
                 <w:szCs w:val="22"/>
               </w:rPr>
               <w:t>№ п/п</w:t>
@@ -1176,14 +1192,16 @@
             </w:pPr>
             <w:r>
               <w:rPr>
-                <w:sz w:val="22"/>
+                <w:rFonts w:ascii="Times New Roman" w:hAnsi="Times New Roman"/>
+                <w:sz w:val="24"/>
                 <w:szCs w:val="22"/>
               </w:rPr>
               <w:t>Код и содержание</w:t>
             </w:r>
             <w:r>
               <w:rPr>
-                <w:sz w:val="22"/>
+                <w:rFonts w:ascii="Times New Roman" w:hAnsi="Times New Roman"/>
+                <w:sz w:val="24"/>
                 <w:szCs w:val="22"/>
               </w:rPr>
               <w:br/>
@@ -1211,7 +1229,8 @@
             </w:pPr>
             <w:r>
               <w:rPr>
-                <w:sz w:val="22"/>
+                <w:rFonts w:ascii="Times New Roman" w:hAnsi="Times New Roman"/>
+                <w:sz w:val="24"/>
                 <w:szCs w:val="22"/>
               </w:rPr>
               <w:t>Код и наименование индикатора достижения компетенции</w:t>
@@ -1240,23 +1259,25 @@
             </w:pPr>
             <w:r>
               <w:rPr>
+                <w:rFonts w:ascii="Times New Roman" w:hAnsi="Times New Roman"/>
+                <w:sz w:val="24"/>
+                <w:szCs w:val="22"/>
+              </w:rPr>
+              <w:t>Перечень планируемых результатов обучения по дисциплине.</w:t>
+            </w:r>
+          </w:p>
+          <w:p>
+            <w:pPr>
+              <w:jc w:val="center"/>
+              <w:rPr>
                 <w:sz w:val="22"/>
                 <w:szCs w:val="22"/>
               </w:rPr>
-              <w:t>Перечень планируемых результатов обучения по дисциплине.</w:t>
-            </w:r>
-          </w:p>
-          <w:p>
-            <w:pPr>
-              <w:jc w:val="center"/>
-              <w:rPr>
-                <w:sz w:val="22"/>
-                <w:szCs w:val="22"/>
-              </w:rPr>
-            </w:pPr>
-            <w:r>
-              <w:rPr>
-                <w:sz w:val="22"/>
+            </w:pPr>
+            <w:r>
+              <w:rPr>
+                <w:rFonts w:ascii="Times New Roman" w:hAnsi="Times New Roman"/>
+                <w:sz w:val="24"/>
                 <w:szCs w:val="22"/>
               </w:rPr>
               <w:t>В результате изучения учебной дисциплины обучающиеся должны:</w:t>
@@ -1350,7 +1371,8 @@
             </w:pPr>
             <w:r>
               <w:rPr>
-                <w:sz w:val="22"/>
+                <w:rFonts w:ascii="Times New Roman" w:hAnsi="Times New Roman"/>
+                <w:sz w:val="24"/>
                 <w:szCs w:val="22"/>
               </w:rPr>
               <w:t>Знать</w:t>
@@ -1377,7 +1399,8 @@
             </w:pPr>
             <w:r>
               <w:rPr>
-                <w:sz w:val="22"/>
+                <w:rFonts w:ascii="Times New Roman" w:hAnsi="Times New Roman"/>
+                <w:sz w:val="24"/>
                 <w:szCs w:val="22"/>
               </w:rPr>
               <w:t>Уметь</w:t>
@@ -1405,7 +1428,8 @@
             </w:pPr>
             <w:r>
               <w:rPr>
-                <w:sz w:val="22"/>
+                <w:rFonts w:ascii="Times New Roman" w:hAnsi="Times New Roman"/>
+                <w:sz w:val="24"/>
                 <w:szCs w:val="22"/>
               </w:rPr>
               <w:t>Владеть (навыками)</w:t>
@@ -1417,15 +1441,14 @@
         <w:trPr>
           <w:gridAfter w:val="1"/>
           <w:wAfter w:w="15" w:type="dxa"/>
-          <w:tblHeader/>
         </w:trPr>
         <w:tc>
           <w:tcPr>
             <w:tcBorders>
               <w:top w:val="single" w:sz="4" w:space="0" w:color="000000"/>
               <w:left w:val="single" w:sz="4" w:space="0" w:color="000000"/>
-              <w:bottom w:val="single" w:sz="4" w:space="0" w:color="000000"/>
             </w:tcBorders>
+            <w:vMerge w:val="restart"/>
             <w:tcW w:w="522" w:type="dxa"/>
           </w:tcPr>
           <w:p>
@@ -1437,10 +1460,11 @@
             </w:pPr>
             <w:r>
               <w:rPr>
-                <w:sz w:val="22"/>
+                <w:rFonts w:ascii="Times New Roman" w:hAnsi="Times New Roman"/>
+                <w:sz w:val="24"/>
                 <w:szCs w:val="22"/>
               </w:rPr>
-              <w:t>1</w:t>
+              <w:t xml:space="preserve">1</w:t>
             </w:r>
           </w:p>
         </w:tc>
@@ -1449,12 +1473,13 @@
             <w:tcBorders>
               <w:top w:val="single" w:sz="4" w:space="0" w:color="000000"/>
               <w:left w:val="single" w:sz="4" w:space="0" w:color="000000"/>
-              <w:bottom w:val="single" w:sz="4" w:space="0" w:color="000000"/>
             </w:tcBorders>
+            <w:vMerge w:val="restart"/>
             <w:tcW w:w="2762" w:type="dxa"/>
           </w:tcPr>
           <w:p>
             <w:pPr>
+              <w:jc w:val="left"/>
               <w:rPr>
                 <w:sz w:val="22"/>
                 <w:szCs w:val="22"/>
@@ -1462,10 +1487,11 @@
             </w:pPr>
             <w:r>
               <w:rPr>
-                <w:sz w:val="22"/>
+                <w:rFonts w:ascii="Times New Roman" w:hAnsi="Times New Roman"/>
+                <w:sz w:val="24"/>
                 <w:szCs w:val="22"/>
               </w:rPr>
-              <w:t>2</w:t>
+              <w:t xml:space="preserve">УК-1. Способен осуществлять критический анализ проблемных ситуаций на основе системного подхода, вырабатывать стратегию действий</w:t>
             </w:r>
           </w:p>
         </w:tc>
@@ -1480,6 +1506,7 @@
           </w:tcPr>
           <w:p>
             <w:pPr>
+              <w:jc w:val="left"/>
               <w:rPr>
                 <w:sz w:val="22"/>
                 <w:szCs w:val="22"/>
@@ -1487,10 +1514,11 @@
             </w:pPr>
             <w:r>
               <w:rPr>
-                <w:sz w:val="22"/>
+                <w:rFonts w:ascii="Times New Roman" w:hAnsi="Times New Roman"/>
+                <w:sz w:val="24"/>
                 <w:szCs w:val="22"/>
               </w:rPr>
-              <w:t>3</w:t>
+              <w:t xml:space="preserve">УК-1.1. Анализирует проблемную ситуацию на основе знания системного подхода, его сущности и основных принципов</w:t>
             </w:r>
           </w:p>
         </w:tc>
@@ -1505,6 +1533,7 @@
           </w:tcPr>
           <w:p>
             <w:pPr>
+              <w:jc w:val="left"/>
               <w:rPr>
                 <w:sz w:val="22"/>
                 <w:szCs w:val="22"/>
@@ -1512,10 +1541,36 @@
             </w:pPr>
             <w:r>
               <w:rPr>
+                <w:rFonts w:ascii="Times New Roman" w:hAnsi="Times New Roman"/>
+                <w:sz w:val="24"/>
+                <w:szCs w:val="22"/>
+              </w:rPr>
+              <w:t>сущность и основные принципы системного подхода;</w:t>
+            </w:r>
+          </w:p>
+          <w:p>
+            <w:pPr>
+              <w:jc w:val="left"/>
+              <w:rPr>
                 <w:sz w:val="22"/>
                 <w:szCs w:val="22"/>
               </w:rPr>
-              <w:t>4</w:t>
+            </w:pPr>
+            <w:r>
+              <w:rPr>
+                <w:rFonts w:ascii="Times New Roman" w:hAnsi="Times New Roman"/>
+                <w:sz w:val="24"/>
+                <w:szCs w:val="22"/>
+              </w:rPr>
+              <w:t>приемы, способы и средства, которые применяются для разб</w:t>
+            </w:r>
+            <w:r>
+              <w:rPr>
+                <w:rFonts w:ascii="Times New Roman" w:hAnsi="Times New Roman"/>
+                <w:sz w:val="24"/>
+                <w:szCs w:val="22"/>
+              </w:rPr>
+              <w:t>ора и оценки явлений, объектов</w:t>
             </w:r>
           </w:p>
         </w:tc>
@@ -1530,6 +1585,7 @@
           </w:tcPr>
           <w:p>
             <w:pPr>
+              <w:jc w:val="left"/>
               <w:rPr>
                 <w:sz w:val="22"/>
                 <w:szCs w:val="22"/>
@@ -1537,10 +1593,11 @@
             </w:pPr>
             <w:r>
               <w:rPr>
-                <w:sz w:val="22"/>
+                <w:rFonts w:ascii="Times New Roman" w:hAnsi="Times New Roman"/>
+                <w:sz w:val="24"/>
                 <w:szCs w:val="22"/>
               </w:rPr>
-              <w:t>5</w:t>
+              <w:t>анализировать проблемные ситуации в образовательной деятельности; прослеживать общие связи и закономерности в развитии науки и образования.</w:t>
             </w:r>
           </w:p>
         </w:tc>
@@ -1556,6 +1613,7 @@
           </w:tcPr>
           <w:p>
             <w:pPr>
+              <w:jc w:val="left"/>
               <w:rPr>
                 <w:sz w:val="22"/>
                 <w:szCs w:val="22"/>
@@ -1563,10 +1621,11 @@
             </w:pPr>
             <w:r>
               <w:rPr>
-                <w:sz w:val="22"/>
+                <w:rFonts w:ascii="Times New Roman" w:hAnsi="Times New Roman"/>
+                <w:sz w:val="24"/>
                 <w:szCs w:val="22"/>
               </w:rPr>
-              <w:t>6</w:t>
+              <w:t>исследования объекта как системного по своей логике и применяемым средствам</w:t>
             </w:r>
           </w:p>
         </w:tc>
@@ -1579,10 +1638,9 @@
         <w:tc>
           <w:tcPr>
             <w:tcBorders>
-              <w:top w:val="single" w:sz="4" w:space="0" w:color="000000"/>
               <w:left w:val="single" w:sz="4" w:space="0" w:color="000000"/>
             </w:tcBorders>
-            <w:vMerge w:val="restart"/>
+            <w:vMerge/>
             <w:tcW w:w="522" w:type="dxa"/>
           </w:tcPr>
           <w:p>
@@ -1597,17 +1655,16 @@
                 <w:sz w:val="22"/>
                 <w:szCs w:val="22"/>
               </w:rPr>
-              <w:t xml:space="preserve">1</w:t>
+              <w:t xml:space="preserve"/>
             </w:r>
           </w:p>
         </w:tc>
         <w:tc>
           <w:tcPr>
             <w:tcBorders>
-              <w:top w:val="single" w:sz="4" w:space="0" w:color="000000"/>
               <w:left w:val="single" w:sz="4" w:space="0" w:color="000000"/>
             </w:tcBorders>
-            <w:vMerge w:val="restart"/>
+            <w:vMerge/>
             <w:tcW w:w="2762" w:type="dxa"/>
           </w:tcPr>
           <w:p>
@@ -1623,7 +1680,7 @@
                 <w:sz w:val="22"/>
                 <w:szCs w:val="22"/>
               </w:rPr>
-              <w:t xml:space="preserve">УК-1. Способен осуществлять критический анализ проблемных ситуаций на основе системного подхода, вырабатывать стратегию действий</w:t>
+              <w:t xml:space="preserve"/>
             </w:r>
           </w:p>
         </w:tc>
@@ -1646,10 +1703,11 @@
             </w:pPr>
             <w:r>
               <w:rPr>
-                <w:sz w:val="22"/>
+                <w:rFonts w:ascii="Times New Roman" w:hAnsi="Times New Roman"/>
+                <w:sz w:val="24"/>
                 <w:szCs w:val="22"/>
               </w:rPr>
-              <w:t xml:space="preserve">УК-1.1. Анализирует проблемную ситуацию на основе знания системного подхода, его сущности и основных принципов</w:t>
+              <w:t xml:space="preserve">УК-1.2. Способен осуществлять сбор информации, определять ресурсы; отличать констатацию фактов от выражения мнений, выявлять приводимые автором аргументы, видеть общее в частном, вычленяя отличительные признаки, позволяющие сопоставлять группы явлений в различных сферах опыта</w:t>
             </w:r>
           </w:p>
         </w:tc>
@@ -1672,33 +1730,11 @@
             </w:pPr>
             <w:r>
               <w:rPr>
-                <w:sz w:val="22"/>
+                <w:rFonts w:ascii="Times New Roman" w:hAnsi="Times New Roman"/>
+                <w:sz w:val="24"/>
                 <w:szCs w:val="22"/>
               </w:rPr>
-              <w:t>сущность и основные принципы системного подхода;</w:t>
-            </w:r>
-          </w:p>
-          <w:p>
-            <w:pPr>
-              <w:jc w:val="left"/>
-              <w:rPr>
-                <w:sz w:val="22"/>
-                <w:szCs w:val="22"/>
-              </w:rPr>
-            </w:pPr>
-            <w:r>
-              <w:rPr>
-                <w:sz w:val="22"/>
-                <w:szCs w:val="22"/>
-              </w:rPr>
-              <w:t>приемы, способы и средства, которые применяются для разб</w:t>
-            </w:r>
-            <w:r>
-              <w:rPr>
-                <w:sz w:val="22"/>
-                <w:szCs w:val="22"/>
-              </w:rPr>
-              <w:t>ора и оценки явлений, объектов</w:t>
+              <w:t>принципы и методы поиска, анализа и синтеза информации, применяемые в теоретических методах исследования</w:t>
             </w:r>
           </w:p>
         </w:tc>
@@ -1721,10 +1757,11 @@
             </w:pPr>
             <w:r>
               <w:rPr>
-                <w:sz w:val="22"/>
+                <w:rFonts w:ascii="Times New Roman" w:hAnsi="Times New Roman"/>
+                <w:sz w:val="24"/>
                 <w:szCs w:val="22"/>
               </w:rPr>
-              <w:t>анализировать проблемные ситуации в образовательной деятельности; прослеживать общие связи и закономерности в развитии науки и образования.</w:t>
+              <w:t>выявлять качественные или количественные определенности отдельно взятых (состояний) объектов.</w:t>
             </w:r>
           </w:p>
         </w:tc>
@@ -1748,10 +1785,11 @@
             </w:pPr>
             <w:r>
               <w:rPr>
-                <w:sz w:val="22"/>
+                <w:rFonts w:ascii="Times New Roman" w:hAnsi="Times New Roman"/>
+                <w:sz w:val="24"/>
                 <w:szCs w:val="22"/>
               </w:rPr>
-              <w:t>исследования объекта как системного по своей логике и применяемым средствам</w:t>
+              <w:t>фиксации характеристик предмета, выступающих как элементы ориентировки при построении деятельности.</w:t>
             </w:r>
           </w:p>
         </w:tc>
@@ -1765,6 +1803,7 @@
           <w:tcPr>
             <w:tcBorders>
               <w:left w:val="single" w:sz="4" w:space="0" w:color="000000"/>
+              <w:bottom w:val="single" w:sz="4" w:space="0" w:color="000000"/>
             </w:tcBorders>
             <w:vMerge/>
             <w:tcW w:w="522" w:type="dxa"/>
@@ -1789,6 +1828,7 @@
           <w:tcPr>
             <w:tcBorders>
               <w:left w:val="single" w:sz="4" w:space="0" w:color="000000"/>
+              <w:bottom w:val="single" w:sz="4" w:space="0" w:color="000000"/>
             </w:tcBorders>
             <w:vMerge/>
             <w:tcW w:w="2762" w:type="dxa"/>
@@ -1829,10 +1869,11 @@
             </w:pPr>
             <w:r>
               <w:rPr>
-                <w:sz w:val="22"/>
+                <w:rFonts w:ascii="Times New Roman" w:hAnsi="Times New Roman"/>
+                <w:sz w:val="24"/>
                 <w:szCs w:val="22"/>
               </w:rPr>
-              <w:t xml:space="preserve">УК-1.2. Способен осуществлять сбор информации, определять ресурсы; отличать констатацию фактов от выражения мнений, выявлять приводимые автором аргументы, видеть общее в частном, вычленяя отличительные признаки, позволяющие сопоставлять группы явлений в различных сферах опыта</w:t>
+              <w:t xml:space="preserve">УК-1.3. Применяет универсальные интеллектуальные операции с целью суммирования и оценки информации (абстрагирование, обобщение, ранжирование и др.)</w:t>
             </w:r>
           </w:p>
         </w:tc>
@@ -1855,10 +1896,21 @@
             </w:pPr>
             <w:r>
               <w:rPr>
-                <w:sz w:val="22"/>
+                <w:rFonts w:ascii="Times New Roman" w:hAnsi="Times New Roman"/>
+                <w:sz w:val="24"/>
                 <w:szCs w:val="22"/>
               </w:rPr>
-              <w:t>принципы и методы поиска, анализа и синтеза информации, применяемые в теоретических методах исследования</w:t>
+              <w:lastRenderedPageBreak/>
+              <w:t xml:space="preserve">мыслительные операции, применяемые в теоретических методах исследования с целью </w:t>
+            </w:r>
+            <w:r>
+              <w:rPr>
+                <w:rFonts w:ascii="Times New Roman" w:hAnsi="Times New Roman"/>
+                <w:sz w:val="24"/>
+                <w:szCs w:val="22"/>
+              </w:rPr>
+              <w:lastRenderedPageBreak/>
+              <w:t>раскрытия все более существенных объективных связей и отношений между предметами, явлениями, фактами</w:t>
             </w:r>
           </w:p>
         </w:tc>
@@ -1881,10 +1933,21 @@
             </w:pPr>
             <w:r>
               <w:rPr>
-                <w:sz w:val="22"/>
+                <w:rFonts w:ascii="Times New Roman" w:hAnsi="Times New Roman"/>
+                <w:sz w:val="24"/>
                 <w:szCs w:val="22"/>
               </w:rPr>
-              <w:t>выявлять качественные или количественные определенности отдельно взятых (состояний) объектов.</w:t>
+              <w:lastRenderedPageBreak/>
+              <w:t xml:space="preserve">преобразовывать объекты, представленные в виде понятий посредством операций анализа, синтеза, </w:t>
+            </w:r>
+            <w:r>
+              <w:rPr>
+                <w:rFonts w:ascii="Times New Roman" w:hAnsi="Times New Roman"/>
+                <w:sz w:val="24"/>
+                <w:szCs w:val="22"/>
+              </w:rPr>
+              <w:lastRenderedPageBreak/>
+              <w:t>сравнения, абстрагирования, обобщения, конкретизации, систематизации и классификации.</w:t>
             </w:r>
           </w:p>
         </w:tc>
@@ -1908,10 +1971,21 @@
             </w:pPr>
             <w:r>
               <w:rPr>
-                <w:sz w:val="22"/>
+                <w:rFonts w:ascii="Times New Roman" w:hAnsi="Times New Roman"/>
+                <w:sz w:val="24"/>
                 <w:szCs w:val="22"/>
               </w:rPr>
-              <w:t>фиксации характеристик предмета, выступающих как элементы ориентировки при построении деятельности.</w:t>
+              <w:lastRenderedPageBreak/>
+              <w:t xml:space="preserve">навыками аргументации выбранных стратегий и действий в </w:t>
+            </w:r>
+            <w:r>
+              <w:rPr>
+                <w:rFonts w:ascii="Times New Roman" w:hAnsi="Times New Roman"/>
+                <w:sz w:val="24"/>
+                <w:szCs w:val="22"/>
+              </w:rPr>
+              <w:lastRenderedPageBreak/>
+              <w:t>зависимости от задачи и от характера информации</w:t>
             </w:r>
           </w:p>
         </w:tc>
@@ -1924,51 +1998,55 @@
         <w:tc>
           <w:tcPr>
             <w:tcBorders>
+              <w:top w:val="single" w:sz="4" w:space="0" w:color="000000"/>
               <w:left w:val="single" w:sz="4" w:space="0" w:color="000000"/>
-              <w:bottom w:val="single" w:sz="4" w:space="0" w:color="000000"/>
             </w:tcBorders>
-            <w:vMerge/>
+            <w:vMerge w:val="restart"/>
             <w:tcW w:w="522" w:type="dxa"/>
           </w:tcPr>
           <w:p>
             <w:pPr>
               <w:rPr>
+                <w:b/>
                 <w:sz w:val="22"/>
                 <w:szCs w:val="22"/>
               </w:rPr>
             </w:pPr>
             <w:r>
               <w:rPr>
+                <w:rFonts w:ascii="Times New Roman" w:hAnsi="Times New Roman"/>
+                <w:b/>
+                <w:sz w:val="24"/>
+                <w:szCs w:val="22"/>
+              </w:rPr>
+              <w:t xml:space="preserve">2</w:t>
+            </w:r>
+          </w:p>
+        </w:tc>
+        <w:tc>
+          <w:tcPr>
+            <w:tcBorders>
+              <w:top w:val="single" w:sz="4" w:space="0" w:color="000000"/>
+              <w:left w:val="single" w:sz="4" w:space="0" w:color="000000"/>
+            </w:tcBorders>
+            <w:vMerge w:val="restart"/>
+            <w:tcW w:w="2762" w:type="dxa"/>
+          </w:tcPr>
+          <w:p>
+            <w:pPr>
+              <w:jc w:val="left"/>
+              <w:rPr>
                 <w:sz w:val="22"/>
                 <w:szCs w:val="22"/>
               </w:rPr>
-              <w:t xml:space="preserve"/>
-            </w:r>
-          </w:p>
-        </w:tc>
-        <w:tc>
-          <w:tcPr>
-            <w:tcBorders>
-              <w:left w:val="single" w:sz="4" w:space="0" w:color="000000"/>
-              <w:bottom w:val="single" w:sz="4" w:space="0" w:color="000000"/>
-            </w:tcBorders>
-            <w:vMerge/>
-            <w:tcW w:w="2762" w:type="dxa"/>
-          </w:tcPr>
-          <w:p>
-            <w:pPr>
-              <w:jc w:val="left"/>
-              <w:rPr>
-                <w:sz w:val="22"/>
+            </w:pPr>
+            <w:r>
+              <w:rPr>
+                <w:rFonts w:ascii="Times New Roman" w:hAnsi="Times New Roman"/>
+                <w:sz w:val="24"/>
                 <w:szCs w:val="22"/>
               </w:rPr>
-            </w:pPr>
-            <w:r>
-              <w:rPr>
-                <w:sz w:val="22"/>
-                <w:szCs w:val="22"/>
-              </w:rPr>
-              <w:t xml:space="preserve"/>
+              <w:t xml:space="preserve">УК-5. Способен анализировать и учитывать разнообразие культур в процессе межкультурного взаимодействия</w:t>
             </w:r>
           </w:p>
         </w:tc>
@@ -1991,10 +2069,11 @@
             </w:pPr>
             <w:r>
               <w:rPr>
-                <w:sz w:val="22"/>
+                <w:rFonts w:ascii="Times New Roman" w:hAnsi="Times New Roman"/>
+                <w:sz w:val="24"/>
                 <w:szCs w:val="22"/>
               </w:rPr>
-              <w:t xml:space="preserve">УК-1.3. Применяет универсальные интеллектуальные операции с целью суммирования и оценки информации (абстрагирование, обобщение, ранжирование и др.)</w:t>
+              <w:t xml:space="preserve">УК-5.1. Анализирует социокультурные различия национальных и социальных групп, опираясь на знание этапов исторического развития общества, социокультурных традиций мира, основных философских, религиозных и этических учений</w:t>
             </w:r>
           </w:p>
         </w:tc>
@@ -2017,19 +2096,11 @@
             </w:pPr>
             <w:r>
               <w:rPr>
-                <w:sz w:val="22"/>
+                <w:rFonts w:ascii="Times New Roman" w:hAnsi="Times New Roman"/>
+                <w:sz w:val="24"/>
                 <w:szCs w:val="22"/>
               </w:rPr>
-              <w:lastRenderedPageBreak/>
-              <w:t xml:space="preserve">мыслительные операции, применяемые в теоретических методах исследования с целью </w:t>
-            </w:r>
-            <w:r>
-              <w:rPr>
-                <w:sz w:val="22"/>
-                <w:szCs w:val="22"/>
-              </w:rPr>
-              <w:lastRenderedPageBreak/>
-              <w:t>раскрытия все более существенных объективных связей и отношений между предметами, явлениями, фактами</w:t>
+              <w:t>основные философские и этические учения, выявляющие специфику и ценность социокультурных особенностей и традиций различных социальных групп;  предпосылки и условия существования культурного разнообразия современного мира</w:t>
             </w:r>
           </w:p>
         </w:tc>
@@ -2052,19 +2123,11 @@
             </w:pPr>
             <w:r>
               <w:rPr>
-                <w:sz w:val="22"/>
+                <w:rFonts w:ascii="Times New Roman" w:hAnsi="Times New Roman"/>
+                <w:sz w:val="24"/>
                 <w:szCs w:val="22"/>
               </w:rPr>
-              <w:lastRenderedPageBreak/>
-              <w:t xml:space="preserve">преобразовывать объекты, представленные в виде понятий посредством операций анализа, синтеза, </w:t>
-            </w:r>
-            <w:r>
-              <w:rPr>
-                <w:sz w:val="22"/>
-                <w:szCs w:val="22"/>
-              </w:rPr>
-              <w:lastRenderedPageBreak/>
-              <w:t>сравнения, абстрагирования, обобщения, конкретизации, систематизации и классификации.</w:t>
+              <w:t>Выявлять социокультурные различия, традиции национальных и социальных групп,</w:t>
             </w:r>
           </w:p>
         </w:tc>
@@ -2088,19 +2151,11 @@
             </w:pPr>
             <w:r>
               <w:rPr>
-                <w:sz w:val="22"/>
+                <w:rFonts w:ascii="Times New Roman" w:hAnsi="Times New Roman"/>
+                <w:sz w:val="24"/>
                 <w:szCs w:val="22"/>
               </w:rPr>
-              <w:lastRenderedPageBreak/>
-              <w:t xml:space="preserve">навыками аргументации выбранных стратегий и действий в </w:t>
-            </w:r>
-            <w:r>
-              <w:rPr>
-                <w:sz w:val="22"/>
-                <w:szCs w:val="22"/>
-              </w:rPr>
-              <w:lastRenderedPageBreak/>
-              <w:t>зависимости от задачи и от характера информации</w:t>
+              <w:t>Навыками выявления базовых жизненных отношений, систем идей и верований, ориентиров в области социального действия;</w:t>
             </w:r>
           </w:p>
         </w:tc>
@@ -2113,10 +2168,9 @@
         <w:tc>
           <w:tcPr>
             <w:tcBorders>
-              <w:top w:val="single" w:sz="4" w:space="0" w:color="000000"/>
               <w:left w:val="single" w:sz="4" w:space="0" w:color="000000"/>
             </w:tcBorders>
-            <w:vMerge w:val="restart"/>
+            <w:vMerge/>
             <w:tcW w:w="522" w:type="dxa"/>
           </w:tcPr>
           <w:p>
@@ -2133,17 +2187,16 @@
                 <w:sz w:val="22"/>
                 <w:szCs w:val="22"/>
               </w:rPr>
-              <w:t xml:space="preserve">2</w:t>
+              <w:t xml:space="preserve"/>
             </w:r>
           </w:p>
         </w:tc>
         <w:tc>
           <w:tcPr>
             <w:tcBorders>
-              <w:top w:val="single" w:sz="4" w:space="0" w:color="000000"/>
               <w:left w:val="single" w:sz="4" w:space="0" w:color="000000"/>
             </w:tcBorders>
-            <w:vMerge w:val="restart"/>
+            <w:vMerge/>
             <w:tcW w:w="2762" w:type="dxa"/>
           </w:tcPr>
           <w:p>
@@ -2159,7 +2212,7 @@
                 <w:sz w:val="22"/>
                 <w:szCs w:val="22"/>
               </w:rPr>
-              <w:t xml:space="preserve">УК-5. Способен анализировать и учитывать разнообразие культур в процессе межкультурного взаимодействия</w:t>
+              <w:t xml:space="preserve"/>
             </w:r>
           </w:p>
         </w:tc>
@@ -2182,10 +2235,11 @@
             </w:pPr>
             <w:r>
               <w:rPr>
-                <w:sz w:val="22"/>
+                <w:rFonts w:ascii="Times New Roman" w:hAnsi="Times New Roman"/>
+                <w:sz w:val="24"/>
                 <w:szCs w:val="22"/>
               </w:rPr>
-              <w:t xml:space="preserve">УК-5.1. Анализирует социокультурные различия национальных и социальных групп, опираясь на знание этапов исторического развития общества, социокультурных традиций мира, основных философских, религиозных и этических учений</w:t>
+              <w:t xml:space="preserve">УК-5.2. Определяет и эффективно применяет способы межкультурного взаимодействия в зависимости от социально-исторического, этического и философского контекста социокультурной ситуации</w:t>
             </w:r>
           </w:p>
         </w:tc>
@@ -2208,10 +2262,11 @@
             </w:pPr>
             <w:r>
               <w:rPr>
-                <w:sz w:val="22"/>
+                <w:rFonts w:ascii="Times New Roman" w:hAnsi="Times New Roman"/>
+                <w:sz w:val="24"/>
                 <w:szCs w:val="22"/>
               </w:rPr>
-              <w:t>основные философские и этические учения, выявляющие специфику и ценность социокультурных особенностей и традиций различных социальных групп;  предпосылки и условия существования культурного разнообразия современного мира</w:t>
+              <w:t>особенности процессов взаимодействия субъектов культур в современной поликультурной среде; реализации межкультурных стереотипов;</w:t>
             </w:r>
           </w:p>
         </w:tc>
@@ -2234,10 +2289,11 @@
             </w:pPr>
             <w:r>
               <w:rPr>
-                <w:sz w:val="22"/>
+                <w:rFonts w:ascii="Times New Roman" w:hAnsi="Times New Roman"/>
+                <w:sz w:val="24"/>
                 <w:szCs w:val="22"/>
               </w:rPr>
-              <w:t>Выявлять социокультурные различия, традиции национальных и социальных групп,</w:t>
+              <w:t>адаптировать идеи, смыслы, ценности разных культур в интересах продуктивности; трудовой деятельности, осуществляемой в ситуации межкультурного взаимодействия;</w:t>
             </w:r>
           </w:p>
         </w:tc>
@@ -2261,10 +2317,11 @@
             </w:pPr>
             <w:r>
               <w:rPr>
-                <w:sz w:val="22"/>
+                <w:rFonts w:ascii="Times New Roman" w:hAnsi="Times New Roman"/>
+                <w:sz w:val="24"/>
                 <w:szCs w:val="22"/>
               </w:rPr>
-              <w:t>Навыками выявления базовых жизненных отношений, систем идей и верований, ориентиров в области социального действия;</w:t>
+              <w:t>установления социальных связей с представителями разных социокультурных групп;</w:t>
             </w:r>
           </w:p>
         </w:tc>
@@ -2278,6 +2335,7 @@
           <w:tcPr>
             <w:tcBorders>
               <w:left w:val="single" w:sz="4" w:space="0" w:color="000000"/>
+              <w:bottom w:val="single" w:sz="4" w:space="0" w:color="000000"/>
             </w:tcBorders>
             <w:vMerge/>
             <w:tcW w:w="522" w:type="dxa"/>
@@ -2304,6 +2362,7 @@
           <w:tcPr>
             <w:tcBorders>
               <w:left w:val="single" w:sz="4" w:space="0" w:color="000000"/>
+              <w:bottom w:val="single" w:sz="4" w:space="0" w:color="000000"/>
             </w:tcBorders>
             <w:vMerge/>
             <w:tcW w:w="2762" w:type="dxa"/>
@@ -2344,10 +2403,11 @@
             </w:pPr>
             <w:r>
               <w:rPr>
-                <w:sz w:val="22"/>
+                <w:rFonts w:ascii="Times New Roman" w:hAnsi="Times New Roman"/>
+                <w:sz w:val="24"/>
                 <w:szCs w:val="22"/>
               </w:rPr>
-              <w:t xml:space="preserve">УК-5.2. Определяет и эффективно применяет способы межкультурного взаимодействия в зависимости от социально-исторического, этического и философского контекста социокультурной ситуации</w:t>
+              <w:t xml:space="preserve">УК-5.3. Демонстрирует толерантность и уважительное отношение к историческому наследию и культурным традициям различных национальных и социальных групп в процессе межкультурного взаимодействия</w:t>
             </w:r>
           </w:p>
         </w:tc>
@@ -2370,10 +2430,11 @@
             </w:pPr>
             <w:r>
               <w:rPr>
-                <w:sz w:val="22"/>
+                <w:rFonts w:ascii="Times New Roman" w:hAnsi="Times New Roman"/>
+                <w:sz w:val="24"/>
                 <w:szCs w:val="22"/>
               </w:rPr>
-              <w:t>особенности процессов взаимодействия субъектов культур в современной поликультурной среде; реализации межкультурных стереотипов;</w:t>
+              <w:t>концепции приоритета общечеловеческих ценностей, основы культуры межнационального общения; понимает толерантность  как основу российской государственности</w:t>
             </w:r>
           </w:p>
         </w:tc>
@@ -2396,10 +2457,28 @@
             </w:pPr>
             <w:r>
               <w:rPr>
+                <w:rFonts w:ascii="Times New Roman" w:hAnsi="Times New Roman"/>
+                <w:sz w:val="24"/>
+                <w:szCs w:val="22"/>
+              </w:rPr>
+              <w:t>выделять специфические различия в человеческих сообществах и уважать эти различия;</w:t>
+            </w:r>
+          </w:p>
+          <w:p>
+            <w:pPr>
+              <w:jc w:val="left"/>
+              <w:rPr>
                 <w:sz w:val="22"/>
                 <w:szCs w:val="22"/>
               </w:rPr>
-              <w:t>адаптировать идеи, смыслы, ценности разных культур в интересах продуктивности; трудовой деятельности, осуществляемой в ситуации межкультурного взаимодействия;</w:t>
+            </w:pPr>
+            <w:r>
+              <w:rPr>
+                <w:rFonts w:ascii="Times New Roman" w:hAnsi="Times New Roman"/>
+                <w:sz w:val="24"/>
+                <w:szCs w:val="22"/>
+              </w:rPr>
+              <w:t>сравнивать аналогичные элементы собственной и других культур на рациональной основе;</w:t>
             </w:r>
           </w:p>
         </w:tc>
@@ -2423,194 +2502,16 @@
             </w:pPr>
             <w:r>
               <w:rPr>
-                <w:sz w:val="22"/>
+                <w:rFonts w:ascii="Times New Roman" w:hAnsi="Times New Roman"/>
+                <w:sz w:val="24"/>
                 <w:szCs w:val="22"/>
               </w:rPr>
-              <w:t>установления социальных связей с представителями разных социокультурных групп;</w:t>
-            </w:r>
-          </w:p>
-        </w:tc>
-      </w:tr>
-      <w:tr>
-        <w:trPr>
-          <w:gridAfter w:val="1"/>
-          <w:wAfter w:w="15" w:type="dxa"/>
-        </w:trPr>
-        <w:tc>
-          <w:tcPr>
-            <w:tcBorders>
-              <w:left w:val="single" w:sz="4" w:space="0" w:color="000000"/>
-              <w:bottom w:val="single" w:sz="4" w:space="0" w:color="000000"/>
-            </w:tcBorders>
-            <w:vMerge/>
-            <w:tcW w:w="522" w:type="dxa"/>
-          </w:tcPr>
-          <w:p>
-            <w:pPr>
-              <w:rPr>
-                <w:b/>
-                <w:sz w:val="22"/>
-                <w:szCs w:val="22"/>
-              </w:rPr>
-            </w:pPr>
-            <w:r>
-              <w:rPr>
-                <w:b/>
-                <w:sz w:val="22"/>
-                <w:szCs w:val="22"/>
-              </w:rPr>
-              <w:t xml:space="preserve"/>
-            </w:r>
-          </w:p>
-        </w:tc>
-        <w:tc>
-          <w:tcPr>
-            <w:tcBorders>
-              <w:left w:val="single" w:sz="4" w:space="0" w:color="000000"/>
-              <w:bottom w:val="single" w:sz="4" w:space="0" w:color="000000"/>
-            </w:tcBorders>
-            <w:vMerge/>
-            <w:tcW w:w="2762" w:type="dxa"/>
-          </w:tcPr>
-          <w:p>
-            <w:pPr>
-              <w:jc w:val="left"/>
-              <w:rPr>
-                <w:sz w:val="22"/>
-                <w:szCs w:val="22"/>
-              </w:rPr>
-            </w:pPr>
-            <w:r>
-              <w:rPr>
-                <w:sz w:val="22"/>
-                <w:szCs w:val="22"/>
-              </w:rPr>
-              <w:t xml:space="preserve"/>
-            </w:r>
-          </w:p>
-        </w:tc>
-        <w:tc>
-          <w:tcPr>
-            <w:tcBorders>
-              <w:top w:val="single" w:sz="4" w:space="0" w:color="000000"/>
-              <w:left w:val="single" w:sz="4" w:space="0" w:color="000000"/>
-              <w:bottom w:val="single" w:sz="4" w:space="0" w:color="000000"/>
-            </w:tcBorders>
-            <w:tcW w:w="3284" w:type="dxa"/>
-          </w:tcPr>
-          <w:p>
-            <w:pPr>
-              <w:jc w:val="left"/>
-              <w:rPr>
-                <w:sz w:val="22"/>
-                <w:szCs w:val="22"/>
-              </w:rPr>
-            </w:pPr>
-            <w:r>
-              <w:rPr>
-                <w:sz w:val="22"/>
-                <w:szCs w:val="22"/>
-              </w:rPr>
-              <w:t xml:space="preserve">УК-5.3. Демонстрирует толерантность и уважительное отношение к историческому наследию и культурным традициям различных национальных и социальных групп в процессе межкультурного взаимодействия</w:t>
-            </w:r>
-          </w:p>
-        </w:tc>
-        <w:tc>
-          <w:tcPr>
-            <w:tcBorders>
-              <w:top w:val="single" w:sz="4" w:space="0" w:color="000000"/>
-              <w:left w:val="single" w:sz="4" w:space="0" w:color="000000"/>
-              <w:bottom w:val="single" w:sz="4" w:space="0" w:color="000000"/>
-            </w:tcBorders>
-            <w:tcW w:w="2986" w:type="dxa"/>
-          </w:tcPr>
-          <w:p>
-            <w:pPr>
-              <w:jc w:val="left"/>
-              <w:rPr>
-                <w:sz w:val="22"/>
-                <w:szCs w:val="22"/>
-              </w:rPr>
-            </w:pPr>
-            <w:r>
-              <w:rPr>
-                <w:sz w:val="22"/>
-                <w:szCs w:val="22"/>
-              </w:rPr>
-              <w:t>концепции приоритета общечеловеческих ценностей, основы культуры межнационального общения; понимает толерантность  как основу российской государственности</w:t>
-            </w:r>
-          </w:p>
-        </w:tc>
-        <w:tc>
-          <w:tcPr>
-            <w:tcBorders>
-              <w:top w:val="single" w:sz="4" w:space="0" w:color="000000"/>
-              <w:left w:val="single" w:sz="4" w:space="0" w:color="000000"/>
-              <w:bottom w:val="single" w:sz="4" w:space="0" w:color="000000"/>
-            </w:tcBorders>
-            <w:tcW w:w="2836" w:type="dxa"/>
-          </w:tcPr>
-          <w:p>
-            <w:pPr>
-              <w:jc w:val="left"/>
-              <w:rPr>
-                <w:sz w:val="22"/>
-                <w:szCs w:val="22"/>
-              </w:rPr>
-            </w:pPr>
-            <w:r>
-              <w:rPr>
-                <w:sz w:val="22"/>
-                <w:szCs w:val="22"/>
-              </w:rPr>
-              <w:t>выделять специфические различия в человеческих сообществах и уважать эти различия;</w:t>
-            </w:r>
-          </w:p>
-          <w:p>
-            <w:pPr>
-              <w:jc w:val="left"/>
-              <w:rPr>
-                <w:sz w:val="22"/>
-                <w:szCs w:val="22"/>
-              </w:rPr>
-            </w:pPr>
-            <w:r>
-              <w:rPr>
-                <w:sz w:val="22"/>
-                <w:szCs w:val="22"/>
-              </w:rPr>
-              <w:t>сравнивать аналогичные элементы собственной и других культур на рациональной основе;</w:t>
-            </w:r>
-          </w:p>
-        </w:tc>
-        <w:tc>
-          <w:tcPr>
-            <w:tcBorders>
-              <w:top w:val="single" w:sz="4" w:space="0" w:color="000000"/>
-              <w:left w:val="single" w:sz="4" w:space="0" w:color="000000"/>
-              <w:bottom w:val="single" w:sz="4" w:space="0" w:color="000000"/>
-              <w:right w:val="single" w:sz="4" w:space="0" w:color="000000"/>
-            </w:tcBorders>
-            <w:tcW w:w="2538" w:type="dxa"/>
-          </w:tcPr>
-          <w:p>
-            <w:pPr>
-              <w:jc w:val="left"/>
-              <w:rPr>
-                <w:sz w:val="22"/>
-                <w:szCs w:val="22"/>
-              </w:rPr>
-            </w:pPr>
-            <w:r>
-              <w:rPr>
-                <w:sz w:val="22"/>
-                <w:szCs w:val="22"/>
-              </w:rPr>
               <w:t>навыками межэтнической толерантности, инк</w:t>
             </w:r>
             <w:r>
               <w:rPr>
-                <w:sz w:val="22"/>
+                <w:rFonts w:ascii="Times New Roman" w:hAnsi="Times New Roman"/>
+                <w:sz w:val="24"/>
                 <w:szCs w:val="22"/>
               </w:rPr>
               <w:t>ультурации</w:t>
@@ -2621,29 +2522,19 @@
     </w:tbl>
     <w:p>
       <w:pPr>
-        <w:snapToGrid w:val="0"/>
-        <w:jc w:val="center"/>
+        <w:jc w:val="left"/>
         <w:rPr>
           <w:b/>
-          <w:sz w:val="24"/>
-          <w:szCs w:val="24"/>
-        </w:rPr>
-      </w:pPr>
-    </w:p>
-    <w:p>
-      <w:pPr>
-        <w:jc w:val="left"/>
-        <w:rPr>
-          <w:b/>
-          <w:sz w:val="24"/>
-          <w:szCs w:val="24"/>
+          <w:sz w:val="2"/>
+          <w:szCs w:val="2"/>
         </w:rPr>
         <w:sectPr>
           <w:pgSz w:w="16838" w:h="11906" w:orient="landscape" w:code="9"/>
-          <w:pgMar w:top="1134" w:right="1134" w:bottom="1134" w:left="1701" w:header="709" w:footer="709" w:gutter="0"/>
+          <w:pgMar w:top="1701" w:right="1134" w:bottom="1134" w:left="1134" w:header="709" w:footer="709" w:gutter="0"/>
           <w:cols w:space="708"/>
           <w:docGrid w:linePitch="381"/>
         </w:sectPr>
+        <w:spacing w:before="0" w:after="0" w:line="20" w:lineRule="exact"/>
       </w:pPr>
     </w:p>
     <w:p>
@@ -2694,23 +2585,29 @@
     </w:p>
     <w:tbl>
       <w:tblPr>
-        <w:tblW w:w="9253" w:type="dxa"/>
-        <w:tblInd w:w="108" w:type="dxa"/>
+        <w:tblW w:w="5000" w:type="pct"/>
         <w:tblBorders>
-          <w:top w:val="single" w:sz="4" w:space="0" w:color="auto"/>
-          <w:left w:val="single" w:sz="4" w:space="0" w:color="auto"/>
-          <w:bottom w:val="single" w:sz="4" w:space="0" w:color="auto"/>
-          <w:right w:val="single" w:sz="4" w:space="0" w:color="auto"/>
-          <w:insideH w:val="single" w:sz="4" w:space="0" w:color="auto"/>
-          <w:insideV w:val="single" w:sz="4" w:space="0" w:color="auto"/>
+          <w:top w:val="single" w:sz="4" w:space="0" w:color="000000"/>
+          <w:left w:val="single" w:sz="4" w:space="0" w:color="000000"/>
+          <w:bottom w:val="single" w:sz="4" w:space="0" w:color="000000"/>
+          <w:right w:val="single" w:sz="4" w:space="0" w:color="000000"/>
+          <w:insideH w:val="single" w:sz="4" w:space="0" w:color="000000"/>
+          <w:insideV w:val="single" w:sz="4" w:space="0" w:color="000000"/>
         </w:tblBorders>
-        <w:tblLook w:val="0000" w:firstRow="0" w:lastRow="0" w:firstColumn="0" w:lastColumn="0" w:noHBand="0" w:noVBand="0"/>
+        <w:tblLayout w:type="fixed"/>
+        <w:tblCellMar>
+          <w:left w:w="0" w:type="dxa"/>
+          <w:right w:w="0" w:type="dxa"/>
+        </w:tblCellMar>
+        <w:tblLook w:val="01E0" w:firstRow="1" w:lastRow="1" w:firstColumn="1" w:lastColumn="1" w:noHBand="0" w:noVBand="0"/>
       </w:tblPr>
       <w:tblGrid>
-        <w:gridCol w:w="4071"/>
-        <w:gridCol w:w="1110"/>
-        <w:gridCol w:w="1851"/>
-        <w:gridCol w:w="2221"/>
+        <w:gridCol w:w="454"/>
+        <w:gridCol w:w="1814"/>
+        <w:gridCol w:w="1361"/>
+        <w:gridCol w:w="737"/>
+        <w:gridCol w:w="1587"/>
+        <w:gridCol w:w="3402"/>
       </w:tblGrid>
       <w:tr>
         <w:trPr>
@@ -2718,259 +2615,214 @@
         </w:trPr>
         <w:tc>
           <w:tcPr>
-            <w:tcW w:w="4071" w:type="dxa"/>
-          </w:tcPr>
-          <w:p>
-            <w:pPr>
-              <w:rPr>
-                <w:sz w:val="24"/>
-                <w:szCs w:val="24"/>
-              </w:rPr>
+            <w:tcW w:type="dxa" w:w="454"/>
+            <w:vMerge w:val="restart"/>
+            <w:vAlign w:val="center"/>
+          </w:tcPr>
+          <w:p>
+            <w:pPr>
+              <w:spacing w:before="0" w:after="20" w:line="240" w:lineRule="auto"/>
               <w:jc w:val="center"/>
             </w:pPr>
             <w:r>
               <w:rPr>
-                <w:sz w:val="24"/>
-                <w:szCs w:val="24"/>
-              </w:rPr>
-              <w:t xml:space="preserve">Вид учебной работы</w:t>
-            </w:r>
-          </w:p>
-        </w:tc>
-        <w:tc>
-          <w:tcPr>
-            <w:tcW w:w="1110" w:type="dxa"/>
-          </w:tcPr>
-          <w:p>
-            <w:pPr>
-              <w:rPr>
-                <w:sz w:val="24"/>
-                <w:szCs w:val="24"/>
-              </w:rPr>
+                <w:rFonts w:ascii="Times New Roman" w:hAnsi="Times New Roman"/>
+                <w:b/>
+                <w:sz w:val="24"/>
+              </w:rPr>
+              <w:t>№ п/п</w:t>
+            </w:r>
+          </w:p>
+        </w:tc>
+        <w:tc>
+          <w:tcPr>
+            <w:tcW w:type="dxa" w:w="3175"/>
+            <w:gridSpan w:val="2"/>
+            <w:vMerge w:val="restart"/>
+            <w:vAlign w:val="center"/>
+          </w:tcPr>
+          <w:p>
+            <w:pPr>
+              <w:spacing w:before="0" w:after="20" w:line="240" w:lineRule="auto"/>
               <w:jc w:val="center"/>
             </w:pPr>
             <w:r>
               <w:rPr>
-                <w:sz w:val="24"/>
-                <w:szCs w:val="24"/>
-              </w:rPr>
-              <w:t xml:space="preserve">Всего</w:t>
-            </w:r>
-          </w:p>
-        </w:tc>
-        <w:tc>
-          <w:tcPr>
-            <w:tcW w:w="1851" w:type="dxa"/>
-          </w:tcPr>
-          <w:p>
-            <w:pPr>
-              <w:rPr>
-                <w:sz w:val="24"/>
-                <w:szCs w:val="24"/>
-              </w:rPr>
+                <w:rFonts w:ascii="Times New Roman" w:hAnsi="Times New Roman"/>
+                <w:b/>
+                <w:sz w:val="24"/>
+              </w:rPr>
+              <w:t>Вид учебной работы</w:t>
+            </w:r>
+          </w:p>
+        </w:tc>
+        <w:tc>
+          <w:tcPr>
+            <w:tcW w:type="dxa" w:w="737"/>
+            <w:vMerge w:val="restart"/>
+            <w:vAlign w:val="center"/>
+          </w:tcPr>
+          <w:p>
+            <w:pPr>
+              <w:spacing w:before="0" w:after="20" w:line="240" w:lineRule="auto"/>
               <w:jc w:val="center"/>
             </w:pPr>
             <w:r>
               <w:rPr>
-                <w:sz w:val="24"/>
-                <w:szCs w:val="24"/>
-              </w:rPr>
-              <w:t xml:space="preserve">Практическая</w:t>
-              <w:br/>
-              <w:t xml:space="preserve">подготовка</w:t>
-            </w:r>
-          </w:p>
-        </w:tc>
-        <w:tc>
-          <w:tcPr>
-            <w:tcW w:w="2221" w:type="dxa"/>
-          </w:tcPr>
-          <w:p>
-            <w:pPr>
-              <w:rPr>
-                <w:sz w:val="24"/>
-                <w:szCs w:val="24"/>
-              </w:rPr>
+                <w:rFonts w:ascii="Times New Roman" w:hAnsi="Times New Roman"/>
+                <w:b/>
+                <w:sz w:val="24"/>
+              </w:rPr>
+              <w:t>Всего часов</w:t>
+            </w:r>
+          </w:p>
+        </w:tc>
+        <w:tc>
+          <w:tcPr>
+            <w:tcW w:type="dxa" w:w="1587"/>
+            <w:vMerge w:val="restart"/>
+            <w:vAlign w:val="center"/>
+          </w:tcPr>
+          <w:p>
+            <w:pPr>
+              <w:spacing w:before="0" w:after="20" w:line="240" w:lineRule="auto"/>
               <w:jc w:val="center"/>
             </w:pPr>
             <w:r>
               <w:rPr>
-                <w:sz w:val="24"/>
-                <w:szCs w:val="24"/>
-              </w:rPr>
-              <w:t xml:space="preserve">3 семестр</w:t>
+                <w:rFonts w:ascii="Times New Roman" w:hAnsi="Times New Roman"/>
+                <w:b/>
+                <w:sz w:val="24"/>
+              </w:rPr>
+              <w:t>В том числе практическая подготовка</w:t>
+            </w:r>
+          </w:p>
+        </w:tc>
+        <w:tc>
+          <w:tcPr>
+            <w:tcW w:type="dxa" w:w="3402"/>
+            <w:vAlign w:val="center"/>
+          </w:tcPr>
+          <w:p>
+            <w:pPr>
+              <w:spacing w:before="0" w:after="20" w:line="240" w:lineRule="auto"/>
+              <w:jc w:val="center"/>
+            </w:pPr>
+            <w:r>
+              <w:rPr>
+                <w:rFonts w:ascii="Times New Roman" w:hAnsi="Times New Roman"/>
+                <w:b/>
+                <w:sz w:val="24"/>
+              </w:rPr>
+              <w:t>Семестры / курсы</w:t>
             </w:r>
           </w:p>
         </w:tc>
       </w:tr>
       <w:tr>
-        <w:tc>
-          <w:tcPr>
-            <w:tcW w:w="4071" w:type="dxa"/>
-          </w:tcPr>
-          <w:p>
-            <w:pPr>
-              <w:rPr>
-                <w:sz w:val="24"/>
-                <w:szCs w:val="24"/>
-              </w:rPr>
-              <w:jc w:val="left"/>
-            </w:pPr>
-            <w:r>
-              <w:rPr>
-                <w:sz w:val="24"/>
-                <w:szCs w:val="24"/>
-              </w:rPr>
-              <w:t xml:space="preserve">Контактная работа обучающихся с преподавателем, часов</w:t>
-            </w:r>
-          </w:p>
-        </w:tc>
-        <w:tc>
-          <w:tcPr>
-            <w:tcW w:w="1110" w:type="dxa"/>
-          </w:tcPr>
-          <w:p>
-            <w:pPr>
-              <w:rPr>
-                <w:sz w:val="24"/>
-                <w:szCs w:val="24"/>
-              </w:rPr>
+        <w:trPr>
+          <w:tblHeader/>
+        </w:trPr>
+        <w:tc>
+          <w:tcPr>
+            <w:tcW w:type="dxa" w:w="454"/>
+            <w:vMerge/>
+          </w:tcPr>
+          <w:p/>
+        </w:tc>
+        <w:tc>
+          <w:tcPr>
+            <w:tcW w:type="dxa" w:w="3175"/>
+            <w:gridSpan w:val="2"/>
+            <w:vMerge/>
+          </w:tcPr>
+          <w:p/>
+        </w:tc>
+        <w:tc>
+          <w:tcPr>
+            <w:tcW w:type="dxa" w:w="737"/>
+            <w:vMerge/>
+          </w:tcPr>
+          <w:p/>
+        </w:tc>
+        <w:tc>
+          <w:tcPr>
+            <w:tcW w:type="dxa" w:w="1587"/>
+            <w:vMerge/>
+          </w:tcPr>
+          <w:p/>
+        </w:tc>
+        <w:tc>
+          <w:tcPr>
+            <w:tcW w:type="dxa" w:w="3402"/>
+            <w:vAlign w:val="center"/>
+          </w:tcPr>
+          <w:p>
+            <w:pPr>
+              <w:spacing w:before="0" w:after="20" w:line="240" w:lineRule="auto"/>
               <w:jc w:val="center"/>
             </w:pPr>
             <w:r>
               <w:rPr>
-                <w:sz w:val="24"/>
-                <w:szCs w:val="24"/>
-              </w:rPr>
-              <w:t xml:space="preserve">48</w:t>
-            </w:r>
-          </w:p>
-        </w:tc>
-        <w:tc>
-          <w:tcPr>
-            <w:tcW w:w="1851" w:type="dxa"/>
-          </w:tcPr>
-          <w:p>
-            <w:pPr>
-              <w:rPr>
-                <w:sz w:val="24"/>
-                <w:szCs w:val="24"/>
-              </w:rPr>
-              <w:jc w:val="center"/>
-            </w:pPr>
-            <w:r>
-              <w:rPr>
-                <w:sz w:val="24"/>
-                <w:szCs w:val="24"/>
-              </w:rPr>
-              <w:t xml:space="preserve">—</w:t>
-            </w:r>
-          </w:p>
-        </w:tc>
-        <w:tc>
-          <w:tcPr>
-            <w:tcW w:w="2221" w:type="dxa"/>
-          </w:tcPr>
-          <w:p>
-            <w:pPr>
-              <w:rPr>
-                <w:sz w:val="24"/>
-                <w:szCs w:val="24"/>
-              </w:rPr>
-              <w:jc w:val="center"/>
-            </w:pPr>
-            <w:r>
-              <w:rPr>
-                <w:sz w:val="24"/>
-                <w:szCs w:val="24"/>
-              </w:rPr>
-              <w:t xml:space="preserve">48</w:t>
+                <w:rFonts w:ascii="Times New Roman" w:hAnsi="Times New Roman"/>
+                <w:b/>
+                <w:sz w:val="24"/>
+              </w:rPr>
+              <w:t>№ 3</w:t>
             </w:r>
           </w:p>
         </w:tc>
       </w:tr>
       <w:tr>
-        <w:tc>
-          <w:tcPr>
-            <w:tcW w:w="4071" w:type="dxa"/>
-          </w:tcPr>
-          <w:p>
-            <w:pPr>
-              <w:rPr>
-                <w:sz w:val="24"/>
-                <w:szCs w:val="24"/>
-              </w:rPr>
-              <w:jc w:val="left"/>
-            </w:pPr>
-            <w:r>
-              <w:rPr>
-                <w:sz w:val="24"/>
-                <w:szCs w:val="24"/>
-              </w:rPr>
-              <w:t xml:space="preserve">Лекции (Л), часов</w:t>
-            </w:r>
-          </w:p>
-        </w:tc>
-        <w:tc>
-          <w:tcPr>
-            <w:tcW w:w="1110" w:type="dxa"/>
-          </w:tcPr>
-          <w:p>
-            <w:pPr>
-              <w:rPr>
-                <w:sz w:val="24"/>
-                <w:szCs w:val="24"/>
-              </w:rPr>
+        <w:trPr>
+          <w:tblHeader/>
+        </w:trPr>
+        <w:tc>
+          <w:tcPr>
+            <w:tcW w:type="dxa" w:w="454"/>
+            <w:vMerge/>
+          </w:tcPr>
+          <w:p/>
+        </w:tc>
+        <w:tc>
+          <w:tcPr>
+            <w:tcW w:type="dxa" w:w="3175"/>
+            <w:gridSpan w:val="2"/>
+            <w:vMerge/>
+          </w:tcPr>
+          <w:p/>
+        </w:tc>
+        <w:tc>
+          <w:tcPr>
+            <w:tcW w:type="dxa" w:w="737"/>
+            <w:vMerge/>
+          </w:tcPr>
+          <w:p/>
+        </w:tc>
+        <w:tc>
+          <w:tcPr>
+            <w:tcW w:type="dxa" w:w="1587"/>
+            <w:vMerge/>
+          </w:tcPr>
+          <w:p/>
+        </w:tc>
+        <w:tc>
+          <w:tcPr>
+            <w:tcW w:type="dxa" w:w="3402"/>
+            <w:vAlign w:val="center"/>
+          </w:tcPr>
+          <w:p>
+            <w:pPr>
+              <w:spacing w:before="0" w:after="20" w:line="240" w:lineRule="auto"/>
               <w:jc w:val="center"/>
             </w:pPr>
             <w:r>
               <w:rPr>
-                <w:sz w:val="24"/>
-                <w:szCs w:val="24"/>
-              </w:rPr>
-              <w:t xml:space="preserve">16</w:t>
-            </w:r>
-          </w:p>
-        </w:tc>
-        <w:tc>
-          <w:tcPr>
-            <w:tcW w:w="1851" w:type="dxa"/>
-          </w:tcPr>
-          <w:p>
-            <w:pPr>
-              <w:rPr>
-                <w:sz w:val="24"/>
-                <w:szCs w:val="24"/>
-              </w:rPr>
-              <w:jc w:val="center"/>
-            </w:pPr>
-            <w:r>
-              <w:rPr>
-                <w:sz w:val="24"/>
-                <w:szCs w:val="24"/>
-              </w:rPr>
-              <w:t xml:space="preserve">—</w:t>
-            </w:r>
-          </w:p>
-        </w:tc>
-        <w:tc>
-          <w:tcPr>
-            <w:tcW w:w="2221" w:type="dxa"/>
-          </w:tcPr>
-          <w:p>
-            <w:pPr>
-              <w:rPr>
-                <w:sz w:val="24"/>
-                <w:szCs w:val="24"/>
-              </w:rPr>
-              <w:jc w:val="center"/>
-            </w:pPr>
-            <w:r>
-              <w:rPr>
-                <w:sz w:val="24"/>
-                <w:szCs w:val="24"/>
-              </w:rPr>
-              <w:t xml:space="preserve">16</w:t>
+                <w:rFonts w:ascii="Times New Roman" w:hAnsi="Times New Roman"/>
+                <w:b/>
+                <w:sz w:val="24"/>
+              </w:rPr>
+              <w:t>часов</w:t>
             </w:r>
           </w:p>
         </w:tc>
@@ -2978,85 +2830,102 @@
       <w:tr>
         <w:tc>
           <w:tcPr>
-            <w:tcW w:w="4071" w:type="dxa"/>
-          </w:tcPr>
-          <w:p>
-            <w:pPr>
-              <w:rPr>
-                <w:sz w:val="24"/>
-                <w:szCs w:val="24"/>
-              </w:rPr>
+            <w:tcW w:type="dxa" w:w="454"/>
+            <w:vAlign w:val="center"/>
+          </w:tcPr>
+          <w:p>
+            <w:pPr>
+              <w:spacing w:before="0" w:after="20" w:line="240" w:lineRule="auto"/>
+              <w:jc w:val="center"/>
+            </w:pPr>
+            <w:r>
+              <w:rPr>
+                <w:rFonts w:ascii="Times New Roman" w:hAnsi="Times New Roman"/>
+                <w:b w:val="0"/>
+                <w:sz w:val="24"/>
+              </w:rPr>
+              <w:t>1</w:t>
+            </w:r>
+          </w:p>
+        </w:tc>
+        <w:tc>
+          <w:tcPr>
+            <w:tcW w:type="dxa" w:w="3175"/>
+            <w:gridSpan w:val="2"/>
+            <w:vAlign w:val="center"/>
+          </w:tcPr>
+          <w:p>
+            <w:pPr>
+              <w:spacing w:before="0" w:after="20" w:line="240" w:lineRule="auto"/>
               <w:jc w:val="left"/>
             </w:pPr>
             <w:r>
               <w:rPr>
-                <w:sz w:val="24"/>
-                <w:szCs w:val="24"/>
-              </w:rPr>
-              <w:t xml:space="preserve">Практические занятия (ПЗ), семинары (С), часов</w:t>
-            </w:r>
-          </w:p>
-        </w:tc>
-        <w:tc>
-          <w:tcPr>
-            <w:tcW w:w="1110" w:type="dxa"/>
-          </w:tcPr>
-          <w:p>
-            <w:pPr>
-              <w:rPr>
-                <w:sz w:val="24"/>
-                <w:szCs w:val="24"/>
-              </w:rPr>
+                <w:rFonts w:ascii="Times New Roman" w:hAnsi="Times New Roman"/>
+                <w:b/>
+                <w:sz w:val="24"/>
+              </w:rPr>
+              <w:t>Контактная работа обучающихся с преподавателем (по видам учебных занятий), всего</w:t>
+            </w:r>
+          </w:p>
+        </w:tc>
+        <w:tc>
+          <w:tcPr>
+            <w:tcW w:type="dxa" w:w="737"/>
+            <w:vAlign w:val="center"/>
+          </w:tcPr>
+          <w:p>
+            <w:pPr>
+              <w:spacing w:before="0" w:after="20" w:line="240" w:lineRule="auto"/>
               <w:jc w:val="center"/>
             </w:pPr>
             <w:r>
               <w:rPr>
-                <w:sz w:val="24"/>
-                <w:szCs w:val="24"/>
-              </w:rPr>
-              <w:t xml:space="preserve">32</w:t>
-            </w:r>
-          </w:p>
-        </w:tc>
-        <w:tc>
-          <w:tcPr>
-            <w:tcW w:w="1851" w:type="dxa"/>
-          </w:tcPr>
-          <w:p>
-            <w:pPr>
-              <w:rPr>
-                <w:sz w:val="24"/>
-                <w:szCs w:val="24"/>
-              </w:rPr>
+                <w:rFonts w:ascii="Times New Roman" w:hAnsi="Times New Roman"/>
+                <w:b w:val="0"/>
+                <w:sz w:val="24"/>
+              </w:rPr>
+              <w:t>48</w:t>
+            </w:r>
+          </w:p>
+        </w:tc>
+        <w:tc>
+          <w:tcPr>
+            <w:tcW w:type="dxa" w:w="1587"/>
+            <w:vAlign w:val="center"/>
+          </w:tcPr>
+          <w:p>
+            <w:pPr>
+              <w:spacing w:before="0" w:after="20" w:line="240" w:lineRule="auto"/>
               <w:jc w:val="center"/>
             </w:pPr>
             <w:r>
               <w:rPr>
-                <w:sz w:val="24"/>
-                <w:szCs w:val="24"/>
-              </w:rPr>
-              <w:t xml:space="preserve">—</w:t>
-            </w:r>
-          </w:p>
-        </w:tc>
-        <w:tc>
-          <w:tcPr>
-            <w:tcW w:w="2221" w:type="dxa"/>
-          </w:tcPr>
-          <w:p>
-            <w:pPr>
-              <w:rPr>
-                <w:sz w:val="24"/>
-                <w:szCs w:val="24"/>
-              </w:rPr>
+                <w:rFonts w:ascii="Times New Roman" w:hAnsi="Times New Roman"/>
+                <w:b w:val="0"/>
+                <w:sz w:val="24"/>
+              </w:rPr>
+              <w:t>0</w:t>
+            </w:r>
+          </w:p>
+        </w:tc>
+        <w:tc>
+          <w:tcPr>
+            <w:tcW w:type="dxa" w:w="3402"/>
+            <w:vAlign w:val="center"/>
+          </w:tcPr>
+          <w:p>
+            <w:pPr>
+              <w:spacing w:before="0" w:after="20" w:line="240" w:lineRule="auto"/>
               <w:jc w:val="center"/>
             </w:pPr>
             <w:r>
               <w:rPr>
-                <w:sz w:val="24"/>
-                <w:szCs w:val="24"/>
-              </w:rPr>
-              <w:t xml:space="preserve">32</w:t>
+                <w:rFonts w:ascii="Times New Roman" w:hAnsi="Times New Roman"/>
+                <w:b w:val="0"/>
+                <w:sz w:val="24"/>
+              </w:rPr>
+              <w:t>48</w:t>
             </w:r>
           </w:p>
         </w:tc>
@@ -3064,171 +2933,162 @@
       <w:tr>
         <w:tc>
           <w:tcPr>
-            <w:tcW w:w="4071" w:type="dxa"/>
-          </w:tcPr>
-          <w:p>
-            <w:pPr>
-              <w:rPr>
-                <w:sz w:val="24"/>
-                <w:szCs w:val="24"/>
-              </w:rPr>
+            <w:tcW w:type="dxa" w:w="454"/>
+            <w:vAlign w:val="center"/>
+          </w:tcPr>
+          <w:p>
+            <w:pPr>
+              <w:spacing w:before="0" w:after="20" w:line="240" w:lineRule="auto"/>
+              <w:jc w:val="center"/>
+            </w:pPr>
+            <w:r>
+              <w:rPr>
+                <w:rFonts w:ascii="Times New Roman" w:hAnsi="Times New Roman"/>
+                <w:b w:val="0"/>
+                <w:sz w:val="24"/>
+              </w:rPr>
+            </w:r>
+          </w:p>
+        </w:tc>
+        <w:tc>
+          <w:tcPr>
+            <w:tcW w:type="dxa" w:w="3175"/>
+            <w:gridSpan w:val="2"/>
+            <w:vAlign w:val="center"/>
+          </w:tcPr>
+          <w:p>
+            <w:pPr>
+              <w:spacing w:before="0" w:after="20" w:line="240" w:lineRule="auto"/>
               <w:jc w:val="left"/>
             </w:pPr>
             <w:r>
               <w:rPr>
-                <w:sz w:val="24"/>
-                <w:szCs w:val="24"/>
-              </w:rPr>
-              <w:t xml:space="preserve">Лабораторные работы (ЛР), часов</w:t>
-            </w:r>
-          </w:p>
-        </w:tc>
-        <w:tc>
-          <w:tcPr>
-            <w:tcW w:w="1110" w:type="dxa"/>
-          </w:tcPr>
-          <w:p>
-            <w:pPr>
-              <w:rPr>
-                <w:sz w:val="24"/>
-                <w:szCs w:val="24"/>
-              </w:rPr>
-              <w:jc w:val="center"/>
-            </w:pPr>
-            <w:r>
-              <w:rPr>
-                <w:sz w:val="24"/>
-                <w:szCs w:val="24"/>
-              </w:rPr>
-              <w:t xml:space="preserve">0</w:t>
-            </w:r>
-          </w:p>
-        </w:tc>
-        <w:tc>
-          <w:tcPr>
-            <w:tcW w:w="1851" w:type="dxa"/>
-          </w:tcPr>
-          <w:p>
-            <w:pPr>
-              <w:rPr>
-                <w:sz w:val="24"/>
-                <w:szCs w:val="24"/>
-              </w:rPr>
-              <w:jc w:val="center"/>
-            </w:pPr>
-            <w:r>
-              <w:rPr>
-                <w:sz w:val="24"/>
-                <w:szCs w:val="24"/>
-              </w:rPr>
-              <w:t xml:space="preserve">—</w:t>
-            </w:r>
-          </w:p>
-        </w:tc>
-        <w:tc>
-          <w:tcPr>
-            <w:tcW w:w="2221" w:type="dxa"/>
-          </w:tcPr>
-          <w:p>
-            <w:pPr>
-              <w:rPr>
-                <w:sz w:val="24"/>
-                <w:szCs w:val="24"/>
-              </w:rPr>
-              <w:jc w:val="center"/>
-            </w:pPr>
-            <w:r>
-              <w:rPr>
-                <w:sz w:val="24"/>
-                <w:szCs w:val="24"/>
-              </w:rPr>
-              <w:t xml:space="preserve">—</w:t>
-            </w:r>
-          </w:p>
+                <w:rFonts w:ascii="Times New Roman" w:hAnsi="Times New Roman"/>
+                <w:b w:val="0"/>
+                <w:sz w:val="24"/>
+              </w:rPr>
+              <w:t>в том числе:</w:t>
+            </w:r>
+          </w:p>
+        </w:tc>
+        <w:tc>
+          <w:tcPr>
+            <w:tcW w:type="dxa" w:w="737"/>
+          </w:tcPr>
+          <w:p/>
+        </w:tc>
+        <w:tc>
+          <w:tcPr>
+            <w:tcW w:type="dxa" w:w="1587"/>
+          </w:tcPr>
+          <w:p/>
+        </w:tc>
+        <w:tc>
+          <w:tcPr>
+            <w:tcW w:type="dxa" w:w="3402"/>
+          </w:tcPr>
+          <w:p/>
         </w:tc>
       </w:tr>
       <w:tr>
         <w:tc>
           <w:tcPr>
-            <w:tcW w:w="4071" w:type="dxa"/>
-          </w:tcPr>
-          <w:p>
-            <w:pPr>
-              <w:rPr>
-                <w:sz w:val="24"/>
-                <w:szCs w:val="24"/>
-              </w:rPr>
+            <w:tcW w:type="dxa" w:w="454"/>
+            <w:vAlign w:val="center"/>
+          </w:tcPr>
+          <w:p>
+            <w:pPr>
+              <w:spacing w:before="0" w:after="20" w:line="240" w:lineRule="auto"/>
+              <w:jc w:val="center"/>
+            </w:pPr>
+            <w:r>
+              <w:rPr>
+                <w:rFonts w:ascii="Times New Roman" w:hAnsi="Times New Roman"/>
+                <w:b w:val="0"/>
+                <w:sz w:val="24"/>
+              </w:rPr>
+              <w:t>1.1</w:t>
+            </w:r>
+          </w:p>
+        </w:tc>
+        <w:tc>
+          <w:tcPr>
+            <w:tcW w:type="dxa" w:w="3175"/>
+            <w:gridSpan w:val="2"/>
+            <w:vAlign w:val="center"/>
+          </w:tcPr>
+          <w:p>
+            <w:pPr>
+              <w:spacing w:before="0" w:after="20" w:line="240" w:lineRule="auto"/>
               <w:jc w:val="left"/>
             </w:pPr>
             <w:r>
               <w:rPr>
-                <w:sz w:val="24"/>
-                <w:szCs w:val="24"/>
-              </w:rPr>
-              <w:t xml:space="preserve">Иные виды занятий, часов</w:t>
-            </w:r>
-          </w:p>
-        </w:tc>
-        <w:tc>
-          <w:tcPr>
-            <w:tcW w:w="1110" w:type="dxa"/>
-          </w:tcPr>
-          <w:p>
-            <w:pPr>
-              <w:rPr>
-                <w:sz w:val="24"/>
-                <w:szCs w:val="24"/>
-              </w:rPr>
+                <w:rFonts w:ascii="Times New Roman" w:hAnsi="Times New Roman"/>
+                <w:b w:val="0"/>
+                <w:sz w:val="24"/>
+              </w:rPr>
+              <w:t>Лекции (Л)</w:t>
+            </w:r>
+          </w:p>
+        </w:tc>
+        <w:tc>
+          <w:tcPr>
+            <w:tcW w:type="dxa" w:w="737"/>
+            <w:vAlign w:val="center"/>
+          </w:tcPr>
+          <w:p>
+            <w:pPr>
+              <w:spacing w:before="0" w:after="20" w:line="240" w:lineRule="auto"/>
               <w:jc w:val="center"/>
             </w:pPr>
             <w:r>
               <w:rPr>
-                <w:sz w:val="24"/>
-                <w:szCs w:val="24"/>
-              </w:rPr>
-              <w:t xml:space="preserve">—</w:t>
-            </w:r>
-          </w:p>
-        </w:tc>
-        <w:tc>
-          <w:tcPr>
-            <w:tcW w:w="1851" w:type="dxa"/>
-          </w:tcPr>
-          <w:p>
-            <w:pPr>
-              <w:rPr>
-                <w:sz w:val="24"/>
-                <w:szCs w:val="24"/>
-              </w:rPr>
+                <w:rFonts w:ascii="Times New Roman" w:hAnsi="Times New Roman"/>
+                <w:b w:val="0"/>
+                <w:sz w:val="24"/>
+              </w:rPr>
+              <w:t>16</w:t>
+            </w:r>
+          </w:p>
+        </w:tc>
+        <w:tc>
+          <w:tcPr>
+            <w:tcW w:type="dxa" w:w="1587"/>
+            <w:vAlign w:val="center"/>
+          </w:tcPr>
+          <w:p>
+            <w:pPr>
+              <w:spacing w:before="0" w:after="20" w:line="240" w:lineRule="auto"/>
               <w:jc w:val="center"/>
             </w:pPr>
             <w:r>
               <w:rPr>
-                <w:sz w:val="24"/>
-                <w:szCs w:val="24"/>
-              </w:rPr>
-              <w:t xml:space="preserve">—</w:t>
-            </w:r>
-          </w:p>
-        </w:tc>
-        <w:tc>
-          <w:tcPr>
-            <w:tcW w:w="2221" w:type="dxa"/>
-          </w:tcPr>
-          <w:p>
-            <w:pPr>
-              <w:rPr>
-                <w:sz w:val="24"/>
-                <w:szCs w:val="24"/>
-              </w:rPr>
+                <w:rFonts w:ascii="Times New Roman" w:hAnsi="Times New Roman"/>
+                <w:b w:val="0"/>
+                <w:sz w:val="24"/>
+              </w:rPr>
+              <w:t>0</w:t>
+            </w:r>
+          </w:p>
+        </w:tc>
+        <w:tc>
+          <w:tcPr>
+            <w:tcW w:type="dxa" w:w="3402"/>
+            <w:vAlign w:val="center"/>
+          </w:tcPr>
+          <w:p>
+            <w:pPr>
+              <w:spacing w:before="0" w:after="20" w:line="240" w:lineRule="auto"/>
               <w:jc w:val="center"/>
             </w:pPr>
             <w:r>
               <w:rPr>
-                <w:sz w:val="24"/>
-                <w:szCs w:val="24"/>
-              </w:rPr>
-              <w:t xml:space="preserve">—</w:t>
+                <w:rFonts w:ascii="Times New Roman" w:hAnsi="Times New Roman"/>
+                <w:b w:val="0"/>
+                <w:sz w:val="24"/>
+              </w:rPr>
+              <w:t>16</w:t>
             </w:r>
           </w:p>
         </w:tc>
@@ -3236,85 +3096,102 @@
       <w:tr>
         <w:tc>
           <w:tcPr>
-            <w:tcW w:w="4071" w:type="dxa"/>
-          </w:tcPr>
-          <w:p>
-            <w:pPr>
-              <w:rPr>
-                <w:sz w:val="24"/>
-                <w:szCs w:val="24"/>
-              </w:rPr>
+            <w:tcW w:type="dxa" w:w="454"/>
+            <w:vAlign w:val="center"/>
+          </w:tcPr>
+          <w:p>
+            <w:pPr>
+              <w:spacing w:before="0" w:after="20" w:line="240" w:lineRule="auto"/>
+              <w:jc w:val="center"/>
+            </w:pPr>
+            <w:r>
+              <w:rPr>
+                <w:rFonts w:ascii="Times New Roman" w:hAnsi="Times New Roman"/>
+                <w:b w:val="0"/>
+                <w:sz w:val="24"/>
+              </w:rPr>
+              <w:t>1.2</w:t>
+            </w:r>
+          </w:p>
+        </w:tc>
+        <w:tc>
+          <w:tcPr>
+            <w:tcW w:type="dxa" w:w="3175"/>
+            <w:gridSpan w:val="2"/>
+            <w:vAlign w:val="center"/>
+          </w:tcPr>
+          <w:p>
+            <w:pPr>
+              <w:spacing w:before="0" w:after="20" w:line="240" w:lineRule="auto"/>
               <w:jc w:val="left"/>
             </w:pPr>
             <w:r>
               <w:rPr>
-                <w:sz w:val="24"/>
-                <w:szCs w:val="24"/>
-              </w:rPr>
-              <w:t xml:space="preserve">Самостоятельная работа студента, часов</w:t>
-            </w:r>
-          </w:p>
-        </w:tc>
-        <w:tc>
-          <w:tcPr>
-            <w:tcW w:w="1110" w:type="dxa"/>
-          </w:tcPr>
-          <w:p>
-            <w:pPr>
-              <w:rPr>
-                <w:sz w:val="24"/>
-                <w:szCs w:val="24"/>
-              </w:rPr>
+                <w:rFonts w:ascii="Times New Roman" w:hAnsi="Times New Roman"/>
+                <w:b w:val="0"/>
+                <w:sz w:val="24"/>
+              </w:rPr>
+              <w:t>Практические занятия (ПЗ)</w:t>
+            </w:r>
+          </w:p>
+        </w:tc>
+        <w:tc>
+          <w:tcPr>
+            <w:tcW w:type="dxa" w:w="737"/>
+            <w:vAlign w:val="center"/>
+          </w:tcPr>
+          <w:p>
+            <w:pPr>
+              <w:spacing w:before="0" w:after="20" w:line="240" w:lineRule="auto"/>
               <w:jc w:val="center"/>
             </w:pPr>
             <w:r>
               <w:rPr>
-                <w:sz w:val="24"/>
-                <w:szCs w:val="24"/>
-              </w:rPr>
-              <w:t xml:space="preserve">60</w:t>
-            </w:r>
-          </w:p>
-        </w:tc>
-        <w:tc>
-          <w:tcPr>
-            <w:tcW w:w="1851" w:type="dxa"/>
-          </w:tcPr>
-          <w:p>
-            <w:pPr>
-              <w:rPr>
-                <w:sz w:val="24"/>
-                <w:szCs w:val="24"/>
-              </w:rPr>
+                <w:rFonts w:ascii="Times New Roman" w:hAnsi="Times New Roman"/>
+                <w:b w:val="0"/>
+                <w:sz w:val="24"/>
+              </w:rPr>
+              <w:t>32</w:t>
+            </w:r>
+          </w:p>
+        </w:tc>
+        <w:tc>
+          <w:tcPr>
+            <w:tcW w:type="dxa" w:w="1587"/>
+            <w:vAlign w:val="center"/>
+          </w:tcPr>
+          <w:p>
+            <w:pPr>
+              <w:spacing w:before="0" w:after="20" w:line="240" w:lineRule="auto"/>
               <w:jc w:val="center"/>
             </w:pPr>
             <w:r>
               <w:rPr>
-                <w:sz w:val="24"/>
-                <w:szCs w:val="24"/>
-              </w:rPr>
-              <w:t xml:space="preserve">—</w:t>
-            </w:r>
-          </w:p>
-        </w:tc>
-        <w:tc>
-          <w:tcPr>
-            <w:tcW w:w="2221" w:type="dxa"/>
-          </w:tcPr>
-          <w:p>
-            <w:pPr>
-              <w:rPr>
-                <w:sz w:val="24"/>
-                <w:szCs w:val="24"/>
-              </w:rPr>
+                <w:rFonts w:ascii="Times New Roman" w:hAnsi="Times New Roman"/>
+                <w:b w:val="0"/>
+                <w:sz w:val="24"/>
+              </w:rPr>
+              <w:t>0</w:t>
+            </w:r>
+          </w:p>
+        </w:tc>
+        <w:tc>
+          <w:tcPr>
+            <w:tcW w:type="dxa" w:w="3402"/>
+            <w:vAlign w:val="center"/>
+          </w:tcPr>
+          <w:p>
+            <w:pPr>
+              <w:spacing w:before="0" w:after="20" w:line="240" w:lineRule="auto"/>
               <w:jc w:val="center"/>
             </w:pPr>
             <w:r>
               <w:rPr>
-                <w:sz w:val="24"/>
-                <w:szCs w:val="24"/>
-              </w:rPr>
-              <w:t xml:space="preserve">60</w:t>
+                <w:rFonts w:ascii="Times New Roman" w:hAnsi="Times New Roman"/>
+                <w:b w:val="0"/>
+                <w:sz w:val="24"/>
+              </w:rPr>
+              <w:t>32</w:t>
             </w:r>
           </w:p>
         </w:tc>
@@ -3322,85 +3199,102 @@
       <w:tr>
         <w:tc>
           <w:tcPr>
-            <w:tcW w:w="4071" w:type="dxa"/>
-          </w:tcPr>
-          <w:p>
-            <w:pPr>
-              <w:rPr>
-                <w:sz w:val="24"/>
-                <w:szCs w:val="24"/>
-              </w:rPr>
+            <w:tcW w:type="dxa" w:w="454"/>
+            <w:vAlign w:val="center"/>
+          </w:tcPr>
+          <w:p>
+            <w:pPr>
+              <w:spacing w:before="0" w:after="20" w:line="240" w:lineRule="auto"/>
+              <w:jc w:val="center"/>
+            </w:pPr>
+            <w:r>
+              <w:rPr>
+                <w:rFonts w:ascii="Times New Roman" w:hAnsi="Times New Roman"/>
+                <w:b w:val="0"/>
+                <w:sz w:val="24"/>
+              </w:rPr>
+              <w:t>1.3</w:t>
+            </w:r>
+          </w:p>
+        </w:tc>
+        <w:tc>
+          <w:tcPr>
+            <w:tcW w:type="dxa" w:w="3175"/>
+            <w:gridSpan w:val="2"/>
+            <w:vAlign w:val="center"/>
+          </w:tcPr>
+          <w:p>
+            <w:pPr>
+              <w:spacing w:before="0" w:after="20" w:line="240" w:lineRule="auto"/>
               <w:jc w:val="left"/>
             </w:pPr>
             <w:r>
               <w:rPr>
-                <w:sz w:val="24"/>
-                <w:szCs w:val="24"/>
-              </w:rPr>
-              <w:t xml:space="preserve">Подготовка к промежуточной аттестации (контроль), часов</w:t>
-            </w:r>
-          </w:p>
-        </w:tc>
-        <w:tc>
-          <w:tcPr>
-            <w:tcW w:w="1110" w:type="dxa"/>
-          </w:tcPr>
-          <w:p>
-            <w:pPr>
-              <w:rPr>
-                <w:sz w:val="24"/>
-                <w:szCs w:val="24"/>
-              </w:rPr>
+                <w:rFonts w:ascii="Times New Roman" w:hAnsi="Times New Roman"/>
+                <w:b w:val="0"/>
+                <w:sz w:val="24"/>
+              </w:rPr>
+              <w:t>Семинары (С)</w:t>
+            </w:r>
+          </w:p>
+        </w:tc>
+        <w:tc>
+          <w:tcPr>
+            <w:tcW w:type="dxa" w:w="737"/>
+            <w:vAlign w:val="center"/>
+          </w:tcPr>
+          <w:p>
+            <w:pPr>
+              <w:spacing w:before="0" w:after="20" w:line="240" w:lineRule="auto"/>
               <w:jc w:val="center"/>
             </w:pPr>
             <w:r>
               <w:rPr>
-                <w:sz w:val="24"/>
-                <w:szCs w:val="24"/>
-              </w:rPr>
-              <w:t xml:space="preserve">36</w:t>
-            </w:r>
-          </w:p>
-        </w:tc>
-        <w:tc>
-          <w:tcPr>
-            <w:tcW w:w="1851" w:type="dxa"/>
-          </w:tcPr>
-          <w:p>
-            <w:pPr>
-              <w:rPr>
-                <w:sz w:val="24"/>
-                <w:szCs w:val="24"/>
-              </w:rPr>
+                <w:rFonts w:ascii="Times New Roman" w:hAnsi="Times New Roman"/>
+                <w:b w:val="0"/>
+                <w:sz w:val="24"/>
+              </w:rPr>
+              <w:t>0</w:t>
+            </w:r>
+          </w:p>
+        </w:tc>
+        <w:tc>
+          <w:tcPr>
+            <w:tcW w:type="dxa" w:w="1587"/>
+            <w:vAlign w:val="center"/>
+          </w:tcPr>
+          <w:p>
+            <w:pPr>
+              <w:spacing w:before="0" w:after="20" w:line="240" w:lineRule="auto"/>
               <w:jc w:val="center"/>
             </w:pPr>
             <w:r>
               <w:rPr>
-                <w:sz w:val="24"/>
-                <w:szCs w:val="24"/>
-              </w:rPr>
-              <w:t xml:space="preserve">—</w:t>
-            </w:r>
-          </w:p>
-        </w:tc>
-        <w:tc>
-          <w:tcPr>
-            <w:tcW w:w="2221" w:type="dxa"/>
-          </w:tcPr>
-          <w:p>
-            <w:pPr>
-              <w:rPr>
-                <w:sz w:val="24"/>
-                <w:szCs w:val="24"/>
-              </w:rPr>
+                <w:rFonts w:ascii="Times New Roman" w:hAnsi="Times New Roman"/>
+                <w:b w:val="0"/>
+                <w:sz w:val="24"/>
+              </w:rPr>
+              <w:t>0</w:t>
+            </w:r>
+          </w:p>
+        </w:tc>
+        <w:tc>
+          <w:tcPr>
+            <w:tcW w:type="dxa" w:w="3402"/>
+            <w:vAlign w:val="center"/>
+          </w:tcPr>
+          <w:p>
+            <w:pPr>
+              <w:spacing w:before="0" w:after="20" w:line="240" w:lineRule="auto"/>
               <w:jc w:val="center"/>
             </w:pPr>
             <w:r>
               <w:rPr>
-                <w:sz w:val="24"/>
-                <w:szCs w:val="24"/>
-              </w:rPr>
-              <w:t xml:space="preserve">36</w:t>
+                <w:rFonts w:ascii="Times New Roman" w:hAnsi="Times New Roman"/>
+                <w:b w:val="0"/>
+                <w:sz w:val="24"/>
+              </w:rPr>
+              <w:t>0</w:t>
             </w:r>
           </w:p>
         </w:tc>
@@ -3408,85 +3302,102 @@
       <w:tr>
         <w:tc>
           <w:tcPr>
-            <w:tcW w:w="4071" w:type="dxa"/>
-          </w:tcPr>
-          <w:p>
-            <w:pPr>
-              <w:rPr>
-                <w:sz w:val="24"/>
-                <w:szCs w:val="24"/>
-              </w:rPr>
+            <w:tcW w:type="dxa" w:w="454"/>
+            <w:vAlign w:val="center"/>
+          </w:tcPr>
+          <w:p>
+            <w:pPr>
+              <w:spacing w:before="0" w:after="20" w:line="240" w:lineRule="auto"/>
+              <w:jc w:val="center"/>
+            </w:pPr>
+            <w:r>
+              <w:rPr>
+                <w:rFonts w:ascii="Times New Roman" w:hAnsi="Times New Roman"/>
+                <w:b w:val="0"/>
+                <w:sz w:val="24"/>
+              </w:rPr>
+              <w:t>1.4</w:t>
+            </w:r>
+          </w:p>
+        </w:tc>
+        <w:tc>
+          <w:tcPr>
+            <w:tcW w:type="dxa" w:w="3175"/>
+            <w:gridSpan w:val="2"/>
+            <w:vAlign w:val="center"/>
+          </w:tcPr>
+          <w:p>
+            <w:pPr>
+              <w:spacing w:before="0" w:after="20" w:line="240" w:lineRule="auto"/>
               <w:jc w:val="left"/>
             </w:pPr>
             <w:r>
               <w:rPr>
-                <w:sz w:val="24"/>
-                <w:szCs w:val="24"/>
-              </w:rPr>
-              <w:t xml:space="preserve">Курсовая работа / курсовой проект</w:t>
-            </w:r>
-          </w:p>
-        </w:tc>
-        <w:tc>
-          <w:tcPr>
-            <w:tcW w:w="1110" w:type="dxa"/>
-          </w:tcPr>
-          <w:p>
-            <w:pPr>
-              <w:rPr>
-                <w:sz w:val="24"/>
-                <w:szCs w:val="24"/>
-              </w:rPr>
+                <w:rFonts w:ascii="Times New Roman" w:hAnsi="Times New Roman"/>
+                <w:b w:val="0"/>
+                <w:sz w:val="24"/>
+              </w:rPr>
+              <w:t>Лабораторные работы (ЛР)</w:t>
+            </w:r>
+          </w:p>
+        </w:tc>
+        <w:tc>
+          <w:tcPr>
+            <w:tcW w:type="dxa" w:w="737"/>
+            <w:vAlign w:val="center"/>
+          </w:tcPr>
+          <w:p>
+            <w:pPr>
+              <w:spacing w:before="0" w:after="20" w:line="240" w:lineRule="auto"/>
               <w:jc w:val="center"/>
             </w:pPr>
             <w:r>
               <w:rPr>
-                <w:sz w:val="24"/>
-                <w:szCs w:val="24"/>
-              </w:rPr>
-              <w:t xml:space="preserve">—</w:t>
-            </w:r>
-          </w:p>
-        </w:tc>
-        <w:tc>
-          <w:tcPr>
-            <w:tcW w:w="1851" w:type="dxa"/>
-          </w:tcPr>
-          <w:p>
-            <w:pPr>
-              <w:rPr>
-                <w:sz w:val="24"/>
-                <w:szCs w:val="24"/>
-              </w:rPr>
+                <w:rFonts w:ascii="Times New Roman" w:hAnsi="Times New Roman"/>
+                <w:b w:val="0"/>
+                <w:sz w:val="24"/>
+              </w:rPr>
+              <w:t>0</w:t>
+            </w:r>
+          </w:p>
+        </w:tc>
+        <w:tc>
+          <w:tcPr>
+            <w:tcW w:type="dxa" w:w="1587"/>
+            <w:vAlign w:val="center"/>
+          </w:tcPr>
+          <w:p>
+            <w:pPr>
+              <w:spacing w:before="0" w:after="20" w:line="240" w:lineRule="auto"/>
               <w:jc w:val="center"/>
             </w:pPr>
             <w:r>
               <w:rPr>
-                <w:sz w:val="24"/>
-                <w:szCs w:val="24"/>
-              </w:rPr>
-              <w:t xml:space="preserve">—</w:t>
-            </w:r>
-          </w:p>
-        </w:tc>
-        <w:tc>
-          <w:tcPr>
-            <w:tcW w:w="2221" w:type="dxa"/>
-          </w:tcPr>
-          <w:p>
-            <w:pPr>
-              <w:rPr>
-                <w:sz w:val="24"/>
-                <w:szCs w:val="24"/>
-              </w:rPr>
+                <w:rFonts w:ascii="Times New Roman" w:hAnsi="Times New Roman"/>
+                <w:b w:val="0"/>
+                <w:sz w:val="24"/>
+              </w:rPr>
+              <w:t>0</w:t>
+            </w:r>
+          </w:p>
+        </w:tc>
+        <w:tc>
+          <w:tcPr>
+            <w:tcW w:type="dxa" w:w="3402"/>
+            <w:vAlign w:val="center"/>
+          </w:tcPr>
+          <w:p>
+            <w:pPr>
+              <w:spacing w:before="0" w:after="20" w:line="240" w:lineRule="auto"/>
               <w:jc w:val="center"/>
             </w:pPr>
             <w:r>
               <w:rPr>
-                <w:sz w:val="24"/>
-                <w:szCs w:val="24"/>
-              </w:rPr>
-              <w:t xml:space="preserve">—</w:t>
+                <w:rFonts w:ascii="Times New Roman" w:hAnsi="Times New Roman"/>
+                <w:b w:val="0"/>
+                <w:sz w:val="24"/>
+              </w:rPr>
+              <w:t>0</w:t>
             </w:r>
           </w:p>
         </w:tc>
@@ -3494,85 +3405,102 @@
       <w:tr>
         <w:tc>
           <w:tcPr>
-            <w:tcW w:w="4071" w:type="dxa"/>
-          </w:tcPr>
-          <w:p>
-            <w:pPr>
-              <w:rPr>
-                <w:sz w:val="24"/>
-                <w:szCs w:val="24"/>
-              </w:rPr>
+            <w:tcW w:type="dxa" w:w="454"/>
+            <w:vAlign w:val="center"/>
+          </w:tcPr>
+          <w:p>
+            <w:pPr>
+              <w:spacing w:before="0" w:after="20" w:line="240" w:lineRule="auto"/>
+              <w:jc w:val="center"/>
+            </w:pPr>
+            <w:r>
+              <w:rPr>
+                <w:rFonts w:ascii="Times New Roman" w:hAnsi="Times New Roman"/>
+                <w:b w:val="0"/>
+                <w:sz w:val="24"/>
+              </w:rPr>
+              <w:t>1.5</w:t>
+            </w:r>
+          </w:p>
+        </w:tc>
+        <w:tc>
+          <w:tcPr>
+            <w:tcW w:type="dxa" w:w="3175"/>
+            <w:gridSpan w:val="2"/>
+            <w:vAlign w:val="center"/>
+          </w:tcPr>
+          <w:p>
+            <w:pPr>
+              <w:spacing w:before="0" w:after="20" w:line="240" w:lineRule="auto"/>
               <w:jc w:val="left"/>
             </w:pPr>
             <w:r>
               <w:rPr>
-                <w:sz w:val="24"/>
-                <w:szCs w:val="24"/>
-              </w:rPr>
-              <w:t xml:space="preserve">Вид промежуточной аттестации</w:t>
-            </w:r>
-          </w:p>
-        </w:tc>
-        <w:tc>
-          <w:tcPr>
-            <w:tcW w:w="1110" w:type="dxa"/>
-          </w:tcPr>
-          <w:p>
-            <w:pPr>
-              <w:rPr>
-                <w:sz w:val="24"/>
-                <w:szCs w:val="24"/>
-              </w:rPr>
+                <w:rFonts w:ascii="Times New Roman" w:hAnsi="Times New Roman"/>
+                <w:b w:val="0"/>
+                <w:sz w:val="24"/>
+              </w:rPr>
+              <w:t>Иные виды занятий</w:t>
+            </w:r>
+          </w:p>
+        </w:tc>
+        <w:tc>
+          <w:tcPr>
+            <w:tcW w:type="dxa" w:w="737"/>
+            <w:vAlign w:val="center"/>
+          </w:tcPr>
+          <w:p>
+            <w:pPr>
+              <w:spacing w:before="0" w:after="20" w:line="240" w:lineRule="auto"/>
               <w:jc w:val="center"/>
             </w:pPr>
             <w:r>
               <w:rPr>
-                <w:sz w:val="24"/>
-                <w:szCs w:val="24"/>
-              </w:rPr>
-              <w:t xml:space="preserve">Э</w:t>
-            </w:r>
-          </w:p>
-        </w:tc>
-        <w:tc>
-          <w:tcPr>
-            <w:tcW w:w="1851" w:type="dxa"/>
-          </w:tcPr>
-          <w:p>
-            <w:pPr>
-              <w:rPr>
-                <w:sz w:val="24"/>
-                <w:szCs w:val="24"/>
-              </w:rPr>
+                <w:rFonts w:ascii="Times New Roman" w:hAnsi="Times New Roman"/>
+                <w:b w:val="0"/>
+                <w:sz w:val="24"/>
+              </w:rPr>
+              <w:t>0</w:t>
+            </w:r>
+          </w:p>
+        </w:tc>
+        <w:tc>
+          <w:tcPr>
+            <w:tcW w:type="dxa" w:w="1587"/>
+            <w:vAlign w:val="center"/>
+          </w:tcPr>
+          <w:p>
+            <w:pPr>
+              <w:spacing w:before="0" w:after="20" w:line="240" w:lineRule="auto"/>
               <w:jc w:val="center"/>
             </w:pPr>
             <w:r>
               <w:rPr>
-                <w:sz w:val="24"/>
-                <w:szCs w:val="24"/>
-              </w:rPr>
-              <w:t xml:space="preserve">—</w:t>
-            </w:r>
-          </w:p>
-        </w:tc>
-        <w:tc>
-          <w:tcPr>
-            <w:tcW w:w="2221" w:type="dxa"/>
-          </w:tcPr>
-          <w:p>
-            <w:pPr>
-              <w:rPr>
-                <w:sz w:val="24"/>
-                <w:szCs w:val="24"/>
-              </w:rPr>
+                <w:rFonts w:ascii="Times New Roman" w:hAnsi="Times New Roman"/>
+                <w:b w:val="0"/>
+                <w:sz w:val="24"/>
+              </w:rPr>
+              <w:t>0</w:t>
+            </w:r>
+          </w:p>
+        </w:tc>
+        <w:tc>
+          <w:tcPr>
+            <w:tcW w:type="dxa" w:w="3402"/>
+            <w:vAlign w:val="center"/>
+          </w:tcPr>
+          <w:p>
+            <w:pPr>
+              <w:spacing w:before="0" w:after="20" w:line="240" w:lineRule="auto"/>
               <w:jc w:val="center"/>
             </w:pPr>
             <w:r>
               <w:rPr>
-                <w:sz w:val="24"/>
-                <w:szCs w:val="24"/>
-              </w:rPr>
-              <w:t xml:space="preserve">Э</w:t>
+                <w:rFonts w:ascii="Times New Roman" w:hAnsi="Times New Roman"/>
+                <w:b w:val="0"/>
+                <w:sz w:val="24"/>
+              </w:rPr>
+              <w:t>0</w:t>
             </w:r>
           </w:p>
         </w:tc>
@@ -3580,85 +3508,102 @@
       <w:tr>
         <w:tc>
           <w:tcPr>
-            <w:tcW w:w="4071" w:type="dxa"/>
-          </w:tcPr>
-          <w:p>
-            <w:pPr>
-              <w:rPr>
-                <w:sz w:val="24"/>
-                <w:szCs w:val="24"/>
-              </w:rPr>
+            <w:tcW w:type="dxa" w:w="454"/>
+            <w:vAlign w:val="center"/>
+          </w:tcPr>
+          <w:p>
+            <w:pPr>
+              <w:spacing w:before="0" w:after="20" w:line="240" w:lineRule="auto"/>
+              <w:jc w:val="center"/>
+            </w:pPr>
+            <w:r>
+              <w:rPr>
+                <w:rFonts w:ascii="Times New Roman" w:hAnsi="Times New Roman"/>
+                <w:b w:val="0"/>
+                <w:sz w:val="24"/>
+              </w:rPr>
+              <w:t>2</w:t>
+            </w:r>
+          </w:p>
+        </w:tc>
+        <w:tc>
+          <w:tcPr>
+            <w:tcW w:type="dxa" w:w="3175"/>
+            <w:gridSpan w:val="2"/>
+            <w:vAlign w:val="center"/>
+          </w:tcPr>
+          <w:p>
+            <w:pPr>
+              <w:spacing w:before="0" w:after="20" w:line="240" w:lineRule="auto"/>
               <w:jc w:val="left"/>
             </w:pPr>
             <w:r>
               <w:rPr>
-                <w:sz w:val="24"/>
-                <w:szCs w:val="24"/>
-              </w:rPr>
-              <w:t xml:space="preserve">Итого общая трудоемкость, часов</w:t>
-            </w:r>
-          </w:p>
-        </w:tc>
-        <w:tc>
-          <w:tcPr>
-            <w:tcW w:w="1110" w:type="dxa"/>
-          </w:tcPr>
-          <w:p>
-            <w:pPr>
-              <w:rPr>
-                <w:sz w:val="24"/>
-                <w:szCs w:val="24"/>
-              </w:rPr>
+                <w:rFonts w:ascii="Times New Roman" w:hAnsi="Times New Roman"/>
+                <w:b/>
+                <w:sz w:val="24"/>
+              </w:rPr>
+              <w:t>Самостоятельная работа, всего</w:t>
+            </w:r>
+          </w:p>
+        </w:tc>
+        <w:tc>
+          <w:tcPr>
+            <w:tcW w:type="dxa" w:w="737"/>
+            <w:vAlign w:val="center"/>
+          </w:tcPr>
+          <w:p>
+            <w:pPr>
+              <w:spacing w:before="0" w:after="20" w:line="240" w:lineRule="auto"/>
               <w:jc w:val="center"/>
             </w:pPr>
             <w:r>
               <w:rPr>
-                <w:sz w:val="24"/>
-                <w:szCs w:val="24"/>
-              </w:rPr>
-              <w:t xml:space="preserve">144</w:t>
-            </w:r>
-          </w:p>
-        </w:tc>
-        <w:tc>
-          <w:tcPr>
-            <w:tcW w:w="1851" w:type="dxa"/>
-          </w:tcPr>
-          <w:p>
-            <w:pPr>
-              <w:rPr>
-                <w:sz w:val="24"/>
-                <w:szCs w:val="24"/>
-              </w:rPr>
+                <w:rFonts w:ascii="Times New Roman" w:hAnsi="Times New Roman"/>
+                <w:b w:val="0"/>
+                <w:sz w:val="24"/>
+              </w:rPr>
+              <w:t>60</w:t>
+            </w:r>
+          </w:p>
+        </w:tc>
+        <w:tc>
+          <w:tcPr>
+            <w:tcW w:type="dxa" w:w="1587"/>
+            <w:vAlign w:val="center"/>
+          </w:tcPr>
+          <w:p>
+            <w:pPr>
+              <w:spacing w:before="0" w:after="20" w:line="240" w:lineRule="auto"/>
               <w:jc w:val="center"/>
             </w:pPr>
             <w:r>
               <w:rPr>
-                <w:sz w:val="24"/>
-                <w:szCs w:val="24"/>
-              </w:rPr>
-              <w:t xml:space="preserve">—</w:t>
-            </w:r>
-          </w:p>
-        </w:tc>
-        <w:tc>
-          <w:tcPr>
-            <w:tcW w:w="2221" w:type="dxa"/>
-          </w:tcPr>
-          <w:p>
-            <w:pPr>
-              <w:rPr>
-                <w:sz w:val="24"/>
-                <w:szCs w:val="24"/>
-              </w:rPr>
+                <w:rFonts w:ascii="Times New Roman" w:hAnsi="Times New Roman"/>
+                <w:b w:val="0"/>
+                <w:sz w:val="24"/>
+              </w:rPr>
+              <w:t>0</w:t>
+            </w:r>
+          </w:p>
+        </w:tc>
+        <w:tc>
+          <w:tcPr>
+            <w:tcW w:type="dxa" w:w="3402"/>
+            <w:vAlign w:val="center"/>
+          </w:tcPr>
+          <w:p>
+            <w:pPr>
+              <w:spacing w:before="0" w:after="20" w:line="240" w:lineRule="auto"/>
               <w:jc w:val="center"/>
             </w:pPr>
             <w:r>
               <w:rPr>
-                <w:sz w:val="24"/>
-                <w:szCs w:val="24"/>
-              </w:rPr>
-              <w:t xml:space="preserve">144</w:t>
+                <w:rFonts w:ascii="Times New Roman" w:hAnsi="Times New Roman"/>
+                <w:b w:val="0"/>
+                <w:sz w:val="24"/>
+              </w:rPr>
+              <w:t>60</w:t>
             </w:r>
           </w:p>
         </w:tc>
@@ -3666,85 +3611,970 @@
       <w:tr>
         <w:tc>
           <w:tcPr>
-            <w:tcW w:w="4071" w:type="dxa"/>
-          </w:tcPr>
-          <w:p>
-            <w:pPr>
-              <w:rPr>
-                <w:sz w:val="24"/>
-                <w:szCs w:val="24"/>
-              </w:rPr>
+            <w:tcW w:type="dxa" w:w="454"/>
+            <w:vAlign w:val="center"/>
+          </w:tcPr>
+          <w:p>
+            <w:pPr>
+              <w:spacing w:before="0" w:after="20" w:line="240" w:lineRule="auto"/>
+              <w:jc w:val="center"/>
+            </w:pPr>
+            <w:r>
+              <w:rPr>
+                <w:rFonts w:ascii="Times New Roman" w:hAnsi="Times New Roman"/>
+                <w:b w:val="0"/>
+                <w:sz w:val="24"/>
+              </w:rPr>
+            </w:r>
+          </w:p>
+        </w:tc>
+        <w:tc>
+          <w:tcPr>
+            <w:tcW w:type="dxa" w:w="3175"/>
+            <w:gridSpan w:val="2"/>
+            <w:vAlign w:val="center"/>
+          </w:tcPr>
+          <w:p>
+            <w:pPr>
+              <w:spacing w:before="0" w:after="20" w:line="240" w:lineRule="auto"/>
               <w:jc w:val="left"/>
             </w:pPr>
             <w:r>
               <w:rPr>
-                <w:sz w:val="24"/>
-                <w:szCs w:val="24"/>
-              </w:rPr>
-              <w:t xml:space="preserve">Общая трудоемкость, зачетных единиц</w:t>
-            </w:r>
-          </w:p>
-        </w:tc>
-        <w:tc>
-          <w:tcPr>
-            <w:tcW w:w="1110" w:type="dxa"/>
-          </w:tcPr>
-          <w:p>
-            <w:pPr>
-              <w:rPr>
-                <w:sz w:val="24"/>
-                <w:szCs w:val="24"/>
-              </w:rPr>
+                <w:rFonts w:ascii="Times New Roman" w:hAnsi="Times New Roman"/>
+                <w:b w:val="0"/>
+                <w:sz w:val="24"/>
+              </w:rPr>
+              <w:t>в том числе:</w:t>
+            </w:r>
+          </w:p>
+        </w:tc>
+        <w:tc>
+          <w:tcPr>
+            <w:tcW w:type="dxa" w:w="737"/>
+          </w:tcPr>
+          <w:p/>
+        </w:tc>
+        <w:tc>
+          <w:tcPr>
+            <w:tcW w:type="dxa" w:w="1587"/>
+          </w:tcPr>
+          <w:p/>
+        </w:tc>
+        <w:tc>
+          <w:tcPr>
+            <w:tcW w:type="dxa" w:w="3402"/>
+          </w:tcPr>
+          <w:p/>
+        </w:tc>
+      </w:tr>
+      <w:tr>
+        <w:tc>
+          <w:tcPr>
+            <w:tcW w:type="dxa" w:w="454"/>
+            <w:vAlign w:val="center"/>
+          </w:tcPr>
+          <w:p>
+            <w:pPr>
+              <w:spacing w:before="0" w:after="20" w:line="240" w:lineRule="auto"/>
               <w:jc w:val="center"/>
             </w:pPr>
             <w:r>
               <w:rPr>
-                <w:sz w:val="24"/>
-                <w:szCs w:val="24"/>
-              </w:rPr>
-              <w:t xml:space="preserve">4</w:t>
-            </w:r>
-          </w:p>
-        </w:tc>
-        <w:tc>
-          <w:tcPr>
-            <w:tcW w:w="1851" w:type="dxa"/>
-          </w:tcPr>
-          <w:p>
-            <w:pPr>
-              <w:rPr>
-                <w:sz w:val="24"/>
-                <w:szCs w:val="24"/>
-              </w:rPr>
+                <w:rFonts w:ascii="Times New Roman" w:hAnsi="Times New Roman"/>
+                <w:b w:val="0"/>
+                <w:sz w:val="24"/>
+              </w:rPr>
+              <w:t>2.1</w:t>
+            </w:r>
+          </w:p>
+        </w:tc>
+        <w:tc>
+          <w:tcPr>
+            <w:tcW w:type="dxa" w:w="1814"/>
+            <w:vAlign w:val="center"/>
+          </w:tcPr>
+          <w:p>
+            <w:pPr>
+              <w:spacing w:before="0" w:after="20" w:line="240" w:lineRule="auto"/>
+              <w:jc w:val="left"/>
+            </w:pPr>
+            <w:r>
+              <w:rPr>
+                <w:rFonts w:ascii="Times New Roman" w:hAnsi="Times New Roman"/>
+                <w:b w:val="0"/>
+                <w:sz w:val="24"/>
+              </w:rPr>
+              <w:t>Курсовая работа/проект (при наличии)</w:t>
+            </w:r>
+          </w:p>
+        </w:tc>
+        <w:tc>
+          <w:tcPr>
+            <w:tcW w:type="dxa" w:w="1361"/>
+            <w:vAlign w:val="center"/>
+          </w:tcPr>
+          <w:p>
+            <w:pPr>
+              <w:spacing w:before="0" w:after="20" w:line="240" w:lineRule="auto"/>
               <w:jc w:val="center"/>
             </w:pPr>
             <w:r>
               <w:rPr>
-                <w:sz w:val="24"/>
-                <w:szCs w:val="24"/>
-              </w:rPr>
-              <w:t xml:space="preserve">—</w:t>
-            </w:r>
-          </w:p>
-        </w:tc>
-        <w:tc>
-          <w:tcPr>
-            <w:tcW w:w="2221" w:type="dxa"/>
-          </w:tcPr>
-          <w:p>
-            <w:pPr>
-              <w:rPr>
-                <w:sz w:val="24"/>
-                <w:szCs w:val="24"/>
-              </w:rPr>
+                <w:rFonts w:ascii="Times New Roman" w:hAnsi="Times New Roman"/>
+                <w:b w:val="0"/>
+                <w:sz w:val="24"/>
+              </w:rPr>
+              <w:t>КР</w:t>
+            </w:r>
+          </w:p>
+        </w:tc>
+        <w:tc>
+          <w:tcPr>
+            <w:tcW w:type="dxa" w:w="737"/>
+            <w:vAlign w:val="center"/>
+          </w:tcPr>
+          <w:p>
+            <w:pPr>
+              <w:spacing w:before="0" w:after="20" w:line="240" w:lineRule="auto"/>
               <w:jc w:val="center"/>
             </w:pPr>
             <w:r>
               <w:rPr>
-                <w:sz w:val="24"/>
-                <w:szCs w:val="24"/>
-              </w:rPr>
-              <w:t xml:space="preserve">4</w:t>
+                <w:rFonts w:ascii="Times New Roman" w:hAnsi="Times New Roman"/>
+                <w:b w:val="0"/>
+                <w:sz w:val="24"/>
+              </w:rPr>
+              <w:t>—</w:t>
+            </w:r>
+          </w:p>
+        </w:tc>
+        <w:tc>
+          <w:tcPr>
+            <w:tcW w:type="dxa" w:w="1587"/>
+            <w:vAlign w:val="center"/>
+          </w:tcPr>
+          <w:p>
+            <w:pPr>
+              <w:spacing w:before="0" w:after="20" w:line="240" w:lineRule="auto"/>
+              <w:jc w:val="center"/>
+            </w:pPr>
+            <w:r>
+              <w:rPr>
+                <w:rFonts w:ascii="Times New Roman" w:hAnsi="Times New Roman"/>
+                <w:b w:val="0"/>
+                <w:sz w:val="24"/>
+              </w:rPr>
+              <w:t>—</w:t>
+            </w:r>
+          </w:p>
+        </w:tc>
+        <w:tc>
+          <w:tcPr>
+            <w:tcW w:type="dxa" w:w="3402"/>
+            <w:vAlign w:val="center"/>
+          </w:tcPr>
+          <w:p>
+            <w:pPr>
+              <w:spacing w:before="0" w:after="20" w:line="240" w:lineRule="auto"/>
+              <w:jc w:val="center"/>
+            </w:pPr>
+            <w:r>
+              <w:rPr>
+                <w:rFonts w:ascii="Times New Roman" w:hAnsi="Times New Roman"/>
+                <w:b w:val="0"/>
+                <w:sz w:val="24"/>
+              </w:rPr>
+              <w:t>—</w:t>
+            </w:r>
+          </w:p>
+        </w:tc>
+      </w:tr>
+      <w:tr>
+        <w:tc>
+          <w:tcPr>
+            <w:tcW w:type="dxa" w:w="454"/>
+            <w:vAlign w:val="center"/>
+          </w:tcPr>
+          <w:p>
+            <w:pPr>
+              <w:spacing w:before="0" w:after="20" w:line="240" w:lineRule="auto"/>
+              <w:jc w:val="center"/>
+            </w:pPr>
+            <w:r>
+              <w:rPr>
+                <w:rFonts w:ascii="Times New Roman" w:hAnsi="Times New Roman"/>
+                <w:b w:val="0"/>
+                <w:sz w:val="24"/>
+              </w:rPr>
+              <w:t>2.1</w:t>
+            </w:r>
+          </w:p>
+        </w:tc>
+        <w:tc>
+          <w:tcPr>
+            <w:tcW w:type="dxa" w:w="1814"/>
+            <w:vAlign w:val="center"/>
+          </w:tcPr>
+          <w:p>
+            <w:pPr>
+              <w:spacing w:before="0" w:after="20" w:line="240" w:lineRule="auto"/>
+              <w:jc w:val="left"/>
+            </w:pPr>
+            <w:r>
+              <w:rPr>
+                <w:rFonts w:ascii="Times New Roman" w:hAnsi="Times New Roman"/>
+                <w:b w:val="0"/>
+                <w:sz w:val="24"/>
+              </w:rPr>
+              <w:t>Курсовая работа/проект (при наличии)</w:t>
+            </w:r>
+          </w:p>
+        </w:tc>
+        <w:tc>
+          <w:tcPr>
+            <w:tcW w:type="dxa" w:w="1361"/>
+            <w:vAlign w:val="center"/>
+          </w:tcPr>
+          <w:p>
+            <w:pPr>
+              <w:spacing w:before="0" w:after="20" w:line="240" w:lineRule="auto"/>
+              <w:jc w:val="center"/>
+            </w:pPr>
+            <w:r>
+              <w:rPr>
+                <w:rFonts w:ascii="Times New Roman" w:hAnsi="Times New Roman"/>
+                <w:b w:val="0"/>
+                <w:sz w:val="24"/>
+              </w:rPr>
+              <w:t>КП</w:t>
+            </w:r>
+          </w:p>
+        </w:tc>
+        <w:tc>
+          <w:tcPr>
+            <w:tcW w:type="dxa" w:w="737"/>
+            <w:vAlign w:val="center"/>
+          </w:tcPr>
+          <w:p>
+            <w:pPr>
+              <w:spacing w:before="0" w:after="20" w:line="240" w:lineRule="auto"/>
+              <w:jc w:val="center"/>
+            </w:pPr>
+            <w:r>
+              <w:rPr>
+                <w:rFonts w:ascii="Times New Roman" w:hAnsi="Times New Roman"/>
+                <w:b w:val="0"/>
+                <w:sz w:val="24"/>
+              </w:rPr>
+              <w:t>—</w:t>
+            </w:r>
+          </w:p>
+        </w:tc>
+        <w:tc>
+          <w:tcPr>
+            <w:tcW w:type="dxa" w:w="1587"/>
+            <w:vAlign w:val="center"/>
+          </w:tcPr>
+          <w:p>
+            <w:pPr>
+              <w:spacing w:before="0" w:after="20" w:line="240" w:lineRule="auto"/>
+              <w:jc w:val="center"/>
+            </w:pPr>
+            <w:r>
+              <w:rPr>
+                <w:rFonts w:ascii="Times New Roman" w:hAnsi="Times New Roman"/>
+                <w:b w:val="0"/>
+                <w:sz w:val="24"/>
+              </w:rPr>
+              <w:t>—</w:t>
+            </w:r>
+          </w:p>
+        </w:tc>
+        <w:tc>
+          <w:tcPr>
+            <w:tcW w:type="dxa" w:w="3402"/>
+            <w:vAlign w:val="center"/>
+          </w:tcPr>
+          <w:p>
+            <w:pPr>
+              <w:spacing w:before="0" w:after="20" w:line="240" w:lineRule="auto"/>
+              <w:jc w:val="center"/>
+            </w:pPr>
+            <w:r>
+              <w:rPr>
+                <w:rFonts w:ascii="Times New Roman" w:hAnsi="Times New Roman"/>
+                <w:b w:val="0"/>
+                <w:sz w:val="24"/>
+              </w:rPr>
+              <w:t>—</w:t>
+            </w:r>
+          </w:p>
+        </w:tc>
+      </w:tr>
+      <w:tr>
+        <w:tc>
+          <w:tcPr>
+            <w:tcW w:type="dxa" w:w="454"/>
+            <w:vAlign w:val="center"/>
+          </w:tcPr>
+          <w:p>
+            <w:pPr>
+              <w:spacing w:before="0" w:after="20" w:line="240" w:lineRule="auto"/>
+              <w:jc w:val="center"/>
+            </w:pPr>
+            <w:r>
+              <w:rPr>
+                <w:rFonts w:ascii="Times New Roman" w:hAnsi="Times New Roman"/>
+                <w:b w:val="0"/>
+                <w:sz w:val="24"/>
+              </w:rPr>
+              <w:t>3</w:t>
+            </w:r>
+          </w:p>
+        </w:tc>
+        <w:tc>
+          <w:tcPr>
+            <w:tcW w:type="dxa" w:w="1814"/>
+            <w:vAlign w:val="center"/>
+          </w:tcPr>
+          <w:p>
+            <w:pPr>
+              <w:spacing w:before="0" w:after="20" w:line="240" w:lineRule="auto"/>
+              <w:jc w:val="left"/>
+            </w:pPr>
+            <w:r>
+              <w:rPr>
+                <w:rFonts w:ascii="Times New Roman" w:hAnsi="Times New Roman"/>
+                <w:b w:val="0"/>
+                <w:sz w:val="24"/>
+              </w:rPr>
+              <w:t>Промежуточная аттестация</w:t>
+            </w:r>
+          </w:p>
+        </w:tc>
+        <w:tc>
+          <w:tcPr>
+            <w:tcW w:type="dxa" w:w="1361"/>
+            <w:vAlign w:val="center"/>
+          </w:tcPr>
+          <w:p>
+            <w:pPr>
+              <w:spacing w:before="0" w:after="20" w:line="240" w:lineRule="auto"/>
+              <w:jc w:val="center"/>
+            </w:pPr>
+            <w:r>
+              <w:rPr>
+                <w:rFonts w:ascii="Times New Roman" w:hAnsi="Times New Roman"/>
+                <w:b w:val="0"/>
+                <w:sz w:val="24"/>
+              </w:rPr>
+              <w:t>зачёт (З)</w:t>
+            </w:r>
+          </w:p>
+        </w:tc>
+        <w:tc>
+          <w:tcPr>
+            <w:tcW w:type="dxa" w:w="737"/>
+            <w:vAlign w:val="center"/>
+          </w:tcPr>
+          <w:p>
+            <w:pPr>
+              <w:spacing w:before="0" w:after="20" w:line="240" w:lineRule="auto"/>
+              <w:jc w:val="center"/>
+            </w:pPr>
+            <w:r>
+              <w:rPr>
+                <w:rFonts w:ascii="Times New Roman" w:hAnsi="Times New Roman"/>
+                <w:b w:val="0"/>
+                <w:sz w:val="24"/>
+              </w:rPr>
+              <w:t>—</w:t>
+            </w:r>
+          </w:p>
+        </w:tc>
+        <w:tc>
+          <w:tcPr>
+            <w:tcW w:type="dxa" w:w="1587"/>
+            <w:vAlign w:val="center"/>
+          </w:tcPr>
+          <w:p>
+            <w:pPr>
+              <w:spacing w:before="0" w:after="20" w:line="240" w:lineRule="auto"/>
+              <w:jc w:val="center"/>
+            </w:pPr>
+            <w:r>
+              <w:rPr>
+                <w:rFonts w:ascii="Times New Roman" w:hAnsi="Times New Roman"/>
+                <w:b w:val="0"/>
+                <w:sz w:val="24"/>
+              </w:rPr>
+              <w:t>—</w:t>
+            </w:r>
+          </w:p>
+        </w:tc>
+        <w:tc>
+          <w:tcPr>
+            <w:tcW w:type="dxa" w:w="3402"/>
+            <w:vAlign w:val="center"/>
+          </w:tcPr>
+          <w:p>
+            <w:pPr>
+              <w:spacing w:before="0" w:after="20" w:line="240" w:lineRule="auto"/>
+              <w:jc w:val="center"/>
+            </w:pPr>
+            <w:r>
+              <w:rPr>
+                <w:rFonts w:ascii="Times New Roman" w:hAnsi="Times New Roman"/>
+                <w:b w:val="0"/>
+                <w:sz w:val="24"/>
+              </w:rPr>
+              <w:t>—</w:t>
+            </w:r>
+          </w:p>
+        </w:tc>
+      </w:tr>
+      <w:tr>
+        <w:tc>
+          <w:tcPr>
+            <w:tcW w:type="dxa" w:w="454"/>
+            <w:vAlign w:val="center"/>
+          </w:tcPr>
+          <w:p>
+            <w:pPr>
+              <w:spacing w:before="0" w:after="20" w:line="240" w:lineRule="auto"/>
+              <w:jc w:val="center"/>
+            </w:pPr>
+            <w:r>
+              <w:rPr>
+                <w:rFonts w:ascii="Times New Roman" w:hAnsi="Times New Roman"/>
+                <w:b w:val="0"/>
+                <w:sz w:val="24"/>
+              </w:rPr>
+              <w:t>3</w:t>
+            </w:r>
+          </w:p>
+        </w:tc>
+        <w:tc>
+          <w:tcPr>
+            <w:tcW w:type="dxa" w:w="1814"/>
+            <w:vAlign w:val="center"/>
+          </w:tcPr>
+          <w:p>
+            <w:pPr>
+              <w:spacing w:before="0" w:after="20" w:line="240" w:lineRule="auto"/>
+              <w:jc w:val="left"/>
+            </w:pPr>
+            <w:r>
+              <w:rPr>
+                <w:rFonts w:ascii="Times New Roman" w:hAnsi="Times New Roman"/>
+                <w:b w:val="0"/>
+                <w:sz w:val="24"/>
+              </w:rPr>
+              <w:t>Промежуточная аттестация</w:t>
+            </w:r>
+          </w:p>
+        </w:tc>
+        <w:tc>
+          <w:tcPr>
+            <w:tcW w:type="dxa" w:w="1361"/>
+            <w:vAlign w:val="center"/>
+          </w:tcPr>
+          <w:p>
+            <w:pPr>
+              <w:spacing w:before="0" w:after="20" w:line="240" w:lineRule="auto"/>
+              <w:jc w:val="center"/>
+            </w:pPr>
+            <w:r>
+              <w:rPr>
+                <w:rFonts w:ascii="Times New Roman" w:hAnsi="Times New Roman"/>
+                <w:b w:val="0"/>
+                <w:sz w:val="24"/>
+              </w:rPr>
+              <w:t>зачёт с оценкой (ЗаО)</w:t>
+            </w:r>
+          </w:p>
+        </w:tc>
+        <w:tc>
+          <w:tcPr>
+            <w:tcW w:type="dxa" w:w="737"/>
+            <w:vAlign w:val="center"/>
+          </w:tcPr>
+          <w:p>
+            <w:pPr>
+              <w:spacing w:before="0" w:after="20" w:line="240" w:lineRule="auto"/>
+              <w:jc w:val="center"/>
+            </w:pPr>
+            <w:r>
+              <w:rPr>
+                <w:rFonts w:ascii="Times New Roman" w:hAnsi="Times New Roman"/>
+                <w:b w:val="0"/>
+                <w:sz w:val="24"/>
+              </w:rPr>
+              <w:t>—</w:t>
+            </w:r>
+          </w:p>
+        </w:tc>
+        <w:tc>
+          <w:tcPr>
+            <w:tcW w:type="dxa" w:w="1587"/>
+            <w:vAlign w:val="center"/>
+          </w:tcPr>
+          <w:p>
+            <w:pPr>
+              <w:spacing w:before="0" w:after="20" w:line="240" w:lineRule="auto"/>
+              <w:jc w:val="center"/>
+            </w:pPr>
+            <w:r>
+              <w:rPr>
+                <w:rFonts w:ascii="Times New Roman" w:hAnsi="Times New Roman"/>
+                <w:b w:val="0"/>
+                <w:sz w:val="24"/>
+              </w:rPr>
+              <w:t>—</w:t>
+            </w:r>
+          </w:p>
+        </w:tc>
+        <w:tc>
+          <w:tcPr>
+            <w:tcW w:type="dxa" w:w="3402"/>
+            <w:vAlign w:val="center"/>
+          </w:tcPr>
+          <w:p>
+            <w:pPr>
+              <w:spacing w:before="0" w:after="20" w:line="240" w:lineRule="auto"/>
+              <w:jc w:val="center"/>
+            </w:pPr>
+            <w:r>
+              <w:rPr>
+                <w:rFonts w:ascii="Times New Roman" w:hAnsi="Times New Roman"/>
+                <w:b w:val="0"/>
+                <w:sz w:val="24"/>
+              </w:rPr>
+              <w:t>—</w:t>
+            </w:r>
+          </w:p>
+        </w:tc>
+      </w:tr>
+      <w:tr>
+        <w:tc>
+          <w:tcPr>
+            <w:tcW w:type="dxa" w:w="454"/>
+            <w:vAlign w:val="center"/>
+          </w:tcPr>
+          <w:p>
+            <w:pPr>
+              <w:spacing w:before="0" w:after="20" w:line="240" w:lineRule="auto"/>
+              <w:jc w:val="center"/>
+            </w:pPr>
+            <w:r>
+              <w:rPr>
+                <w:rFonts w:ascii="Times New Roman" w:hAnsi="Times New Roman"/>
+                <w:b w:val="0"/>
+                <w:sz w:val="24"/>
+              </w:rPr>
+              <w:t>3</w:t>
+            </w:r>
+          </w:p>
+        </w:tc>
+        <w:tc>
+          <w:tcPr>
+            <w:tcW w:type="dxa" w:w="1814"/>
+            <w:vAlign w:val="center"/>
+          </w:tcPr>
+          <w:p>
+            <w:pPr>
+              <w:spacing w:before="0" w:after="20" w:line="240" w:lineRule="auto"/>
+              <w:jc w:val="left"/>
+            </w:pPr>
+            <w:r>
+              <w:rPr>
+                <w:rFonts w:ascii="Times New Roman" w:hAnsi="Times New Roman"/>
+                <w:b w:val="0"/>
+                <w:sz w:val="24"/>
+              </w:rPr>
+              <w:t>Промежуточная аттестация</w:t>
+            </w:r>
+          </w:p>
+        </w:tc>
+        <w:tc>
+          <w:tcPr>
+            <w:tcW w:type="dxa" w:w="1361"/>
+            <w:vAlign w:val="center"/>
+          </w:tcPr>
+          <w:p>
+            <w:pPr>
+              <w:spacing w:before="0" w:after="20" w:line="240" w:lineRule="auto"/>
+              <w:jc w:val="center"/>
+            </w:pPr>
+            <w:r>
+              <w:rPr>
+                <w:rFonts w:ascii="Times New Roman" w:hAnsi="Times New Roman"/>
+                <w:b w:val="0"/>
+                <w:sz w:val="24"/>
+              </w:rPr>
+              <w:t>экзамен (Э)</w:t>
+            </w:r>
+          </w:p>
+        </w:tc>
+        <w:tc>
+          <w:tcPr>
+            <w:tcW w:type="dxa" w:w="737"/>
+            <w:vAlign w:val="center"/>
+          </w:tcPr>
+          <w:p>
+            <w:pPr>
+              <w:spacing w:before="0" w:after="20" w:line="240" w:lineRule="auto"/>
+              <w:jc w:val="center"/>
+            </w:pPr>
+            <w:r>
+              <w:rPr>
+                <w:rFonts w:ascii="Times New Roman" w:hAnsi="Times New Roman"/>
+                <w:b w:val="0"/>
+                <w:sz w:val="24"/>
+              </w:rPr>
+              <w:t>36</w:t>
+            </w:r>
+          </w:p>
+        </w:tc>
+        <w:tc>
+          <w:tcPr>
+            <w:tcW w:type="dxa" w:w="1587"/>
+            <w:vAlign w:val="center"/>
+          </w:tcPr>
+          <w:p>
+            <w:pPr>
+              <w:spacing w:before="0" w:after="20" w:line="240" w:lineRule="auto"/>
+              <w:jc w:val="center"/>
+            </w:pPr>
+            <w:r>
+              <w:rPr>
+                <w:rFonts w:ascii="Times New Roman" w:hAnsi="Times New Roman"/>
+                <w:b w:val="0"/>
+                <w:sz w:val="24"/>
+              </w:rPr>
+              <w:t>0</w:t>
+            </w:r>
+          </w:p>
+        </w:tc>
+        <w:tc>
+          <w:tcPr>
+            <w:tcW w:type="dxa" w:w="3402"/>
+            <w:vAlign w:val="center"/>
+          </w:tcPr>
+          <w:p>
+            <w:pPr>
+              <w:spacing w:before="0" w:after="20" w:line="240" w:lineRule="auto"/>
+              <w:jc w:val="center"/>
+            </w:pPr>
+            <w:r>
+              <w:rPr>
+                <w:rFonts w:ascii="Times New Roman" w:hAnsi="Times New Roman"/>
+                <w:b w:val="0"/>
+                <w:sz w:val="24"/>
+              </w:rPr>
+              <w:t>36</w:t>
+            </w:r>
+          </w:p>
+        </w:tc>
+      </w:tr>
+      <w:tr>
+        <w:tc>
+          <w:tcPr>
+            <w:tcW w:type="dxa" w:w="454"/>
+            <w:vAlign w:val="center"/>
+          </w:tcPr>
+          <w:p>
+            <w:pPr>
+              <w:spacing w:before="0" w:after="20" w:line="240" w:lineRule="auto"/>
+              <w:jc w:val="center"/>
+            </w:pPr>
+            <w:r>
+              <w:rPr>
+                <w:rFonts w:ascii="Times New Roman" w:hAnsi="Times New Roman"/>
+                <w:b w:val="0"/>
+                <w:sz w:val="24"/>
+              </w:rPr>
+            </w:r>
+          </w:p>
+        </w:tc>
+        <w:tc>
+          <w:tcPr>
+            <w:tcW w:type="dxa" w:w="3175"/>
+            <w:gridSpan w:val="2"/>
+            <w:vAlign w:val="center"/>
+          </w:tcPr>
+          <w:p>
+            <w:pPr>
+              <w:spacing w:before="0" w:after="20" w:line="240" w:lineRule="auto"/>
+              <w:jc w:val="left"/>
+            </w:pPr>
+            <w:r>
+              <w:rPr>
+                <w:rFonts w:ascii="Times New Roman" w:hAnsi="Times New Roman"/>
+                <w:b w:val="0"/>
+                <w:sz w:val="24"/>
+              </w:rPr>
+            </w:r>
+          </w:p>
+        </w:tc>
+        <w:tc>
+          <w:tcPr>
+            <w:tcW w:type="dxa" w:w="737"/>
+          </w:tcPr>
+          <w:p/>
+        </w:tc>
+        <w:tc>
+          <w:tcPr>
+            <w:tcW w:type="dxa" w:w="1587"/>
+          </w:tcPr>
+          <w:p/>
+        </w:tc>
+        <w:tc>
+          <w:tcPr>
+            <w:tcW w:type="dxa" w:w="3402"/>
+          </w:tcPr>
+          <w:p/>
+        </w:tc>
+      </w:tr>
+      <w:tr>
+        <w:tc>
+          <w:tcPr>
+            <w:tcW w:type="dxa" w:w="454"/>
+            <w:vAlign w:val="center"/>
+          </w:tcPr>
+          <w:p>
+            <w:pPr>
+              <w:spacing w:before="0" w:after="20" w:line="240" w:lineRule="auto"/>
+              <w:jc w:val="center"/>
+            </w:pPr>
+            <w:r>
+              <w:rPr>
+                <w:rFonts w:ascii="Times New Roman" w:hAnsi="Times New Roman"/>
+                <w:b w:val="0"/>
+                <w:sz w:val="24"/>
+              </w:rPr>
+            </w:r>
+          </w:p>
+        </w:tc>
+        <w:tc>
+          <w:tcPr>
+            <w:tcW w:type="dxa" w:w="1814"/>
+            <w:vAlign w:val="center"/>
+          </w:tcPr>
+          <w:p>
+            <w:pPr>
+              <w:spacing w:before="0" w:after="20" w:line="240" w:lineRule="auto"/>
+              <w:jc w:val="left"/>
+            </w:pPr>
+            <w:r>
+              <w:rPr>
+                <w:rFonts w:ascii="Times New Roman" w:hAnsi="Times New Roman"/>
+                <w:b/>
+                <w:sz w:val="24"/>
+              </w:rPr>
+              <w:t>ИТОГО: общая трудоёмкость</w:t>
+            </w:r>
+          </w:p>
+        </w:tc>
+        <w:tc>
+          <w:tcPr>
+            <w:tcW w:type="dxa" w:w="1361"/>
+            <w:vAlign w:val="center"/>
+          </w:tcPr>
+          <w:p>
+            <w:pPr>
+              <w:spacing w:before="0" w:after="20" w:line="240" w:lineRule="auto"/>
+              <w:jc w:val="center"/>
+            </w:pPr>
+            <w:r>
+              <w:rPr>
+                <w:rFonts w:ascii="Times New Roman" w:hAnsi="Times New Roman"/>
+                <w:b w:val="0"/>
+                <w:sz w:val="24"/>
+              </w:rPr>
+              <w:t>часов</w:t>
+            </w:r>
+          </w:p>
+        </w:tc>
+        <w:tc>
+          <w:tcPr>
+            <w:tcW w:type="dxa" w:w="737"/>
+            <w:vAlign w:val="center"/>
+          </w:tcPr>
+          <w:p>
+            <w:pPr>
+              <w:spacing w:before="0" w:after="20" w:line="240" w:lineRule="auto"/>
+              <w:jc w:val="center"/>
+            </w:pPr>
+            <w:r>
+              <w:rPr>
+                <w:rFonts w:ascii="Times New Roman" w:hAnsi="Times New Roman"/>
+                <w:b/>
+                <w:sz w:val="24"/>
+              </w:rPr>
+              <w:t>144</w:t>
+            </w:r>
+          </w:p>
+        </w:tc>
+        <w:tc>
+          <w:tcPr>
+            <w:tcW w:type="dxa" w:w="1587"/>
+            <w:vAlign w:val="center"/>
+          </w:tcPr>
+          <w:p>
+            <w:pPr>
+              <w:spacing w:before="0" w:after="20" w:line="240" w:lineRule="auto"/>
+              <w:jc w:val="center"/>
+            </w:pPr>
+            <w:r>
+              <w:rPr>
+                <w:rFonts w:ascii="Times New Roman" w:hAnsi="Times New Roman"/>
+                <w:b w:val="0"/>
+                <w:sz w:val="24"/>
+              </w:rPr>
+              <w:t>0</w:t>
+            </w:r>
+          </w:p>
+        </w:tc>
+        <w:tc>
+          <w:tcPr>
+            <w:tcW w:type="dxa" w:w="3402"/>
+            <w:vAlign w:val="center"/>
+          </w:tcPr>
+          <w:p>
+            <w:pPr>
+              <w:spacing w:before="0" w:after="20" w:line="240" w:lineRule="auto"/>
+              <w:jc w:val="center"/>
+            </w:pPr>
+            <w:r>
+              <w:rPr>
+                <w:rFonts w:ascii="Times New Roman" w:hAnsi="Times New Roman"/>
+                <w:b/>
+                <w:sz w:val="24"/>
+              </w:rPr>
+              <w:t>144</w:t>
+            </w:r>
+          </w:p>
+        </w:tc>
+      </w:tr>
+      <w:tr>
+        <w:tc>
+          <w:tcPr>
+            <w:tcW w:type="dxa" w:w="454"/>
+            <w:vAlign w:val="center"/>
+          </w:tcPr>
+          <w:p>
+            <w:pPr>
+              <w:spacing w:before="0" w:after="20" w:line="240" w:lineRule="auto"/>
+              <w:jc w:val="center"/>
+            </w:pPr>
+            <w:r>
+              <w:rPr>
+                <w:rFonts w:ascii="Times New Roman" w:hAnsi="Times New Roman"/>
+                <w:b w:val="0"/>
+                <w:sz w:val="24"/>
+              </w:rPr>
+            </w:r>
+          </w:p>
+        </w:tc>
+        <w:tc>
+          <w:tcPr>
+            <w:tcW w:type="dxa" w:w="1814"/>
+            <w:vAlign w:val="center"/>
+          </w:tcPr>
+          <w:p>
+            <w:pPr>
+              <w:spacing w:before="0" w:after="20" w:line="240" w:lineRule="auto"/>
+              <w:jc w:val="left"/>
+            </w:pPr>
+            <w:r>
+              <w:rPr>
+                <w:rFonts w:ascii="Times New Roman" w:hAnsi="Times New Roman"/>
+                <w:b/>
+                <w:sz w:val="24"/>
+              </w:rPr>
+              <w:t>ИТОГО: общая трудоёмкость</w:t>
+            </w:r>
+          </w:p>
+        </w:tc>
+        <w:tc>
+          <w:tcPr>
+            <w:tcW w:type="dxa" w:w="1361"/>
+            <w:vAlign w:val="center"/>
+          </w:tcPr>
+          <w:p>
+            <w:pPr>
+              <w:spacing w:before="0" w:after="20" w:line="240" w:lineRule="auto"/>
+              <w:jc w:val="center"/>
+            </w:pPr>
+            <w:r>
+              <w:rPr>
+                <w:rFonts w:ascii="Times New Roman" w:hAnsi="Times New Roman"/>
+                <w:b w:val="0"/>
+                <w:sz w:val="24"/>
+              </w:rPr>
+              <w:t>з.е.</w:t>
+            </w:r>
+          </w:p>
+        </w:tc>
+        <w:tc>
+          <w:tcPr>
+            <w:tcW w:type="dxa" w:w="737"/>
+            <w:vAlign w:val="center"/>
+          </w:tcPr>
+          <w:p>
+            <w:pPr>
+              <w:spacing w:before="0" w:after="20" w:line="240" w:lineRule="auto"/>
+              <w:jc w:val="center"/>
+            </w:pPr>
+            <w:r>
+              <w:rPr>
+                <w:rFonts w:ascii="Times New Roman" w:hAnsi="Times New Roman"/>
+                <w:b/>
+                <w:sz w:val="24"/>
+              </w:rPr>
+              <w:t>4</w:t>
+            </w:r>
+          </w:p>
+        </w:tc>
+        <w:tc>
+          <w:tcPr>
+            <w:tcW w:type="dxa" w:w="1587"/>
+            <w:vAlign w:val="center"/>
+          </w:tcPr>
+          <w:p>
+            <w:pPr>
+              <w:spacing w:before="0" w:after="20" w:line="240" w:lineRule="auto"/>
+              <w:jc w:val="center"/>
+            </w:pPr>
+            <w:r>
+              <w:rPr>
+                <w:rFonts w:ascii="Times New Roman" w:hAnsi="Times New Roman"/>
+                <w:b w:val="0"/>
+                <w:sz w:val="24"/>
+              </w:rPr>
+              <w:t>—</w:t>
+            </w:r>
+          </w:p>
+        </w:tc>
+        <w:tc>
+          <w:tcPr>
+            <w:tcW w:type="dxa" w:w="3402"/>
+            <w:vAlign w:val="center"/>
+          </w:tcPr>
+          <w:p>
+            <w:pPr>
+              <w:spacing w:before="0" w:after="20" w:line="240" w:lineRule="auto"/>
+              <w:jc w:val="center"/>
+            </w:pPr>
+            <w:r>
+              <w:rPr>
+                <w:rFonts w:ascii="Times New Roman" w:hAnsi="Times New Roman"/>
+                <w:b/>
+                <w:sz w:val="24"/>
+              </w:rPr>
+              <w:t>4</w:t>
             </w:r>
           </w:p>
         </w:tc>
@@ -3821,16 +4651,17 @@
     </w:p>
     <w:p>
       <w:pPr>
+        <w:keepNext/>
         <w:ind w:firstLine="709"/>
       </w:pPr>
       <w:r>
-        <w:t xml:space="preserve">2.1. Содержание </w:t>
-      </w:r>
-      <w:r>
-        <w:t xml:space="preserve">разделов </w:t>
-      </w:r>
-      <w:r>
-        <w:t xml:space="preserve">дисциплины </w:t>
+        <w:rPr>
+          <w:rFonts w:ascii="Times New Roman" w:hAnsi="Times New Roman"/>
+          <w:b/>
+          <w:color w:val="000000"/>
+          <w:sz w:val="28"/>
+        </w:rPr>
+        <w:t xml:space="preserve">2.1. Содержание разделов дисциплины (модуля)</w:t>
       </w:r>
     </w:p>
     <w:p>
@@ -3841,6 +4672,7 @@
           <w:sz w:val="24"/>
           <w:szCs w:val="24"/>
         </w:rPr>
+        <w:keepNext/>
       </w:pPr>
     </w:p>
     <w:tbl>
@@ -3869,38 +4701,20 @@
               <w:left w:val="single" w:sz="4" w:space="0" w:color="000000"/>
               <w:bottom w:val="single" w:sz="4" w:space="0" w:color="000000"/>
             </w:tcBorders>
-          </w:tcPr>
-          <w:p>
-            <w:pPr>
-              <w:snapToGrid w:val="0"/>
+            <w:vAlign w:val="center"/>
+          </w:tcPr>
+          <w:p>
+            <w:pPr>
+              <w:spacing w:before="0" w:after="20" w:line="240" w:lineRule="auto"/>
               <w:jc w:val="center"/>
-              <w:rPr>
-                <w:sz w:val="24"/>
-                <w:szCs w:val="24"/>
-              </w:rPr>
-            </w:pPr>
-            <w:r>
-              <w:rPr>
-                <w:sz w:val="24"/>
-                <w:szCs w:val="24"/>
-              </w:rPr>
-              <w:t>№</w:t>
-            </w:r>
-          </w:p>
-          <w:p>
-            <w:pPr>
-              <w:jc w:val="center"/>
-              <w:rPr>
-                <w:sz w:val="24"/>
-                <w:szCs w:val="24"/>
-              </w:rPr>
-            </w:pPr>
-            <w:r>
-              <w:rPr>
-                <w:sz w:val="24"/>
-                <w:szCs w:val="24"/>
-              </w:rPr>
-              <w:t>семестра</w:t>
+            </w:pPr>
+            <w:r>
+              <w:rPr>
+                <w:rFonts w:ascii="Times New Roman" w:hAnsi="Times New Roman"/>
+                <w:b/>
+                <w:sz w:val="24"/>
+              </w:rPr>
+              <w:t>№ семестра/курса</w:t>
             </w:r>
           </w:p>
         </w:tc>
@@ -4806,81 +5620,23 @@
     </w:tbl>
     <w:p>
       <w:pPr>
-        <w:pStyle w:val="af9"/>
-        <w:numPr>
-          <w:ilvl w:val="1"/>
-          <w:numId w:val="36"/>
-        </w:numPr>
-        <w:jc w:val="both"/>
-        <w:rPr>
-          <w:sz w:val="28"/>
-          <w:szCs w:val="28"/>
-          <w:lang w:val="ru-RU"/>
-        </w:rPr>
-      </w:pPr>
-      <w:r>
-        <w:rPr>
-          <w:sz w:val="28"/>
-          <w:szCs w:val="28"/>
-          <w:lang w:val="ru-RU"/>
-        </w:rPr>
-        <w:t>Перечень лабораторных работ (при наличии), примерная тематика курсовых работ (при наличии)</w:t>
-      </w:r>
-    </w:p>
-    <w:p>
-      <w:pPr>
-        <w:pStyle w:val="ac"/>
-        <w:spacing w:after="0"/>
-        <w:ind w:firstLine="567"/>
-        <w:jc w:val="both"/>
-        <w:rPr>
-          <w:i/>
-          <w:sz w:val="28"/>
-          <w:szCs w:val="28"/>
-        </w:rPr>
-      </w:pPr>
-      <w:r>
-        <w:rPr>
-          <w:i/>
-          <w:sz w:val="28"/>
-          <w:szCs w:val="28"/>
-        </w:rPr>
-        <w:t>Лабораторные работы не предусмотрены</w:t>
-      </w:r>
-    </w:p>
-    <w:p>
-      <w:pPr>
-        <w:pStyle w:val="ac"/>
-        <w:spacing w:after="0"/>
-        <w:ind w:firstLine="567"/>
-        <w:jc w:val="both"/>
-        <w:rPr>
-          <w:i/>
-          <w:sz w:val="28"/>
-          <w:szCs w:val="28"/>
-        </w:rPr>
-      </w:pPr>
-      <w:r>
-        <w:rPr>
-          <w:i/>
-          <w:sz w:val="28"/>
-          <w:szCs w:val="28"/>
-        </w:rPr>
-        <w:t>Курсовые работы не предусмотрены</w:t>
-      </w:r>
-    </w:p>
-    <w:p>
-      <w:pPr>
         <w:jc w:val="left"/>
       </w:pPr>
     </w:p>
     <w:p>
       <w:pPr>
+        <w:keepNext/>
         <w:ind w:firstLine="709"/>
         <w:jc w:val="center"/>
       </w:pPr>
       <w:r>
-        <w:t>3. САМОСТОЯТЕЛЬНАЯ РАБОТА СТУДЕНТА</w:t>
+        <w:rPr>
+          <w:rFonts w:ascii="Times New Roman" w:hAnsi="Times New Roman"/>
+          <w:b/>
+          <w:color w:val="000000"/>
+          <w:sz w:val="28"/>
+        </w:rPr>
+        <w:t xml:space="preserve">3. САМОСТОЯТЕЛЬНАЯ РАБОТА ОБУЧАЮЩЕГОСЯ</w:t>
       </w:r>
     </w:p>
     <w:p>
@@ -4912,7 +5668,7 @@
           <w:color w:val="000000"/>
           <w:lang w:eastAsia="ru-RU"/>
         </w:rPr>
-        <w:t xml:space="preserve">Видами СРС являются: </w:t>
+        <w:t xml:space="preserve">Видами самостоятельной работы обучающегося являются:</w:t>
       </w:r>
     </w:p>
     <w:p>
@@ -4979,139 +5735,70 @@
     </w:p>
     <w:p>
       <w:pPr>
-        <w:jc w:val="center"/>
-      </w:pPr>
-      <w:r>
-        <w:t xml:space="preserve">4. ОЦЕНОЧНЫЕ СРЕДСТВА ДЛЯ </w:t>
-      </w:r>
-      <w:r>
-        <w:t>ТЕКУЩЕГО КОНТРОЛЯ УСПЕВАЕМОСТИ И ПРОМЕЖУТОЧНОЙ АТТЕСТАЦИИ</w:t>
-      </w:r>
-    </w:p>
-    <w:p>
-      <w:pPr>
-        <w:jc w:val="center"/>
-      </w:pPr>
-      <w:r>
-        <w:t>(см. Фонд оценочных средств – Приложение 1)</w:t>
-      </w:r>
-    </w:p>
-    <w:p>
-      <w:pPr>
-        <w:pStyle w:val="ListParagraph"/>
-        <w:ind w:left="0"/>
-        <w:rPr>
+        <w:keepNext/>
+        <w:spacing w:after="160"/>
+      </w:pPr>
+      <w:r>
+        <w:rPr>
+          <w:rFonts w:ascii="Times New Roman" w:hAnsi="Times New Roman"/>
           <w:b/>
-        </w:rPr>
-      </w:pPr>
-    </w:p>
-    <w:p>
-      <w:pPr>
-        <w:pStyle w:val="ListParagraph"/>
-        <w:ind w:left="0"/>
-      </w:pPr>
-      <w:r>
-        <w:t>4.1. Рейтинговая система оценки знаний обучающихся по учебной дисциплине:</w:t>
-      </w:r>
-    </w:p>
-    <w:p>
-      <w:pPr>
-        <w:pStyle w:val="ListParagraph"/>
-        <w:ind w:left="0"/>
-        <w:rPr>
-          <w:i/>
-        </w:rPr>
-      </w:pPr>
-      <w:r>
-        <w:rPr>
-          <w:i/>
-        </w:rPr>
-        <w:t>Не используется</w:t>
-      </w:r>
-    </w:p>
-    <w:p>
-      <w:r>
-        <w:t xml:space="preserve">4.2. </w:t>
-      </w:r>
-      <w:bookmarkStart w:id="0" w:name="_Hlk102325634"/>
-      <w:r>
-        <w:t>Формы текущего контроля успеваемости по дисциплине</w:t>
-      </w:r>
-      <w:bookmarkEnd w:id="0"/>
-    </w:p>
-    <w:p>
-      <w:pPr>
-        <w:widowControl w:val="0"/>
-        <w:numPr>
-          <w:ilvl w:val="0"/>
-          <w:numId w:val="31"/>
-        </w:numPr>
-        <w:suppressAutoHyphens/>
-        <w:autoSpaceDE w:val="0"/>
-        <w:rPr>
-          <w:bCs/>
-        </w:rPr>
-      </w:pPr>
-      <w:r>
-        <w:rPr>
-          <w:bCs/>
-        </w:rPr>
-        <w:t>Ответы на семинарах</w:t>
-      </w:r>
-      <w:r>
-        <w:rPr>
-          <w:bCs/>
-        </w:rPr>
-        <w:t>;</w:t>
-      </w:r>
-    </w:p>
-    <w:p>
-      <w:pPr>
-        <w:widowControl w:val="0"/>
-        <w:numPr>
-          <w:ilvl w:val="0"/>
-          <w:numId w:val="31"/>
-        </w:numPr>
-        <w:suppressAutoHyphens/>
-        <w:autoSpaceDE w:val="0"/>
-        <w:rPr>
-          <w:bCs/>
-        </w:rPr>
-      </w:pPr>
-      <w:r>
-        <w:rPr>
-          <w:bCs/>
-        </w:rPr>
-        <w:t>Индивидуальные домашние задания</w:t>
-      </w:r>
-      <w:r>
-        <w:rPr>
-          <w:bCs/>
-        </w:rPr>
-        <w:t>;</w:t>
-      </w:r>
-    </w:p>
-    <w:p>
-      <w:pPr>
-        <w:widowControl w:val="0"/>
-        <w:numPr>
-          <w:ilvl w:val="0"/>
-          <w:numId w:val="31"/>
-        </w:numPr>
-        <w:suppressAutoHyphens/>
-        <w:autoSpaceDE w:val="0"/>
-        <w:rPr>
-          <w:bCs/>
-        </w:rPr>
-      </w:pPr>
-      <w:r>
-        <w:rPr>
-          <w:bCs/>
-        </w:rPr>
-        <w:t>Рефераты.</w:t>
-      </w:r>
-    </w:p>
-    <w:p/>
+          <w:sz w:val="28"/>
+        </w:rPr>
+        <w:t>4. ОЦЕНОЧНЫЕ СРЕДСТВА ДЛЯ ТЕКУЩЕГО КОНТРОЛЯ УСПЕВАЕМОСТИ И ПРОМЕЖУТОЧНОЙ АТТЕСТАЦИИ</w:t>
+      </w:r>
+    </w:p>
+    <w:p>
+      <w:pPr>
+        <w:spacing w:after="160"/>
+      </w:pPr>
+      <w:r>
+        <w:rPr>
+          <w:rFonts w:ascii="Times New Roman" w:hAnsi="Times New Roman"/>
+          <w:b w:val="0"/>
+          <w:sz w:val="28"/>
+        </w:rPr>
+        <w:t>4.1. Формы текущего контроля успеваемости указаны в Оценочных средствах.</w:t>
+      </w:r>
+    </w:p>
+    <w:p>
+      <w:pPr>
+        <w:spacing w:after="160"/>
+      </w:pPr>
+      <w:r>
+        <w:rPr>
+          <w:rFonts w:ascii="Times New Roman" w:hAnsi="Times New Roman"/>
+          <w:b w:val="0"/>
+          <w:sz w:val="28"/>
+        </w:rPr>
+        <w:t>4.2. Рейтинговая система оценки знаний обучающихся по дисциплине (модулю): нет.</w:t>
+      </w:r>
+    </w:p>
+    <w:p>
+      <w:pPr>
+        <w:spacing w:after="160"/>
+      </w:pPr>
+      <w:r>
+        <w:rPr>
+          <w:rFonts w:ascii="Times New Roman" w:hAnsi="Times New Roman"/>
+          <w:b w:val="0"/>
+          <w:sz w:val="28"/>
+        </w:rPr>
+        <w:t>4.3. Лабораторные работы: нет.</w:t>
+      </w:r>
+    </w:p>
+    <w:p>
+      <w:pPr>
+        <w:spacing w:after="160"/>
+      </w:pPr>
+      <w:r>
+        <w:rPr>
+          <w:rFonts w:ascii="Times New Roman" w:hAnsi="Times New Roman"/>
+          <w:b w:val="0"/>
+          <w:sz w:val="28"/>
+        </w:rPr>
+        <w:t>4.4. Курсовая работа/курсовой проект: нет.</w:t>
+      </w:r>
+    </w:p>
     <w:p>
       <w:pPr>
         <w:numPr>
@@ -5261,25 +5948,18 @@
           <w:tcPr>
             <w:tcW w:w="709" w:type="dxa"/>
             <w:shd w:val="clear" w:color="auto" w:fill="auto"/>
-          </w:tcPr>
-          <w:p>
-            <w:pPr>
-              <w:pStyle w:val="TableParagraph"/>
-              <w:ind w:left="14"/>
+            <w:vAlign w:val="center"/>
+          </w:tcPr>
+          <w:p>
+            <w:pPr>
+              <w:spacing w:before="0" w:after="20" w:line="240" w:lineRule="auto"/>
               <w:jc w:val="center"/>
-              <w:rPr>
-                <w:rFonts w:eastAsia="Calibri"/>
-                <w:sz w:val="24"/>
-                <w:szCs w:val="24"/>
-                <w:lang w:val="ru-RU"/>
-              </w:rPr>
-            </w:pPr>
-            <w:r>
-              <w:rPr>
-                <w:rFonts w:eastAsia="Calibri"/>
-                <w:sz w:val="24"/>
-                <w:szCs w:val="24"/>
-                <w:lang w:val="ru-RU"/>
+            </w:pPr>
+            <w:r>
+              <w:rPr>
+                <w:rFonts w:ascii="Times New Roman" w:hAnsi="Times New Roman"/>
+                <w:b w:val="0"/>
+                <w:sz w:val="24"/>
               </w:rPr>
               <w:t>1</w:t>
             </w:r>
@@ -5322,26 +6002,20 @@
           <w:tcPr>
             <w:tcW w:w="709" w:type="dxa"/>
             <w:shd w:val="clear" w:color="auto" w:fill="auto"/>
-          </w:tcPr>
-          <w:p>
-            <w:pPr>
-              <w:pStyle w:val="TableParagraph"/>
-              <w:ind w:left="113"/>
-              <w:rPr>
-                <w:rFonts w:eastAsia="Calibri"/>
-                <w:sz w:val="24"/>
-                <w:szCs w:val="24"/>
-                <w:lang w:val="ru-RU"/>
-              </w:rPr>
-            </w:pPr>
-            <w:r>
-              <w:rPr>
-                <w:rFonts w:eastAsia="Calibri"/>
-                <w:sz w:val="24"/>
-                <w:szCs w:val="24"/>
-                <w:lang w:val="ru-RU"/>
-              </w:rPr>
-              <w:t>1</w:t>
+            <w:vAlign w:val="center"/>
+          </w:tcPr>
+          <w:p>
+            <w:pPr>
+              <w:spacing w:before="0" w:after="20" w:line="240" w:lineRule="auto"/>
+              <w:jc w:val="center"/>
+            </w:pPr>
+            <w:r>
+              <w:rPr>
+                <w:rFonts w:ascii="Times New Roman" w:hAnsi="Times New Roman"/>
+                <w:b w:val="0"/>
+                <w:sz w:val="24"/>
+              </w:rPr>
+              <w:t>2</w:t>
             </w:r>
           </w:p>
         </w:tc>
@@ -5451,26 +6125,20 @@
           <w:tcPr>
             <w:tcW w:w="709" w:type="dxa"/>
             <w:shd w:val="clear" w:color="auto" w:fill="auto"/>
-          </w:tcPr>
-          <w:p>
-            <w:pPr>
-              <w:pStyle w:val="TableParagraph"/>
-              <w:ind w:left="113"/>
-              <w:rPr>
-                <w:rFonts w:eastAsia="Calibri"/>
-                <w:sz w:val="24"/>
-                <w:szCs w:val="24"/>
-                <w:lang w:val="ru-RU"/>
-              </w:rPr>
-            </w:pPr>
-            <w:r>
-              <w:rPr>
-                <w:rFonts w:eastAsia="Calibri"/>
-                <w:sz w:val="24"/>
-                <w:szCs w:val="24"/>
-                <w:lang w:val="ru-RU"/>
-              </w:rPr>
-              <w:t>2</w:t>
+            <w:vAlign w:val="center"/>
+          </w:tcPr>
+          <w:p>
+            <w:pPr>
+              <w:spacing w:before="0" w:after="20" w:line="240" w:lineRule="auto"/>
+              <w:jc w:val="center"/>
+            </w:pPr>
+            <w:r>
+              <w:rPr>
+                <w:rFonts w:ascii="Times New Roman" w:hAnsi="Times New Roman"/>
+                <w:b w:val="0"/>
+                <w:sz w:val="24"/>
+              </w:rPr>
+              <w:t>3</w:t>
             </w:r>
           </w:p>
         </w:tc>
@@ -5562,26 +6230,20 @@
           <w:tcPr>
             <w:tcW w:w="709" w:type="dxa"/>
             <w:shd w:val="clear" w:color="auto" w:fill="auto"/>
-          </w:tcPr>
-          <w:p>
-            <w:pPr>
-              <w:pStyle w:val="TableParagraph"/>
-              <w:ind w:left="113"/>
-              <w:rPr>
-                <w:rFonts w:eastAsia="Calibri"/>
-                <w:sz w:val="24"/>
-                <w:szCs w:val="24"/>
-                <w:lang w:val="ru-RU"/>
-              </w:rPr>
-            </w:pPr>
-            <w:r>
-              <w:rPr>
-                <w:rFonts w:eastAsia="Calibri"/>
-                <w:sz w:val="24"/>
-                <w:szCs w:val="24"/>
-                <w:lang w:val="ru-RU"/>
-              </w:rPr>
-              <w:t>3</w:t>
+            <w:vAlign w:val="center"/>
+          </w:tcPr>
+          <w:p>
+            <w:pPr>
+              <w:spacing w:before="0" w:after="20" w:line="240" w:lineRule="auto"/>
+              <w:jc w:val="center"/>
+            </w:pPr>
+            <w:r>
+              <w:rPr>
+                <w:rFonts w:ascii="Times New Roman" w:hAnsi="Times New Roman"/>
+                <w:b w:val="0"/>
+                <w:sz w:val="24"/>
+              </w:rPr>
+              <w:t>4</w:t>
             </w:r>
           </w:p>
         </w:tc>
@@ -5730,26 +6392,20 @@
           <w:tcPr>
             <w:tcW w:w="709" w:type="dxa"/>
             <w:shd w:val="clear" w:color="auto" w:fill="auto"/>
-          </w:tcPr>
-          <w:p>
-            <w:pPr>
-              <w:pStyle w:val="TableParagraph"/>
-              <w:ind w:left="113"/>
-              <w:rPr>
-                <w:rFonts w:eastAsia="Calibri"/>
-                <w:sz w:val="24"/>
-                <w:szCs w:val="24"/>
-                <w:lang w:val="ru-RU"/>
-              </w:rPr>
-            </w:pPr>
-            <w:r>
-              <w:rPr>
-                <w:rFonts w:eastAsia="Calibri"/>
-                <w:sz w:val="24"/>
-                <w:szCs w:val="24"/>
-                <w:lang w:val="ru-RU"/>
-              </w:rPr>
-              <w:t>4</w:t>
+            <w:vAlign w:val="center"/>
+          </w:tcPr>
+          <w:p>
+            <w:pPr>
+              <w:spacing w:before="0" w:after="20" w:line="240" w:lineRule="auto"/>
+              <w:jc w:val="center"/>
+            </w:pPr>
+            <w:r>
+              <w:rPr>
+                <w:rFonts w:ascii="Times New Roman" w:hAnsi="Times New Roman"/>
+                <w:b w:val="0"/>
+                <w:sz w:val="24"/>
+              </w:rPr>
+              <w:t>5</w:t>
             </w:r>
           </w:p>
         </w:tc>
@@ -5806,26 +6462,20 @@
           <w:tcPr>
             <w:tcW w:w="709" w:type="dxa"/>
             <w:shd w:val="clear" w:color="auto" w:fill="auto"/>
-          </w:tcPr>
-          <w:p>
-            <w:pPr>
-              <w:pStyle w:val="TableParagraph"/>
-              <w:ind w:left="113"/>
-              <w:rPr>
-                <w:rFonts w:eastAsia="Calibri"/>
-                <w:sz w:val="24"/>
-                <w:szCs w:val="24"/>
-                <w:lang w:val="ru-RU"/>
-              </w:rPr>
-            </w:pPr>
-            <w:r>
-              <w:rPr>
-                <w:rFonts w:eastAsia="Calibri"/>
-                <w:sz w:val="24"/>
-                <w:szCs w:val="24"/>
-                <w:lang w:val="ru-RU"/>
-              </w:rPr>
-              <w:t>5</w:t>
+            <w:vAlign w:val="center"/>
+          </w:tcPr>
+          <w:p>
+            <w:pPr>
+              <w:spacing w:before="0" w:after="20" w:line="240" w:lineRule="auto"/>
+              <w:jc w:val="center"/>
+            </w:pPr>
+            <w:r>
+              <w:rPr>
+                <w:rFonts w:ascii="Times New Roman" w:hAnsi="Times New Roman"/>
+                <w:b w:val="0"/>
+                <w:sz w:val="24"/>
+              </w:rPr>
+              <w:t>6</w:t>
             </w:r>
           </w:p>
         </w:tc>
@@ -5864,26 +6514,20 @@
           <w:tcPr>
             <w:tcW w:w="709" w:type="dxa"/>
             <w:shd w:val="clear" w:color="auto" w:fill="auto"/>
-          </w:tcPr>
-          <w:p>
-            <w:pPr>
-              <w:pStyle w:val="TableParagraph"/>
-              <w:ind w:left="113"/>
-              <w:rPr>
-                <w:rFonts w:eastAsia="Calibri"/>
-                <w:sz w:val="24"/>
-                <w:szCs w:val="24"/>
-                <w:lang w:val="ru-RU"/>
-              </w:rPr>
-            </w:pPr>
-            <w:r>
-              <w:rPr>
-                <w:rFonts w:eastAsia="Calibri"/>
-                <w:sz w:val="24"/>
-                <w:szCs w:val="24"/>
-                <w:lang w:val="ru-RU"/>
-              </w:rPr>
-              <w:t>6</w:t>
+            <w:vAlign w:val="center"/>
+          </w:tcPr>
+          <w:p>
+            <w:pPr>
+              <w:spacing w:before="0" w:after="20" w:line="240" w:lineRule="auto"/>
+              <w:jc w:val="center"/>
+            </w:pPr>
+            <w:r>
+              <w:rPr>
+                <w:rFonts w:ascii="Times New Roman" w:hAnsi="Times New Roman"/>
+                <w:b w:val="0"/>
+                <w:sz w:val="24"/>
+              </w:rPr>
+              <w:t>7</w:t>
             </w:r>
           </w:p>
         </w:tc>
@@ -5921,26 +6565,20 @@
           <w:tcPr>
             <w:tcW w:w="709" w:type="dxa"/>
             <w:shd w:val="clear" w:color="auto" w:fill="auto"/>
-          </w:tcPr>
-          <w:p>
-            <w:pPr>
-              <w:pStyle w:val="TableParagraph"/>
-              <w:ind w:left="113"/>
-              <w:rPr>
-                <w:rFonts w:eastAsia="Calibri"/>
-                <w:sz w:val="24"/>
-                <w:szCs w:val="24"/>
-                <w:lang w:val="ru-RU"/>
-              </w:rPr>
-            </w:pPr>
-            <w:r>
-              <w:rPr>
-                <w:rFonts w:eastAsia="Calibri"/>
-                <w:sz w:val="24"/>
-                <w:szCs w:val="24"/>
-                <w:lang w:val="ru-RU"/>
-              </w:rPr>
-              <w:t>7</w:t>
+            <w:vAlign w:val="center"/>
+          </w:tcPr>
+          <w:p>
+            <w:pPr>
+              <w:spacing w:before="0" w:after="20" w:line="240" w:lineRule="auto"/>
+              <w:jc w:val="center"/>
+            </w:pPr>
+            <w:r>
+              <w:rPr>
+                <w:rFonts w:ascii="Times New Roman" w:hAnsi="Times New Roman"/>
+                <w:b w:val="0"/>
+                <w:sz w:val="24"/>
+              </w:rPr>
+              <w:t>8</w:t>
             </w:r>
           </w:p>
         </w:tc>
@@ -6014,26 +6652,20 @@
           <w:tcPr>
             <w:tcW w:w="709" w:type="dxa"/>
             <w:shd w:val="clear" w:color="auto" w:fill="auto"/>
-          </w:tcPr>
-          <w:p>
-            <w:pPr>
-              <w:pStyle w:val="TableParagraph"/>
-              <w:ind w:left="113"/>
-              <w:rPr>
-                <w:rFonts w:eastAsia="Calibri"/>
-                <w:sz w:val="24"/>
-                <w:szCs w:val="24"/>
-                <w:lang w:val="ru-RU"/>
-              </w:rPr>
-            </w:pPr>
-            <w:r>
-              <w:rPr>
-                <w:rFonts w:eastAsia="Calibri"/>
-                <w:sz w:val="24"/>
-                <w:szCs w:val="24"/>
-                <w:lang w:val="ru-RU"/>
-              </w:rPr>
-              <w:t>8</w:t>
+            <w:vAlign w:val="center"/>
+          </w:tcPr>
+          <w:p>
+            <w:pPr>
+              <w:spacing w:before="0" w:after="20" w:line="240" w:lineRule="auto"/>
+              <w:jc w:val="center"/>
+            </w:pPr>
+            <w:r>
+              <w:rPr>
+                <w:rFonts w:ascii="Times New Roman" w:hAnsi="Times New Roman"/>
+                <w:b w:val="0"/>
+                <w:sz w:val="24"/>
+              </w:rPr>
+              <w:t>9</w:t>
             </w:r>
           </w:p>
         </w:tc>
@@ -10947,6 +11579,51 @@
         <w:gridCol w:w="4394"/>
       </w:tblGrid>
       <w:tr>
+        <w:trPr>
+          <w:tblHeader/>
+        </w:trPr>
+        <w:tc>
+          <w:tcPr>
+            <w:tcW w:type="dxa" w:w="4957"/>
+            <w:vAlign w:val="center"/>
+          </w:tcPr>
+          <w:p>
+            <w:pPr>
+              <w:spacing w:before="0" w:after="20" w:line="240" w:lineRule="auto"/>
+              <w:jc w:val="center"/>
+            </w:pPr>
+            <w:r>
+              <w:rPr>
+                <w:rFonts w:ascii="Times New Roman" w:hAnsi="Times New Roman"/>
+                <w:b/>
+                <w:sz w:val="24"/>
+              </w:rPr>
+              <w:t>Название ПО</w:t>
+            </w:r>
+          </w:p>
+        </w:tc>
+        <w:tc>
+          <w:tcPr>
+            <w:tcW w:type="dxa" w:w="4394"/>
+            <w:vAlign w:val="center"/>
+          </w:tcPr>
+          <w:p>
+            <w:pPr>
+              <w:spacing w:before="0" w:after="20" w:line="240" w:lineRule="auto"/>
+              <w:jc w:val="center"/>
+            </w:pPr>
+            <w:r>
+              <w:rPr>
+                <w:rFonts w:ascii="Times New Roman" w:hAnsi="Times New Roman"/>
+                <w:b/>
+                <w:sz w:val="24"/>
+              </w:rPr>
+              <w:t>Основание</w:t>
+            </w:r>
+          </w:p>
+        </w:tc>
+      </w:tr>
+      <w:tr>
         <w:tc>
           <w:tcPr>
             <w:tcW w:w="4957" w:type="dxa"/>
@@ -11646,44 +12323,6 @@
       </w:pPr>
     </w:p>
     <w:bookmarkEnd w:id="3"/>
-    <w:p>
-      <w:pPr>
-        <w:ind w:firstLine="851"/>
-        <w:jc w:val="center"/>
-      </w:pPr>
-      <w:r>
-        <w:t>9. ИНЫЕ СВЕДЕНИЯ</w:t>
-      </w:r>
-    </w:p>
-    <w:p>
-      <w:pPr>
-        <w:ind w:firstLine="851"/>
-        <w:jc w:val="left"/>
-        <w:rPr>
-          <w:i/>
-        </w:rPr>
-      </w:pPr>
-      <w:r>
-        <w:rPr>
-          <w:i/>
-        </w:rPr>
-        <w:t>Не предусмотрены</w:t>
-      </w:r>
-    </w:p>
-    <w:p>
-      <w:pPr>
-        <w:pStyle w:val="ListParagraph"/>
-        <w:widowControl w:val="0"/>
-        <w:tabs>
-          <w:tab w:val="left" w:pos="0"/>
-        </w:tabs>
-        <w:ind w:left="0" w:firstLine="567"/>
-        <w:rPr>
-          <w:bCs/>
-          <w:iCs/>
-        </w:rPr>
-      </w:pPr>
-    </w:p>
     <w:sectPr>
       <w:pgSz w:w="11906" w:h="16838"/>
       <w:pgMar w:top="1134" w:right="851" w:bottom="1134" w:left="1701" w:header="709" w:footer="709" w:gutter="0"/>

--- a/МатМодиИИ/rpd__doc_docx/Б1.О.01.04_Философия.docx
+++ b/МатМодиИИ/rpd__doc_docx/Б1.О.01.04_Философия.docx
@@ -3673,6 +3673,7 @@
           <w:tcPr>
             <w:tcW w:type="dxa" w:w="454"/>
             <w:vAlign w:val="center"/>
+            <w:vMerge w:val="restart"/>
           </w:tcPr>
           <w:p>
             <w:pPr>
@@ -3693,6 +3694,7 @@
           <w:tcPr>
             <w:tcW w:type="dxa" w:w="1814"/>
             <w:vAlign w:val="center"/>
+            <w:vMerge w:val="restart"/>
           </w:tcPr>
           <w:p>
             <w:pPr>
@@ -3795,6 +3797,22 @@
           <w:tcPr>
             <w:tcW w:type="dxa" w:w="454"/>
             <w:vAlign w:val="center"/>
+            <w:vMerge w:val="continue"/>
+          </w:tcPr>
+          <w:p/>
+        </w:tc>
+        <w:tc>
+          <w:tcPr>
+            <w:tcW w:type="dxa" w:w="1814"/>
+            <w:vAlign w:val="center"/>
+            <w:vMerge w:val="continue"/>
+          </w:tcPr>
+          <w:p/>
+        </w:tc>
+        <w:tc>
+          <w:tcPr>
+            <w:tcW w:type="dxa" w:w="1361"/>
+            <w:vAlign w:val="center"/>
           </w:tcPr>
           <w:p>
             <w:pPr>
@@ -3807,7 +3825,90 @@
                 <w:b w:val="0"/>
                 <w:sz w:val="24"/>
               </w:rPr>
-              <w:t>2.1</w:t>
+              <w:t>КП</w:t>
+            </w:r>
+          </w:p>
+        </w:tc>
+        <w:tc>
+          <w:tcPr>
+            <w:tcW w:type="dxa" w:w="737"/>
+            <w:vAlign w:val="center"/>
+          </w:tcPr>
+          <w:p>
+            <w:pPr>
+              <w:spacing w:before="0" w:after="20" w:line="240" w:lineRule="auto"/>
+              <w:jc w:val="center"/>
+            </w:pPr>
+            <w:r>
+              <w:rPr>
+                <w:rFonts w:ascii="Times New Roman" w:hAnsi="Times New Roman"/>
+                <w:b w:val="0"/>
+                <w:sz w:val="24"/>
+              </w:rPr>
+              <w:t>—</w:t>
+            </w:r>
+          </w:p>
+        </w:tc>
+        <w:tc>
+          <w:tcPr>
+            <w:tcW w:type="dxa" w:w="1587"/>
+            <w:vAlign w:val="center"/>
+          </w:tcPr>
+          <w:p>
+            <w:pPr>
+              <w:spacing w:before="0" w:after="20" w:line="240" w:lineRule="auto"/>
+              <w:jc w:val="center"/>
+            </w:pPr>
+            <w:r>
+              <w:rPr>
+                <w:rFonts w:ascii="Times New Roman" w:hAnsi="Times New Roman"/>
+                <w:b w:val="0"/>
+                <w:sz w:val="24"/>
+              </w:rPr>
+              <w:t>—</w:t>
+            </w:r>
+          </w:p>
+        </w:tc>
+        <w:tc>
+          <w:tcPr>
+            <w:tcW w:type="dxa" w:w="3402"/>
+            <w:vAlign w:val="center"/>
+          </w:tcPr>
+          <w:p>
+            <w:pPr>
+              <w:spacing w:before="0" w:after="20" w:line="240" w:lineRule="auto"/>
+              <w:jc w:val="center"/>
+            </w:pPr>
+            <w:r>
+              <w:rPr>
+                <w:rFonts w:ascii="Times New Roman" w:hAnsi="Times New Roman"/>
+                <w:b w:val="0"/>
+                <w:sz w:val="24"/>
+              </w:rPr>
+              <w:t>—</w:t>
+            </w:r>
+          </w:p>
+        </w:tc>
+      </w:tr>
+      <w:tr>
+        <w:tc>
+          <w:tcPr>
+            <w:tcW w:type="dxa" w:w="454"/>
+            <w:vAlign w:val="center"/>
+            <w:vMerge w:val="restart"/>
+          </w:tcPr>
+          <w:p>
+            <w:pPr>
+              <w:spacing w:before="0" w:after="20" w:line="240" w:lineRule="auto"/>
+              <w:jc w:val="center"/>
+            </w:pPr>
+            <w:r>
+              <w:rPr>
+                <w:rFonts w:ascii="Times New Roman" w:hAnsi="Times New Roman"/>
+                <w:b w:val="0"/>
+                <w:sz w:val="24"/>
+              </w:rPr>
+              <w:t>3</w:t>
             </w:r>
           </w:p>
         </w:tc>
@@ -3815,6 +3916,7 @@
           <w:tcPr>
             <w:tcW w:type="dxa" w:w="1814"/>
             <w:vAlign w:val="center"/>
+            <w:vMerge w:val="restart"/>
           </w:tcPr>
           <w:p>
             <w:pPr>
@@ -3827,7 +3929,7 @@
                 <w:b w:val="0"/>
                 <w:sz w:val="24"/>
               </w:rPr>
-              <w:t>Курсовая работа/проект (при наличии)</w:t>
+              <w:t>Промежуточная аттестация</w:t>
             </w:r>
           </w:p>
         </w:tc>
@@ -3847,7 +3949,7 @@
                 <w:b w:val="0"/>
                 <w:sz w:val="24"/>
               </w:rPr>
-              <w:t>КП</w:t>
+              <w:t>зачёт (З)</w:t>
             </w:r>
           </w:p>
         </w:tc>
@@ -3917,6 +4019,22 @@
           <w:tcPr>
             <w:tcW w:type="dxa" w:w="454"/>
             <w:vAlign w:val="center"/>
+            <w:vMerge w:val="continue"/>
+          </w:tcPr>
+          <w:p/>
+        </w:tc>
+        <w:tc>
+          <w:tcPr>
+            <w:tcW w:type="dxa" w:w="1814"/>
+            <w:vAlign w:val="center"/>
+            <w:vMerge w:val="continue"/>
+          </w:tcPr>
+          <w:p/>
+        </w:tc>
+        <w:tc>
+          <w:tcPr>
+            <w:tcW w:type="dxa" w:w="1361"/>
+            <w:vAlign w:val="center"/>
           </w:tcPr>
           <w:p>
             <w:pPr>
@@ -3929,273 +4047,87 @@
                 <w:b w:val="0"/>
                 <w:sz w:val="24"/>
               </w:rPr>
-              <w:t>3</w:t>
-            </w:r>
-          </w:p>
+              <w:t>зачёт с оценкой (ЗаО)</w:t>
+            </w:r>
+          </w:p>
+        </w:tc>
+        <w:tc>
+          <w:tcPr>
+            <w:tcW w:type="dxa" w:w="737"/>
+            <w:vAlign w:val="center"/>
+          </w:tcPr>
+          <w:p>
+            <w:pPr>
+              <w:spacing w:before="0" w:after="20" w:line="240" w:lineRule="auto"/>
+              <w:jc w:val="center"/>
+            </w:pPr>
+            <w:r>
+              <w:rPr>
+                <w:rFonts w:ascii="Times New Roman" w:hAnsi="Times New Roman"/>
+                <w:b w:val="0"/>
+                <w:sz w:val="24"/>
+              </w:rPr>
+              <w:t>—</w:t>
+            </w:r>
+          </w:p>
+        </w:tc>
+        <w:tc>
+          <w:tcPr>
+            <w:tcW w:type="dxa" w:w="1587"/>
+            <w:vAlign w:val="center"/>
+          </w:tcPr>
+          <w:p>
+            <w:pPr>
+              <w:spacing w:before="0" w:after="20" w:line="240" w:lineRule="auto"/>
+              <w:jc w:val="center"/>
+            </w:pPr>
+            <w:r>
+              <w:rPr>
+                <w:rFonts w:ascii="Times New Roman" w:hAnsi="Times New Roman"/>
+                <w:b w:val="0"/>
+                <w:sz w:val="24"/>
+              </w:rPr>
+              <w:t>—</w:t>
+            </w:r>
+          </w:p>
+        </w:tc>
+        <w:tc>
+          <w:tcPr>
+            <w:tcW w:type="dxa" w:w="3402"/>
+            <w:vAlign w:val="center"/>
+          </w:tcPr>
+          <w:p>
+            <w:pPr>
+              <w:spacing w:before="0" w:after="20" w:line="240" w:lineRule="auto"/>
+              <w:jc w:val="center"/>
+            </w:pPr>
+            <w:r>
+              <w:rPr>
+                <w:rFonts w:ascii="Times New Roman" w:hAnsi="Times New Roman"/>
+                <w:b w:val="0"/>
+                <w:sz w:val="24"/>
+              </w:rPr>
+              <w:t>—</w:t>
+            </w:r>
+          </w:p>
+        </w:tc>
+      </w:tr>
+      <w:tr>
+        <w:tc>
+          <w:tcPr>
+            <w:tcW w:type="dxa" w:w="454"/>
+            <w:vAlign w:val="center"/>
+            <w:vMerge w:val="continue"/>
+          </w:tcPr>
+          <w:p/>
         </w:tc>
         <w:tc>
           <w:tcPr>
             <w:tcW w:type="dxa" w:w="1814"/>
             <w:vAlign w:val="center"/>
-          </w:tcPr>
-          <w:p>
-            <w:pPr>
-              <w:spacing w:before="0" w:after="20" w:line="240" w:lineRule="auto"/>
-              <w:jc w:val="left"/>
-            </w:pPr>
-            <w:r>
-              <w:rPr>
-                <w:rFonts w:ascii="Times New Roman" w:hAnsi="Times New Roman"/>
-                <w:b w:val="0"/>
-                <w:sz w:val="24"/>
-              </w:rPr>
-              <w:t>Промежуточная аттестация</w:t>
-            </w:r>
-          </w:p>
-        </w:tc>
-        <w:tc>
-          <w:tcPr>
-            <w:tcW w:type="dxa" w:w="1361"/>
-            <w:vAlign w:val="center"/>
-          </w:tcPr>
-          <w:p>
-            <w:pPr>
-              <w:spacing w:before="0" w:after="20" w:line="240" w:lineRule="auto"/>
-              <w:jc w:val="center"/>
-            </w:pPr>
-            <w:r>
-              <w:rPr>
-                <w:rFonts w:ascii="Times New Roman" w:hAnsi="Times New Roman"/>
-                <w:b w:val="0"/>
-                <w:sz w:val="24"/>
-              </w:rPr>
-              <w:t>зачёт (З)</w:t>
-            </w:r>
-          </w:p>
-        </w:tc>
-        <w:tc>
-          <w:tcPr>
-            <w:tcW w:type="dxa" w:w="737"/>
-            <w:vAlign w:val="center"/>
-          </w:tcPr>
-          <w:p>
-            <w:pPr>
-              <w:spacing w:before="0" w:after="20" w:line="240" w:lineRule="auto"/>
-              <w:jc w:val="center"/>
-            </w:pPr>
-            <w:r>
-              <w:rPr>
-                <w:rFonts w:ascii="Times New Roman" w:hAnsi="Times New Roman"/>
-                <w:b w:val="0"/>
-                <w:sz w:val="24"/>
-              </w:rPr>
-              <w:t>—</w:t>
-            </w:r>
-          </w:p>
-        </w:tc>
-        <w:tc>
-          <w:tcPr>
-            <w:tcW w:type="dxa" w:w="1587"/>
-            <w:vAlign w:val="center"/>
-          </w:tcPr>
-          <w:p>
-            <w:pPr>
-              <w:spacing w:before="0" w:after="20" w:line="240" w:lineRule="auto"/>
-              <w:jc w:val="center"/>
-            </w:pPr>
-            <w:r>
-              <w:rPr>
-                <w:rFonts w:ascii="Times New Roman" w:hAnsi="Times New Roman"/>
-                <w:b w:val="0"/>
-                <w:sz w:val="24"/>
-              </w:rPr>
-              <w:t>—</w:t>
-            </w:r>
-          </w:p>
-        </w:tc>
-        <w:tc>
-          <w:tcPr>
-            <w:tcW w:type="dxa" w:w="3402"/>
-            <w:vAlign w:val="center"/>
-          </w:tcPr>
-          <w:p>
-            <w:pPr>
-              <w:spacing w:before="0" w:after="20" w:line="240" w:lineRule="auto"/>
-              <w:jc w:val="center"/>
-            </w:pPr>
-            <w:r>
-              <w:rPr>
-                <w:rFonts w:ascii="Times New Roman" w:hAnsi="Times New Roman"/>
-                <w:b w:val="0"/>
-                <w:sz w:val="24"/>
-              </w:rPr>
-              <w:t>—</w:t>
-            </w:r>
-          </w:p>
-        </w:tc>
-      </w:tr>
-      <w:tr>
-        <w:tc>
-          <w:tcPr>
-            <w:tcW w:type="dxa" w:w="454"/>
-            <w:vAlign w:val="center"/>
-          </w:tcPr>
-          <w:p>
-            <w:pPr>
-              <w:spacing w:before="0" w:after="20" w:line="240" w:lineRule="auto"/>
-              <w:jc w:val="center"/>
-            </w:pPr>
-            <w:r>
-              <w:rPr>
-                <w:rFonts w:ascii="Times New Roman" w:hAnsi="Times New Roman"/>
-                <w:b w:val="0"/>
-                <w:sz w:val="24"/>
-              </w:rPr>
-              <w:t>3</w:t>
-            </w:r>
-          </w:p>
-        </w:tc>
-        <w:tc>
-          <w:tcPr>
-            <w:tcW w:type="dxa" w:w="1814"/>
-            <w:vAlign w:val="center"/>
-          </w:tcPr>
-          <w:p>
-            <w:pPr>
-              <w:spacing w:before="0" w:after="20" w:line="240" w:lineRule="auto"/>
-              <w:jc w:val="left"/>
-            </w:pPr>
-            <w:r>
-              <w:rPr>
-                <w:rFonts w:ascii="Times New Roman" w:hAnsi="Times New Roman"/>
-                <w:b w:val="0"/>
-                <w:sz w:val="24"/>
-              </w:rPr>
-              <w:t>Промежуточная аттестация</w:t>
-            </w:r>
-          </w:p>
-        </w:tc>
-        <w:tc>
-          <w:tcPr>
-            <w:tcW w:type="dxa" w:w="1361"/>
-            <w:vAlign w:val="center"/>
-          </w:tcPr>
-          <w:p>
-            <w:pPr>
-              <w:spacing w:before="0" w:after="20" w:line="240" w:lineRule="auto"/>
-              <w:jc w:val="center"/>
-            </w:pPr>
-            <w:r>
-              <w:rPr>
-                <w:rFonts w:ascii="Times New Roman" w:hAnsi="Times New Roman"/>
-                <w:b w:val="0"/>
-                <w:sz w:val="24"/>
-              </w:rPr>
-              <w:t>зачёт с оценкой (ЗаО)</w:t>
-            </w:r>
-          </w:p>
-        </w:tc>
-        <w:tc>
-          <w:tcPr>
-            <w:tcW w:type="dxa" w:w="737"/>
-            <w:vAlign w:val="center"/>
-          </w:tcPr>
-          <w:p>
-            <w:pPr>
-              <w:spacing w:before="0" w:after="20" w:line="240" w:lineRule="auto"/>
-              <w:jc w:val="center"/>
-            </w:pPr>
-            <w:r>
-              <w:rPr>
-                <w:rFonts w:ascii="Times New Roman" w:hAnsi="Times New Roman"/>
-                <w:b w:val="0"/>
-                <w:sz w:val="24"/>
-              </w:rPr>
-              <w:t>—</w:t>
-            </w:r>
-          </w:p>
-        </w:tc>
-        <w:tc>
-          <w:tcPr>
-            <w:tcW w:type="dxa" w:w="1587"/>
-            <w:vAlign w:val="center"/>
-          </w:tcPr>
-          <w:p>
-            <w:pPr>
-              <w:spacing w:before="0" w:after="20" w:line="240" w:lineRule="auto"/>
-              <w:jc w:val="center"/>
-            </w:pPr>
-            <w:r>
-              <w:rPr>
-                <w:rFonts w:ascii="Times New Roman" w:hAnsi="Times New Roman"/>
-                <w:b w:val="0"/>
-                <w:sz w:val="24"/>
-              </w:rPr>
-              <w:t>—</w:t>
-            </w:r>
-          </w:p>
-        </w:tc>
-        <w:tc>
-          <w:tcPr>
-            <w:tcW w:type="dxa" w:w="3402"/>
-            <w:vAlign w:val="center"/>
-          </w:tcPr>
-          <w:p>
-            <w:pPr>
-              <w:spacing w:before="0" w:after="20" w:line="240" w:lineRule="auto"/>
-              <w:jc w:val="center"/>
-            </w:pPr>
-            <w:r>
-              <w:rPr>
-                <w:rFonts w:ascii="Times New Roman" w:hAnsi="Times New Roman"/>
-                <w:b w:val="0"/>
-                <w:sz w:val="24"/>
-              </w:rPr>
-              <w:t>—</w:t>
-            </w:r>
-          </w:p>
-        </w:tc>
-      </w:tr>
-      <w:tr>
-        <w:tc>
-          <w:tcPr>
-            <w:tcW w:type="dxa" w:w="454"/>
-            <w:vAlign w:val="center"/>
-          </w:tcPr>
-          <w:p>
-            <w:pPr>
-              <w:spacing w:before="0" w:after="20" w:line="240" w:lineRule="auto"/>
-              <w:jc w:val="center"/>
-            </w:pPr>
-            <w:r>
-              <w:rPr>
-                <w:rFonts w:ascii="Times New Roman" w:hAnsi="Times New Roman"/>
-                <w:b w:val="0"/>
-                <w:sz w:val="24"/>
-              </w:rPr>
-              <w:t>3</w:t>
-            </w:r>
-          </w:p>
-        </w:tc>
-        <w:tc>
-          <w:tcPr>
-            <w:tcW w:type="dxa" w:w="1814"/>
-            <w:vAlign w:val="center"/>
-          </w:tcPr>
-          <w:p>
-            <w:pPr>
-              <w:spacing w:before="0" w:after="20" w:line="240" w:lineRule="auto"/>
-              <w:jc w:val="left"/>
-            </w:pPr>
-            <w:r>
-              <w:rPr>
-                <w:rFonts w:ascii="Times New Roman" w:hAnsi="Times New Roman"/>
-                <w:b w:val="0"/>
-                <w:sz w:val="24"/>
-              </w:rPr>
-              <w:t>Промежуточная аттестация</w:t>
-            </w:r>
-          </w:p>
+            <w:vMerge w:val="continue"/>
+          </w:tcPr>
+          <w:p/>
         </w:tc>
         <w:tc>
           <w:tcPr>

--- a/МатМодиИИ/rpd__doc_docx/Б1.О.01.04_Философия.docx
+++ b/МатМодиИИ/rpd__doc_docx/Б1.О.01.04_Философия.docx
@@ -8763,246 +8763,29 @@
       </w:pPr>
       <w:r>
         <w:rPr>
-          <w:sz w:val="28"/>
-          <w:szCs w:val="28"/>
-        </w:rPr>
-        <w:t>BOOK</w:t>
-      </w:r>
-      <w:r>
-        <w:rPr>
-          <w:sz w:val="28"/>
-          <w:szCs w:val="28"/>
-          <w:lang w:val="ru-RU"/>
-        </w:rPr>
-        <w:t>.</w:t>
-      </w:r>
-      <w:r>
-        <w:rPr>
-          <w:sz w:val="28"/>
-          <w:szCs w:val="28"/>
-        </w:rPr>
-        <w:t>ru</w:t>
-      </w:r>
-      <w:r>
-        <w:rPr>
-          <w:sz w:val="28"/>
-          <w:szCs w:val="28"/>
-          <w:lang w:val="ru-RU"/>
-        </w:rPr>
-        <w:t xml:space="preserve">: электронная библиотека: сайт. – </w:t>
-      </w:r>
-      <w:r>
-        <w:rPr>
-          <w:sz w:val="28"/>
-          <w:szCs w:val="28"/>
-        </w:rPr>
-        <w:t>URL</w:t>
-      </w:r>
-      <w:r>
-        <w:rPr>
-          <w:sz w:val="28"/>
-          <w:szCs w:val="28"/>
-          <w:lang w:val="ru-RU"/>
-        </w:rPr>
-        <w:t>:</w:t>
-      </w:r>
-      <w:r>
-        <w:rPr>
-          <w:spacing w:val="-11"/>
-          <w:sz w:val="28"/>
-          <w:szCs w:val="28"/>
-          <w:lang w:val="ru-RU"/>
-        </w:rPr>
-        <w:t xml:space="preserve"> </w:t>
-      </w:r>
-      <w:hyperlink r:id="rId7" w:history="1">
+          <w:rFonts w:ascii="Times New Roman" w:hAnsi="Times New Roman"/>
+          <w:sz w:val="24"/>
+          <w:color w:val="000000"/>
+        </w:rPr>
+        <w:t xml:space="preserve">BOOK.ru: электронная библиотека: сайт. – URL: </w:t>
+      </w:r>
+      <w:hyperlink r:id="rIdResource1">
         <w:r>
           <w:rPr>
-            <w:rStyle w:val="ab"/>
-            <w:sz w:val="28"/>
-            <w:szCs w:val="28"/>
+            <w:rFonts w:ascii="Times New Roman" w:hAnsi="Times New Roman"/>
+            <w:sz w:val="24"/>
+            <w:color w:val="000000"/>
           </w:rPr>
-          <w:t>http</w:t>
-        </w:r>
-        <w:r>
-          <w:rPr>
-            <w:rStyle w:val="ab"/>
-            <w:sz w:val="28"/>
-            <w:szCs w:val="28"/>
-            <w:lang w:val="ru-RU"/>
-          </w:rPr>
-          <w:t>://</w:t>
-        </w:r>
-        <w:r>
-          <w:rPr>
-            <w:rStyle w:val="ab"/>
-            <w:sz w:val="28"/>
-            <w:szCs w:val="28"/>
-          </w:rPr>
-          <w:t>www</w:t>
-        </w:r>
-        <w:r>
-          <w:rPr>
-            <w:rStyle w:val="ab"/>
-            <w:sz w:val="28"/>
-            <w:szCs w:val="28"/>
-            <w:lang w:val="ru-RU"/>
-          </w:rPr>
-          <w:t>.</w:t>
-        </w:r>
-        <w:r>
-          <w:rPr>
-            <w:rStyle w:val="ab"/>
-            <w:sz w:val="28"/>
-            <w:szCs w:val="28"/>
-          </w:rPr>
-          <w:t>book</w:t>
-        </w:r>
-        <w:r>
-          <w:rPr>
-            <w:rStyle w:val="ab"/>
-            <w:sz w:val="28"/>
-            <w:szCs w:val="28"/>
-            <w:lang w:val="ru-RU"/>
-          </w:rPr>
-          <w:t>.</w:t>
-        </w:r>
-        <w:r>
-          <w:rPr>
-            <w:rStyle w:val="ab"/>
-            <w:sz w:val="28"/>
-            <w:szCs w:val="28"/>
-          </w:rPr>
-          <w:t>ru</w:t>
-        </w:r>
-        <w:r>
-          <w:rPr>
-            <w:rStyle w:val="ab"/>
-            <w:sz w:val="28"/>
-            <w:szCs w:val="28"/>
-            <w:lang w:val="ru-RU"/>
-          </w:rPr>
-          <w:t>/</w:t>
+          <w:t xml:space="preserve">https://book.ru/</w:t>
         </w:r>
       </w:hyperlink>
       <w:r>
         <w:rPr>
-          <w:sz w:val="28"/>
-          <w:szCs w:val="28"/>
-          <w:lang w:val="ru-RU"/>
-        </w:rPr>
-        <w:t xml:space="preserve">. – Режим доступа: для зарегистрированных пользователей.  </w:t>
-      </w:r>
-    </w:p>
-    <w:p>
-      <w:pPr>
-        <w:pStyle w:val="af9"/>
-        <w:numPr>
-          <w:ilvl w:val="0"/>
-          <w:numId w:val="39"/>
-        </w:numPr>
-        <w:tabs>
-          <w:tab w:val="left" w:pos="993"/>
-        </w:tabs>
-        <w:ind w:left="0" w:firstLine="720"/>
-        <w:jc w:val="both"/>
-        <w:rPr>
-          <w:sz w:val="28"/>
-          <w:szCs w:val="28"/>
-          <w:lang w:val="ru-RU"/>
-        </w:rPr>
-      </w:pPr>
-      <w:r>
-        <w:rPr>
-          <w:sz w:val="28"/>
-          <w:szCs w:val="28"/>
-        </w:rPr>
-        <w:t>Znanium</w:t>
-      </w:r>
-      <w:r>
-        <w:rPr>
-          <w:sz w:val="28"/>
-          <w:szCs w:val="28"/>
-          <w:lang w:val="ru-RU"/>
-        </w:rPr>
-        <w:t>.</w:t>
-      </w:r>
-      <w:r>
-        <w:rPr>
-          <w:sz w:val="28"/>
-          <w:szCs w:val="28"/>
-        </w:rPr>
-        <w:t>com</w:t>
-      </w:r>
-      <w:r>
-        <w:rPr>
-          <w:sz w:val="28"/>
-          <w:szCs w:val="28"/>
-          <w:lang w:val="ru-RU"/>
-        </w:rPr>
-        <w:t xml:space="preserve">: электронная библиотека: сайт. – </w:t>
-      </w:r>
-      <w:r>
-        <w:rPr>
-          <w:sz w:val="28"/>
-          <w:szCs w:val="28"/>
-        </w:rPr>
-        <w:t>URL</w:t>
-      </w:r>
-      <w:r>
-        <w:rPr>
-          <w:sz w:val="28"/>
-          <w:szCs w:val="28"/>
-          <w:lang w:val="ru-RU"/>
-        </w:rPr>
-        <w:t xml:space="preserve">: </w:t>
-      </w:r>
-      <w:hyperlink r:id="rId8">
-        <w:r>
-          <w:rPr>
-            <w:sz w:val="28"/>
-            <w:szCs w:val="28"/>
-          </w:rPr>
-          <w:t>http</w:t>
-        </w:r>
-        <w:r>
-          <w:rPr>
-            <w:sz w:val="28"/>
-            <w:szCs w:val="28"/>
-            <w:lang w:val="ru-RU"/>
-          </w:rPr>
-          <w:t>://</w:t>
-        </w:r>
-        <w:r>
-          <w:rPr>
-            <w:sz w:val="28"/>
-            <w:szCs w:val="28"/>
-          </w:rPr>
-          <w:t>znanium</w:t>
-        </w:r>
-        <w:r>
-          <w:rPr>
-            <w:sz w:val="28"/>
-            <w:szCs w:val="28"/>
-            <w:lang w:val="ru-RU"/>
-          </w:rPr>
-          <w:t>.</w:t>
-        </w:r>
-        <w:r>
-          <w:rPr>
-            <w:sz w:val="28"/>
-            <w:szCs w:val="28"/>
-          </w:rPr>
-          <w:t>com</w:t>
-        </w:r>
-      </w:hyperlink>
-      <w:r>
-        <w:rPr>
-          <w:sz w:val="28"/>
-          <w:szCs w:val="28"/>
-          <w:lang w:val="ru-RU"/>
-        </w:rPr>
-        <w:t xml:space="preserve">. – Режим доступа: для зарегистрированных пользователей.  </w:t>
+          <w:rFonts w:ascii="Times New Roman" w:hAnsi="Times New Roman"/>
+          <w:sz w:val="24"/>
+          <w:color w:val="000000"/>
+        </w:rPr>
+        <w:t xml:space="preserve"> (дата обращения: 01.10.2026). – Режим доступа: для зарегистрированных пользователей.  </w:t>
       </w:r>
     </w:p>
     <w:p>
@@ -9288,130 +9071,29 @@
       </w:pPr>
       <w:r>
         <w:rPr>
-          <w:rStyle w:val="FontStyle30"/>
-          <w:sz w:val="28"/>
-          <w:szCs w:val="28"/>
-          <w:lang w:val="ru-RU"/>
-        </w:rPr>
-        <w:t xml:space="preserve">ООО «ИВИС» </w:t>
-      </w:r>
-      <w:r>
-        <w:rPr>
-          <w:sz w:val="28"/>
-          <w:szCs w:val="28"/>
-          <w:lang w:val="ru-RU"/>
-        </w:rPr>
-        <w:t xml:space="preserve">электронная библиотека: сайт. – </w:t>
-      </w:r>
-      <w:r>
-        <w:rPr>
-          <w:sz w:val="28"/>
-          <w:szCs w:val="28"/>
-        </w:rPr>
-        <w:t>URL</w:t>
-      </w:r>
-      <w:r>
-        <w:rPr>
-          <w:sz w:val="28"/>
-          <w:szCs w:val="28"/>
-          <w:lang w:val="ru-RU"/>
-        </w:rPr>
-        <w:t xml:space="preserve">: </w:t>
-      </w:r>
-      <w:hyperlink r:id="rId11" w:history="1">
+          <w:rFonts w:ascii="Times New Roman" w:hAnsi="Times New Roman"/>
+          <w:sz w:val="24"/>
+          <w:color w:val="000000"/>
+        </w:rPr>
+        <w:t xml:space="preserve">ИВИС (EastView) : универсальная база электронных периодических изданий : сайт. – URL: </w:t>
+      </w:r>
+      <w:hyperlink r:id="rIdResource2">
         <w:r>
           <w:rPr>
-            <w:rStyle w:val="ab"/>
-            <w:rFonts w:eastAsia="MS Gothic"/>
-            <w:sz w:val="28"/>
-            <w:szCs w:val="28"/>
+            <w:rFonts w:ascii="Times New Roman" w:hAnsi="Times New Roman"/>
+            <w:sz w:val="24"/>
+            <w:color w:val="000000"/>
           </w:rPr>
-          <w:t>https</w:t>
-        </w:r>
-        <w:r>
-          <w:rPr>
-            <w:rStyle w:val="ab"/>
-            <w:rFonts w:eastAsia="MS Gothic"/>
-            <w:sz w:val="28"/>
-            <w:szCs w:val="28"/>
-            <w:lang w:val="ru-RU"/>
-          </w:rPr>
-          <w:t>://</w:t>
-        </w:r>
-        <w:proofErr w:type="spellStart"/>
-        <w:r>
-          <w:rPr>
-            <w:rStyle w:val="ab"/>
-            <w:rFonts w:eastAsia="MS Gothic"/>
-            <w:sz w:val="28"/>
-            <w:szCs w:val="28"/>
-          </w:rPr>
-          <w:t>dlib</w:t>
-        </w:r>
-        <w:proofErr w:type="spellEnd"/>
-        <w:r>
-          <w:rPr>
-            <w:rStyle w:val="ab"/>
-            <w:rFonts w:eastAsia="MS Gothic"/>
-            <w:sz w:val="28"/>
-            <w:szCs w:val="28"/>
-            <w:lang w:val="ru-RU"/>
-          </w:rPr>
-          <w:t>.</w:t>
-        </w:r>
-        <w:r>
-          <w:rPr>
-            <w:rStyle w:val="ab"/>
-            <w:rFonts w:eastAsia="MS Gothic"/>
-            <w:sz w:val="28"/>
-            <w:szCs w:val="28"/>
-          </w:rPr>
-          <w:t>eastview</w:t>
-        </w:r>
-        <w:r>
-          <w:rPr>
-            <w:rStyle w:val="ab"/>
-            <w:rFonts w:eastAsia="MS Gothic"/>
-            <w:sz w:val="28"/>
-            <w:szCs w:val="28"/>
-            <w:lang w:val="ru-RU"/>
-          </w:rPr>
-          <w:t>.</w:t>
-        </w:r>
-        <w:r>
-          <w:rPr>
-            <w:rStyle w:val="ab"/>
-            <w:rFonts w:eastAsia="MS Gothic"/>
-            <w:sz w:val="28"/>
-            <w:szCs w:val="28"/>
-          </w:rPr>
-          <w:t>com</w:t>
+          <w:t xml:space="preserve">https://eivis.ru/</w:t>
         </w:r>
       </w:hyperlink>
       <w:r>
         <w:rPr>
-          <w:sz w:val="28"/>
-          <w:szCs w:val="28"/>
-          <w:lang w:val="ru-RU"/>
-        </w:rPr>
-        <w:t xml:space="preserve">. </w:t>
-      </w:r>
-      <w:r>
-        <w:rPr>
-          <w:rStyle w:val="FontStyle30"/>
-          <w:sz w:val="28"/>
-          <w:szCs w:val="28"/>
-          <w:lang w:val="ru-RU"/>
-        </w:rPr>
-        <w:t xml:space="preserve">– </w:t>
-      </w:r>
-      <w:r>
-        <w:rPr>
-          <w:sz w:val="28"/>
-          <w:szCs w:val="28"/>
-          <w:lang w:val="ru-RU"/>
-        </w:rPr>
-        <w:t>Режим доступа: в сети университета.</w:t>
+          <w:rFonts w:ascii="Times New Roman" w:hAnsi="Times New Roman"/>
+          <w:sz w:val="24"/>
+          <w:color w:val="000000"/>
+        </w:rPr>
+        <w:t xml:space="preserve"> (дата обращения: 27.10.2026). – Режим доступа: по подписке университета; в сети университета и удалённо после авторизации. – Текст: электронный.</w:t>
       </w:r>
     </w:p>
     <w:p>
@@ -11475,24 +11157,27 @@
         <w:t>8. ТРЕБОВАНИЯ К ПРОГРАММНОМУ ОБЕСПЕЧЕНИЮ УЧЕБНОГО ПРОЦЕССА:</w:t>
       </w:r>
     </w:p>
-    <w:p>
+    <w:bookmarkStart xmlns:w="http://schemas.openxmlformats.org/wordprocessingml/2006/main" xmlns:wpc="http://schemas.microsoft.com/office/word/2010/wordprocessingCanvas" xmlns:cx="http://schemas.microsoft.com/office/drawing/2014/chartex" xmlns:cx1="http://schemas.microsoft.com/office/drawing/2015/9/8/chartex" xmlns:cx2="http://schemas.microsoft.com/office/drawing/2015/10/21/chartex" xmlns:cx3="http://schemas.microsoft.com/office/drawing/2016/5/9/chartex" xmlns:cx4="http://schemas.microsoft.com/office/drawing/2016/5/10/chartex" xmlns:cx5="http://schemas.microsoft.com/office/drawing/2016/5/11/chartex" xmlns:cx6="http://schemas.microsoft.com/office/drawing/2016/5/12/chartex" xmlns:cx7="http://schemas.microsoft.com/office/drawing/2016/5/13/chartex" xmlns:cx8="http://schemas.microsoft.com/office/drawing/2016/5/14/chartex" xmlns:mc="http://schemas.openxmlformats.org/markup-compatibility/2006" xmlns:aink="http://schemas.microsoft.com/office/drawing/2016/ink" xmlns:am3d="http://schemas.microsoft.com/office/drawing/2017/model3d" xmlns:o="urn:schemas-microsoft-com:office:office" xmlns:oel="http://schemas.microsoft.com/office/2019/extlst" xmlns:r="http://schemas.openxmlformats.org/officeDocument/2006/relationships" xmlns:m="http://schemas.openxmlformats.org/officeDocument/2006/math" xmlns:v="urn:schemas-microsoft-com:vml" xmlns:wp14="http://schemas.microsoft.com/office/word/2010/wordprocessingDrawing" xmlns:wp="http://schemas.openxmlformats.org/drawingml/2006/wordprocessingDrawing" xmlns:w10="urn:schemas-microsoft-com:office:word" xmlns:w14="http://schemas.microsoft.com/office/word/2010/wordml" xmlns:w15="http://schemas.microsoft.com/office/word/2012/wordml" xmlns:w16cex="http://schemas.microsoft.com/office/word/2018/wordml/cex" xmlns:w16cid="http://schemas.microsoft.com/office/word/2016/wordml/cid" xmlns:w16="http://schemas.microsoft.com/office/word/2018/wordml" xmlns:w16sdtdh="http://schemas.microsoft.com/office/word/2020/wordml/sdtdatahash" xmlns:w16se="http://schemas.microsoft.com/office/word/2015/wordml/symex" xmlns:wpg="http://schemas.microsoft.com/office/word/2010/wordprocessingGroup" xmlns:wpi="http://schemas.microsoft.com/office/word/2010/wordprocessingInk" xmlns:wne="http://schemas.microsoft.com/office/word/2006/wordml" xmlns:wps="http://schemas.microsoft.com/office/word/2010/wordprocessingShape" w:id="1" w:name="_Hlk171681250"/>
+    <w:bookmarkStart xmlns:w="http://schemas.openxmlformats.org/wordprocessingml/2006/main" xmlns:wpc="http://schemas.microsoft.com/office/word/2010/wordprocessingCanvas" xmlns:cx="http://schemas.microsoft.com/office/drawing/2014/chartex" xmlns:cx1="http://schemas.microsoft.com/office/drawing/2015/9/8/chartex" xmlns:cx2="http://schemas.microsoft.com/office/drawing/2015/10/21/chartex" xmlns:cx3="http://schemas.microsoft.com/office/drawing/2016/5/9/chartex" xmlns:cx4="http://schemas.microsoft.com/office/drawing/2016/5/10/chartex" xmlns:cx5="http://schemas.microsoft.com/office/drawing/2016/5/11/chartex" xmlns:cx6="http://schemas.microsoft.com/office/drawing/2016/5/12/chartex" xmlns:cx7="http://schemas.microsoft.com/office/drawing/2016/5/13/chartex" xmlns:cx8="http://schemas.microsoft.com/office/drawing/2016/5/14/chartex" xmlns:mc="http://schemas.openxmlformats.org/markup-compatibility/2006" xmlns:aink="http://schemas.microsoft.com/office/drawing/2016/ink" xmlns:am3d="http://schemas.microsoft.com/office/drawing/2017/model3d" xmlns:o="urn:schemas-microsoft-com:office:office" xmlns:oel="http://schemas.microsoft.com/office/2019/extlst" xmlns:r="http://schemas.openxmlformats.org/officeDocument/2006/relationships" xmlns:m="http://schemas.openxmlformats.org/officeDocument/2006/math" xmlns:v="urn:schemas-microsoft-com:vml" xmlns:wp14="http://schemas.microsoft.com/office/word/2010/wordprocessingDrawing" xmlns:wp="http://schemas.openxmlformats.org/drawingml/2006/wordprocessingDrawing" xmlns:w10="urn:schemas-microsoft-com:office:word" xmlns:w14="http://schemas.microsoft.com/office/word/2010/wordml" xmlns:w15="http://schemas.microsoft.com/office/word/2012/wordml" xmlns:w16cex="http://schemas.microsoft.com/office/word/2018/wordml/cex" xmlns:w16cid="http://schemas.microsoft.com/office/word/2016/wordml/cid" xmlns:w16="http://schemas.microsoft.com/office/word/2018/wordml" xmlns:w16sdtdh="http://schemas.microsoft.com/office/word/2020/wordml/sdtdatahash" xmlns:w16se="http://schemas.microsoft.com/office/word/2015/wordml/symex" xmlns:wpg="http://schemas.microsoft.com/office/word/2010/wordprocessingGroup" xmlns:wpi="http://schemas.microsoft.com/office/word/2010/wordprocessingInk" xmlns:wne="http://schemas.microsoft.com/office/word/2006/wordml" xmlns:wps="http://schemas.microsoft.com/office/word/2010/wordprocessingShape" w:id="2" w:name="_Hlk163485998"/>
+    <w:bookmarkStart xmlns:w="http://schemas.openxmlformats.org/wordprocessingml/2006/main" xmlns:wpc="http://schemas.microsoft.com/office/word/2010/wordprocessingCanvas" xmlns:cx="http://schemas.microsoft.com/office/drawing/2014/chartex" xmlns:cx1="http://schemas.microsoft.com/office/drawing/2015/9/8/chartex" xmlns:cx2="http://schemas.microsoft.com/office/drawing/2015/10/21/chartex" xmlns:cx3="http://schemas.microsoft.com/office/drawing/2016/5/9/chartex" xmlns:cx4="http://schemas.microsoft.com/office/drawing/2016/5/10/chartex" xmlns:cx5="http://schemas.microsoft.com/office/drawing/2016/5/11/chartex" xmlns:cx6="http://schemas.microsoft.com/office/drawing/2016/5/12/chartex" xmlns:cx7="http://schemas.microsoft.com/office/drawing/2016/5/13/chartex" xmlns:cx8="http://schemas.microsoft.com/office/drawing/2016/5/14/chartex" xmlns:mc="http://schemas.openxmlformats.org/markup-compatibility/2006" xmlns:aink="http://schemas.microsoft.com/office/drawing/2016/ink" xmlns:am3d="http://schemas.microsoft.com/office/drawing/2017/model3d" xmlns:o="urn:schemas-microsoft-com:office:office" xmlns:oel="http://schemas.microsoft.com/office/2019/extlst" xmlns:r="http://schemas.openxmlformats.org/officeDocument/2006/relationships" xmlns:m="http://schemas.openxmlformats.org/officeDocument/2006/math" xmlns:v="urn:schemas-microsoft-com:vml" xmlns:wp14="http://schemas.microsoft.com/office/word/2010/wordprocessingDrawing" xmlns:wp="http://schemas.openxmlformats.org/drawingml/2006/wordprocessingDrawing" xmlns:w10="urn:schemas-microsoft-com:office:word" xmlns:w14="http://schemas.microsoft.com/office/word/2010/wordml" xmlns:w15="http://schemas.microsoft.com/office/word/2012/wordml" xmlns:w16cex="http://schemas.microsoft.com/office/word/2018/wordml/cex" xmlns:w16cid="http://schemas.microsoft.com/office/word/2016/wordml/cid" xmlns:w16="http://schemas.microsoft.com/office/word/2018/wordml" xmlns:w16sdtdh="http://schemas.microsoft.com/office/word/2020/wordml/sdtdatahash" xmlns:w16se="http://schemas.microsoft.com/office/word/2015/wordml/symex" xmlns:wpg="http://schemas.microsoft.com/office/word/2010/wordprocessingGroup" xmlns:wpi="http://schemas.microsoft.com/office/word/2010/wordprocessingInk" xmlns:wne="http://schemas.microsoft.com/office/word/2006/wordml" xmlns:wps="http://schemas.microsoft.com/office/word/2010/wordprocessingShape" w:id="3" w:name="_Hlk163504692"/>
+    <w:bookmarkEnd xmlns:w="http://schemas.openxmlformats.org/wordprocessingml/2006/main" xmlns:wpc="http://schemas.microsoft.com/office/word/2010/wordprocessingCanvas" xmlns:cx="http://schemas.microsoft.com/office/drawing/2014/chartex" xmlns:cx1="http://schemas.microsoft.com/office/drawing/2015/9/8/chartex" xmlns:cx2="http://schemas.microsoft.com/office/drawing/2015/10/21/chartex" xmlns:cx3="http://schemas.microsoft.com/office/drawing/2016/5/9/chartex" xmlns:cx4="http://schemas.microsoft.com/office/drawing/2016/5/10/chartex" xmlns:cx5="http://schemas.microsoft.com/office/drawing/2016/5/11/chartex" xmlns:cx6="http://schemas.microsoft.com/office/drawing/2016/5/12/chartex" xmlns:cx7="http://schemas.microsoft.com/office/drawing/2016/5/13/chartex" xmlns:cx8="http://schemas.microsoft.com/office/drawing/2016/5/14/chartex" xmlns:mc="http://schemas.openxmlformats.org/markup-compatibility/2006" xmlns:aink="http://schemas.microsoft.com/office/drawing/2016/ink" xmlns:am3d="http://schemas.microsoft.com/office/drawing/2017/model3d" xmlns:o="urn:schemas-microsoft-com:office:office" xmlns:oel="http://schemas.microsoft.com/office/2019/extlst" xmlns:r="http://schemas.openxmlformats.org/officeDocument/2006/relationships" xmlns:m="http://schemas.openxmlformats.org/officeDocument/2006/math" xmlns:v="urn:schemas-microsoft-com:vml" xmlns:wp14="http://schemas.microsoft.com/office/word/2010/wordprocessingDrawing" xmlns:wp="http://schemas.openxmlformats.org/drawingml/2006/wordprocessingDrawing" xmlns:w10="urn:schemas-microsoft-com:office:word" xmlns:w14="http://schemas.microsoft.com/office/word/2010/wordml" xmlns:w15="http://schemas.microsoft.com/office/word/2012/wordml" xmlns:w16cex="http://schemas.microsoft.com/office/word/2018/wordml/cex" xmlns:w16cid="http://schemas.microsoft.com/office/word/2016/wordml/cid" xmlns:w16="http://schemas.microsoft.com/office/word/2018/wordml" xmlns:w16sdtdh="http://schemas.microsoft.com/office/word/2020/wordml/sdtdatahash" xmlns:w16se="http://schemas.microsoft.com/office/word/2015/wordml/symex" xmlns:wpg="http://schemas.microsoft.com/office/word/2010/wordprocessingGroup" xmlns:wpi="http://schemas.microsoft.com/office/word/2010/wordprocessingInk" xmlns:wne="http://schemas.microsoft.com/office/word/2006/wordml" xmlns:wps="http://schemas.microsoft.com/office/word/2010/wordprocessingShape" w:id="1"/>
+    <w:bookmarkEnd xmlns:w="http://schemas.openxmlformats.org/wordprocessingml/2006/main" xmlns:wpc="http://schemas.microsoft.com/office/word/2010/wordprocessingCanvas" xmlns:cx="http://schemas.microsoft.com/office/drawing/2014/chartex" xmlns:cx1="http://schemas.microsoft.com/office/drawing/2015/9/8/chartex" xmlns:cx2="http://schemas.microsoft.com/office/drawing/2015/10/21/chartex" xmlns:cx3="http://schemas.microsoft.com/office/drawing/2016/5/9/chartex" xmlns:cx4="http://schemas.microsoft.com/office/drawing/2016/5/10/chartex" xmlns:cx5="http://schemas.microsoft.com/office/drawing/2016/5/11/chartex" xmlns:cx6="http://schemas.microsoft.com/office/drawing/2016/5/12/chartex" xmlns:cx7="http://schemas.microsoft.com/office/drawing/2016/5/13/chartex" xmlns:cx8="http://schemas.microsoft.com/office/drawing/2016/5/14/chartex" xmlns:mc="http://schemas.openxmlformats.org/markup-compatibility/2006" xmlns:aink="http://schemas.microsoft.com/office/drawing/2016/ink" xmlns:am3d="http://schemas.microsoft.com/office/drawing/2017/model3d" xmlns:o="urn:schemas-microsoft-com:office:office" xmlns:oel="http://schemas.microsoft.com/office/2019/extlst" xmlns:r="http://schemas.openxmlformats.org/officeDocument/2006/relationships" xmlns:m="http://schemas.openxmlformats.org/officeDocument/2006/math" xmlns:v="urn:schemas-microsoft-com:vml" xmlns:wp14="http://schemas.microsoft.com/office/word/2010/wordprocessingDrawing" xmlns:wp="http://schemas.openxmlformats.org/drawingml/2006/wordprocessingDrawing" xmlns:w10="urn:schemas-microsoft-com:office:word" xmlns:w14="http://schemas.microsoft.com/office/word/2010/wordml" xmlns:w15="http://schemas.microsoft.com/office/word/2012/wordml" xmlns:w16cex="http://schemas.microsoft.com/office/word/2018/wordml/cex" xmlns:w16cid="http://schemas.microsoft.com/office/word/2016/wordml/cid" xmlns:w16="http://schemas.microsoft.com/office/word/2018/wordml" xmlns:w16sdtdh="http://schemas.microsoft.com/office/word/2020/wordml/sdtdatahash" xmlns:w16se="http://schemas.microsoft.com/office/word/2015/wordml/symex" xmlns:wpg="http://schemas.microsoft.com/office/word/2010/wordprocessingGroup" xmlns:wpi="http://schemas.microsoft.com/office/word/2010/wordprocessingInk" xmlns:wne="http://schemas.microsoft.com/office/word/2006/wordml" xmlns:wps="http://schemas.microsoft.com/office/word/2010/wordprocessingShape" w:id="2"/>
+    <w:bookmarkEnd xmlns:w="http://schemas.openxmlformats.org/wordprocessingml/2006/main" xmlns:wpc="http://schemas.microsoft.com/office/word/2010/wordprocessingCanvas" xmlns:cx="http://schemas.microsoft.com/office/drawing/2014/chartex" xmlns:cx1="http://schemas.microsoft.com/office/drawing/2015/9/8/chartex" xmlns:cx2="http://schemas.microsoft.com/office/drawing/2015/10/21/chartex" xmlns:cx3="http://schemas.microsoft.com/office/drawing/2016/5/9/chartex" xmlns:cx4="http://schemas.microsoft.com/office/drawing/2016/5/10/chartex" xmlns:cx5="http://schemas.microsoft.com/office/drawing/2016/5/11/chartex" xmlns:cx6="http://schemas.microsoft.com/office/drawing/2016/5/12/chartex" xmlns:cx7="http://schemas.microsoft.com/office/drawing/2016/5/13/chartex" xmlns:cx8="http://schemas.microsoft.com/office/drawing/2016/5/14/chartex" xmlns:mc="http://schemas.openxmlformats.org/markup-compatibility/2006" xmlns:aink="http://schemas.microsoft.com/office/drawing/2016/ink" xmlns:am3d="http://schemas.microsoft.com/office/drawing/2017/model3d" xmlns:o="urn:schemas-microsoft-com:office:office" xmlns:oel="http://schemas.microsoft.com/office/2019/extlst" xmlns:r="http://schemas.openxmlformats.org/officeDocument/2006/relationships" xmlns:m="http://schemas.openxmlformats.org/officeDocument/2006/math" xmlns:v="urn:schemas-microsoft-com:vml" xmlns:wp14="http://schemas.microsoft.com/office/word/2010/wordprocessingDrawing" xmlns:wp="http://schemas.openxmlformats.org/drawingml/2006/wordprocessingDrawing" xmlns:w10="urn:schemas-microsoft-com:office:word" xmlns:w14="http://schemas.microsoft.com/office/word/2010/wordml" xmlns:w15="http://schemas.microsoft.com/office/word/2012/wordml" xmlns:w16cex="http://schemas.microsoft.com/office/word/2018/wordml/cex" xmlns:w16cid="http://schemas.microsoft.com/office/word/2016/wordml/cid" xmlns:w16="http://schemas.microsoft.com/office/word/2018/wordml" xmlns:w16sdtdh="http://schemas.microsoft.com/office/word/2020/wordml/sdtdatahash" xmlns:w16se="http://schemas.microsoft.com/office/word/2015/wordml/symex" xmlns:wpg="http://schemas.microsoft.com/office/word/2010/wordprocessingGroup" xmlns:wpi="http://schemas.microsoft.com/office/word/2010/wordprocessingInk" xmlns:wne="http://schemas.microsoft.com/office/word/2006/wordml" xmlns:wps="http://schemas.microsoft.com/office/word/2010/wordprocessingShape" w:id="3"/>
+    <w:p xmlns:w="http://schemas.openxmlformats.org/wordprocessingml/2006/main" xmlns:w14="http://schemas.microsoft.com/office/word/2010/wordml">
       <w:pPr>
         <w:ind w:firstLine="567"/>
         <w:rPr>
           <w:b/>
         </w:rPr>
       </w:pPr>
-      <w:bookmarkStart w:id="1" w:name="_Hlk171681250"/>
-      <w:bookmarkStart w:id="2" w:name="_Hlk163485998"/>
-      <w:bookmarkStart w:id="3" w:name="_Hlk163504692"/>
       <w:r>
         <w:rPr>
           <w:b/>
         </w:rPr>
-        <w:t>Стандартный набор ПО:</w:t>
-      </w:r>
-    </w:p>
-    <w:tbl>
+        <w:t xml:space="preserve">Стандартный набор ПО:</w:t>
+      </w:r>
+    </w:p>
+    <w:tbl xmlns:w="http://schemas.openxmlformats.org/wordprocessingml/2006/main" xmlns:w14="http://schemas.microsoft.com/office/word/2010/wordml">
       <w:tblPr>
         <w:tblW w:w="9351" w:type="dxa"/>
         <w:tblBorders>
@@ -11530,7 +11215,7 @@
                 <w:b/>
                 <w:sz w:val="24"/>
               </w:rPr>
-              <w:t>Название ПО</w:t>
+              <w:t xml:space="preserve">Название ПО</w:t>
             </w:r>
           </w:p>
         </w:tc>
@@ -11550,7 +11235,7 @@
                 <w:b/>
                 <w:sz w:val="24"/>
               </w:rPr>
-              <w:t>Основание</w:t>
+              <w:t xml:space="preserve">Основание</w:t>
             </w:r>
           </w:p>
         </w:tc>
@@ -11574,14 +11259,8 @@
                 <w:szCs w:val="24"/>
               </w:rPr>
               <w:t xml:space="preserve">Операционная система </w:t>
-            </w:r>
-            <w:r>
-              <w:rPr>
-                <w:sz w:val="24"/>
-                <w:szCs w:val="24"/>
-              </w:rPr>
               <w:br/>
-              <w:t>РЕД ОС 7.3 «Рабочая станция»</w:t>
+              <w:t xml:space="preserve">РЕД ОС 8.0 «Рабочая станция»</w:t>
             </w:r>
           </w:p>
         </w:tc>
@@ -11603,7 +11282,7 @@
                 <w:sz w:val="24"/>
                 <w:szCs w:val="24"/>
               </w:rPr>
-              <w:t>Соглашение №93/03-22У от  11.03.2022</w:t>
+              <w:t xml:space="preserve">Соглашение №93/03-22У от 11.03.2022</w:t>
             </w:r>
           </w:p>
         </w:tc>
@@ -11626,59 +11305,7 @@
                 <w:sz w:val="24"/>
                 <w:szCs w:val="24"/>
               </w:rPr>
-              <w:t xml:space="preserve">Архиватор </w:t>
-            </w:r>
-            <w:r>
-              <w:rPr>
-                <w:sz w:val="24"/>
-                <w:szCs w:val="24"/>
-              </w:rPr>
-              <w:br/>
-            </w:r>
-            <w:r>
-              <w:rPr>
-                <w:sz w:val="24"/>
-                <w:szCs w:val="24"/>
-                <w:lang w:val="en-US"/>
-              </w:rPr>
-              <w:t>Engrampa</w:t>
-            </w:r>
-            <w:r>
-              <w:rPr>
-                <w:sz w:val="24"/>
-                <w:szCs w:val="24"/>
-              </w:rPr>
-              <w:t xml:space="preserve"> – </w:t>
-            </w:r>
-            <w:r>
-              <w:rPr>
-                <w:sz w:val="24"/>
-                <w:szCs w:val="24"/>
-                <w:lang w:val="en-US"/>
-              </w:rPr>
-              <w:t>Archive</w:t>
-            </w:r>
-            <w:r>
-              <w:rPr>
-                <w:sz w:val="24"/>
-                <w:szCs w:val="24"/>
-              </w:rPr>
-              <w:t xml:space="preserve"> </w:t>
-            </w:r>
-            <w:r>
-              <w:rPr>
-                <w:sz w:val="24"/>
-                <w:szCs w:val="24"/>
-                <w:lang w:val="en-US"/>
-              </w:rPr>
-              <w:t>Manager</w:t>
-            </w:r>
-            <w:r>
-              <w:rPr>
-                <w:sz w:val="24"/>
-                <w:szCs w:val="24"/>
-              </w:rPr>
-              <w:t xml:space="preserve"> </w:t>
+              <w:t xml:space="preserve">Офисный пакет Р7-Офис</w:t>
             </w:r>
           </w:p>
         </w:tc>
@@ -11690,16 +11317,17 @@
           <w:p>
             <w:pPr>
               <w:rPr>
-                <w:sz w:val="24"/>
-                <w:szCs w:val="24"/>
-              </w:rPr>
-            </w:pPr>
-            <w:r>
-              <w:rPr>
-                <w:sz w:val="24"/>
-                <w:szCs w:val="24"/>
-              </w:rPr>
-              <w:t>Свободно распространяемое ПО</w:t>
+                <w:b/>
+                <w:sz w:val="24"/>
+                <w:szCs w:val="24"/>
+              </w:rPr>
+            </w:pPr>
+            <w:r>
+              <w:rPr>
+                <w:sz w:val="24"/>
+                <w:szCs w:val="24"/>
+              </w:rPr>
+              <w:t xml:space="preserve">Соглашение б/н от 19.01.2026</w:t>
             </w:r>
           </w:p>
         </w:tc>
@@ -11715,72 +11343,14 @@
               <w:rPr>
                 <w:sz w:val="24"/>
                 <w:szCs w:val="24"/>
-                <w:lang w:val="en-US"/>
-              </w:rPr>
-            </w:pPr>
-            <w:r>
-              <w:rPr>
-                <w:sz w:val="24"/>
-                <w:szCs w:val="24"/>
-              </w:rPr>
-              <w:t>Файловые</w:t>
-            </w:r>
-            <w:r>
-              <w:rPr>
-                <w:sz w:val="24"/>
-                <w:szCs w:val="24"/>
-                <w:lang w:val="en-US"/>
-              </w:rPr>
-              <w:t xml:space="preserve"> </w:t>
-            </w:r>
-            <w:r>
-              <w:rPr>
-                <w:sz w:val="24"/>
-                <w:szCs w:val="24"/>
-              </w:rPr>
-              <w:t>менеджеры</w:t>
-            </w:r>
-            <w:r>
-              <w:rPr>
-                <w:sz w:val="24"/>
-                <w:szCs w:val="24"/>
-                <w:lang w:val="en-US"/>
-              </w:rPr>
-              <w:t>:</w:t>
-            </w:r>
-          </w:p>
-          <w:p>
-            <w:pPr>
-              <w:rPr>
-                <w:sz w:val="24"/>
-                <w:szCs w:val="24"/>
-                <w:lang w:val="en-US"/>
-              </w:rPr>
-            </w:pPr>
-            <w:r>
-              <w:rPr>
-                <w:sz w:val="24"/>
-                <w:szCs w:val="24"/>
-                <w:lang w:val="en-US"/>
-              </w:rPr>
-              <w:t>Midnight Commander</w:t>
-            </w:r>
-          </w:p>
-          <w:p>
-            <w:pPr>
-              <w:rPr>
-                <w:sz w:val="24"/>
-                <w:szCs w:val="24"/>
-                <w:lang w:val="en-US"/>
-              </w:rPr>
-            </w:pPr>
-            <w:r>
-              <w:rPr>
-                <w:sz w:val="24"/>
-                <w:szCs w:val="24"/>
-                <w:lang w:val="en-US"/>
-              </w:rPr>
-              <w:t>Double Commander</w:t>
+              </w:rPr>
+            </w:pPr>
+            <w:r>
+              <w:rPr>
+                <w:sz w:val="24"/>
+                <w:szCs w:val="24"/>
+              </w:rPr>
+              <w:t xml:space="preserve">Офисный пакет Libre Office </w:t>
             </w:r>
           </w:p>
         </w:tc>
@@ -11792,16 +11362,17 @@
           <w:p>
             <w:pPr>
               <w:rPr>
-                <w:sz w:val="24"/>
-                <w:szCs w:val="24"/>
-              </w:rPr>
-            </w:pPr>
-            <w:r>
-              <w:rPr>
-                <w:sz w:val="24"/>
-                <w:szCs w:val="24"/>
-              </w:rPr>
-              <w:t>Свободно распространяемое ПО</w:t>
+                <w:b/>
+                <w:sz w:val="24"/>
+                <w:szCs w:val="24"/>
+              </w:rPr>
+            </w:pPr>
+            <w:r>
+              <w:rPr>
+                <w:sz w:val="24"/>
+                <w:szCs w:val="24"/>
+              </w:rPr>
+              <w:t xml:space="preserve">Свободно распространяемое ПО</w:t>
             </w:r>
           </w:p>
         </w:tc>
@@ -11824,38 +11395,9 @@
                 <w:sz w:val="24"/>
                 <w:szCs w:val="24"/>
               </w:rPr>
-              <w:t>Интернет-браузеры:</w:t>
-            </w:r>
-            <w:r>
-              <w:rPr>
-                <w:sz w:val="24"/>
-                <w:szCs w:val="24"/>
-              </w:rPr>
+              <w:t xml:space="preserve">Архиватор: </w:t>
               <w:br/>
-            </w:r>
-            <w:r>
-              <w:rPr>
-                <w:sz w:val="24"/>
-                <w:szCs w:val="24"/>
-                <w:lang w:val="en-US"/>
-              </w:rPr>
-              <w:t>Chromium</w:t>
-            </w:r>
-          </w:p>
-          <w:p>
-            <w:pPr>
-              <w:rPr>
-                <w:sz w:val="24"/>
-                <w:szCs w:val="24"/>
-              </w:rPr>
-            </w:pPr>
-            <w:r>
-              <w:rPr>
-                <w:sz w:val="24"/>
-                <w:szCs w:val="24"/>
-                <w:lang w:val="en-US"/>
-              </w:rPr>
-              <w:t>Firefox</w:t>
+              <w:t xml:space="preserve">Engrampa – Archive Manager </w:t>
             </w:r>
           </w:p>
         </w:tc>
@@ -11867,24 +11409,22 @@
           <w:p>
             <w:pPr>
               <w:rPr>
-                <w:sz w:val="24"/>
-                <w:szCs w:val="24"/>
-              </w:rPr>
-            </w:pPr>
-            <w:r>
-              <w:rPr>
-                <w:sz w:val="24"/>
-                <w:szCs w:val="24"/>
-              </w:rPr>
-              <w:t>Свободно распространяемое ПО</w:t>
+                <w:b/>
+                <w:sz w:val="24"/>
+                <w:szCs w:val="24"/>
+              </w:rPr>
+            </w:pPr>
+            <w:r>
+              <w:rPr>
+                <w:sz w:val="24"/>
+                <w:szCs w:val="24"/>
+              </w:rPr>
+              <w:t xml:space="preserve">Свободно распространяемое ПО</w:t>
             </w:r>
           </w:p>
         </w:tc>
       </w:tr>
       <w:tr>
-        <w:trPr>
-          <w:trHeight w:val="599"/>
-        </w:trPr>
         <w:tc>
           <w:tcPr>
             <w:tcW w:w="4957" w:type="dxa"/>
@@ -11902,15 +11442,9 @@
                 <w:sz w:val="24"/>
                 <w:szCs w:val="24"/>
               </w:rPr>
-              <w:t xml:space="preserve">Программа для просмотра и редактирования графических файлов </w:t>
-            </w:r>
-            <w:r>
-              <w:rPr>
-                <w:sz w:val="24"/>
-                <w:szCs w:val="24"/>
-                <w:lang w:val="en-US"/>
-              </w:rPr>
-              <w:t>Pix</w:t>
+              <w:t xml:space="preserve">Файловые менеджеры:</w:t>
+              <w:br/>
+              <w:t xml:space="preserve">Midnight Commander, Double Commander</w:t>
             </w:r>
           </w:p>
         </w:tc>
@@ -11922,24 +11456,22 @@
           <w:p>
             <w:pPr>
               <w:rPr>
-                <w:sz w:val="24"/>
-                <w:szCs w:val="24"/>
-              </w:rPr>
-            </w:pPr>
-            <w:r>
-              <w:rPr>
-                <w:sz w:val="24"/>
-                <w:szCs w:val="24"/>
-              </w:rPr>
-              <w:t>Свободно распространяемое ПО</w:t>
+                <w:b/>
+                <w:sz w:val="24"/>
+                <w:szCs w:val="24"/>
+              </w:rPr>
+            </w:pPr>
+            <w:r>
+              <w:rPr>
+                <w:sz w:val="24"/>
+                <w:szCs w:val="24"/>
+              </w:rPr>
+              <w:t xml:space="preserve">Свободно распространяемое ПО</w:t>
             </w:r>
           </w:p>
         </w:tc>
       </w:tr>
       <w:tr>
-        <w:trPr>
-          <w:trHeight w:val="581"/>
-        </w:trPr>
         <w:tc>
           <w:tcPr>
             <w:tcW w:w="4957" w:type="dxa"/>
@@ -11957,54 +11489,9 @@
                 <w:sz w:val="24"/>
                 <w:szCs w:val="24"/>
               </w:rPr>
-              <w:t xml:space="preserve">Программа для просмотра и редактирования </w:t>
-            </w:r>
-            <w:r>
-              <w:rPr>
-                <w:sz w:val="24"/>
-                <w:szCs w:val="24"/>
-              </w:rPr>
+              <w:t xml:space="preserve">Интернет-браузеры:</w:t>
               <w:br/>
-            </w:r>
-            <w:proofErr w:type="spellStart"/>
-            <w:r>
-              <w:rPr>
-                <w:sz w:val="24"/>
-                <w:szCs w:val="24"/>
-                <w:lang w:val="en-US"/>
-              </w:rPr>
-              <w:t>Atril</w:t>
-            </w:r>
-            <w:proofErr w:type="spellEnd"/>
-            <w:r>
-              <w:rPr>
-                <w:sz w:val="24"/>
-                <w:szCs w:val="24"/>
-              </w:rPr>
-              <w:t xml:space="preserve"> – </w:t>
-            </w:r>
-            <w:r>
-              <w:rPr>
-                <w:sz w:val="24"/>
-                <w:szCs w:val="24"/>
-                <w:lang w:val="en-US"/>
-              </w:rPr>
-              <w:t>Document</w:t>
-            </w:r>
-            <w:r>
-              <w:rPr>
-                <w:sz w:val="24"/>
-                <w:szCs w:val="24"/>
-              </w:rPr>
-              <w:t xml:space="preserve"> </w:t>
-            </w:r>
-            <w:r>
-              <w:rPr>
-                <w:sz w:val="24"/>
-                <w:szCs w:val="24"/>
-                <w:lang w:val="en-US"/>
-              </w:rPr>
-              <w:t>Viewer</w:t>
+              <w:t xml:space="preserve">Chromium, Firefox</w:t>
             </w:r>
           </w:p>
         </w:tc>
@@ -12016,24 +11503,22 @@
           <w:p>
             <w:pPr>
               <w:rPr>
-                <w:sz w:val="24"/>
-                <w:szCs w:val="24"/>
-              </w:rPr>
-            </w:pPr>
-            <w:r>
-              <w:rPr>
-                <w:sz w:val="24"/>
-                <w:szCs w:val="24"/>
-              </w:rPr>
-              <w:t>Свободно распространяемое ПО</w:t>
+                <w:b/>
+                <w:sz w:val="24"/>
+                <w:szCs w:val="24"/>
+              </w:rPr>
+            </w:pPr>
+            <w:r>
+              <w:rPr>
+                <w:sz w:val="24"/>
+                <w:szCs w:val="24"/>
+              </w:rPr>
+              <w:t xml:space="preserve">Свободно распространяемое ПО</w:t>
             </w:r>
           </w:p>
         </w:tc>
       </w:tr>
       <w:tr>
-        <w:trPr>
-          <w:trHeight w:val="357"/>
-        </w:trPr>
         <w:tc>
           <w:tcPr>
             <w:tcW w:w="4957" w:type="dxa"/>
@@ -12044,38 +11529,14 @@
               <w:rPr>
                 <w:sz w:val="24"/>
                 <w:szCs w:val="24"/>
-                <w:lang w:val="en-US"/>
-              </w:rPr>
-            </w:pPr>
-            <w:r>
-              <w:rPr>
-                <w:sz w:val="24"/>
-                <w:szCs w:val="24"/>
-              </w:rPr>
-              <w:t>Медиа</w:t>
-            </w:r>
-            <w:r>
-              <w:rPr>
-                <w:sz w:val="24"/>
-                <w:szCs w:val="24"/>
-                <w:lang w:val="en-US"/>
-              </w:rPr>
-              <w:t>-</w:t>
-            </w:r>
-            <w:r>
-              <w:rPr>
-                <w:sz w:val="24"/>
-                <w:szCs w:val="24"/>
-              </w:rPr>
-              <w:t>плеер</w:t>
-            </w:r>
-            <w:r>
-              <w:rPr>
-                <w:sz w:val="24"/>
-                <w:szCs w:val="24"/>
-                <w:lang w:val="en-US"/>
-              </w:rPr>
-              <w:t xml:space="preserve"> VLC media player </w:t>
+              </w:rPr>
+            </w:pPr>
+            <w:r>
+              <w:rPr>
+                <w:sz w:val="24"/>
+                <w:szCs w:val="24"/>
+              </w:rPr>
+              <w:t xml:space="preserve">Программа для просмотра и редактирования графических файлов Pix</w:t>
             </w:r>
           </w:p>
         </w:tc>
@@ -12087,24 +11548,22 @@
           <w:p>
             <w:pPr>
               <w:rPr>
-                <w:sz w:val="24"/>
-                <w:szCs w:val="24"/>
-              </w:rPr>
-            </w:pPr>
-            <w:r>
-              <w:rPr>
-                <w:sz w:val="24"/>
-                <w:szCs w:val="24"/>
-              </w:rPr>
-              <w:t>Свободно распространяемое ПО</w:t>
+                <w:b/>
+                <w:sz w:val="24"/>
+                <w:szCs w:val="24"/>
+              </w:rPr>
+            </w:pPr>
+            <w:r>
+              <w:rPr>
+                <w:sz w:val="24"/>
+                <w:szCs w:val="24"/>
+              </w:rPr>
+              <w:t xml:space="preserve">Свободно распространяемое ПО</w:t>
             </w:r>
           </w:p>
         </w:tc>
       </w:tr>
       <w:tr>
-        <w:trPr>
-          <w:trHeight w:val="357"/>
-        </w:trPr>
         <w:tc>
           <w:tcPr>
             <w:tcW w:w="4957" w:type="dxa"/>
@@ -12122,23 +11581,9 @@
                 <w:sz w:val="24"/>
                 <w:szCs w:val="24"/>
               </w:rPr>
-              <w:t xml:space="preserve">Офисный пакет </w:t>
-            </w:r>
-            <w:proofErr w:type="spellStart"/>
-            <w:r>
-              <w:rPr>
-                <w:sz w:val="24"/>
-                <w:szCs w:val="24"/>
-              </w:rPr>
-              <w:t>Libre</w:t>
-            </w:r>
-            <w:proofErr w:type="spellEnd"/>
-            <w:r>
-              <w:rPr>
-                <w:sz w:val="24"/>
-                <w:szCs w:val="24"/>
-              </w:rPr>
-              <w:t xml:space="preserve"> Office </w:t>
+              <w:t xml:space="preserve">Программа для просмотра и редактирования </w:t>
+              <w:br/>
+              <w:t xml:space="preserve">Atril – Document Viewer</w:t>
             </w:r>
           </w:p>
         </w:tc>
@@ -12160,15 +11605,12 @@
                 <w:sz w:val="24"/>
                 <w:szCs w:val="24"/>
               </w:rPr>
-              <w:t>Свободно распространяемое ПО</w:t>
+              <w:t xml:space="preserve">Свободно распространяемое ПО</w:t>
             </w:r>
           </w:p>
         </w:tc>
       </w:tr>
       <w:tr>
-        <w:trPr>
-          <w:trHeight w:val="402"/>
-        </w:trPr>
         <w:tc>
           <w:tcPr>
             <w:tcW w:w="4957" w:type="dxa"/>
@@ -12186,7 +11628,7 @@
                 <w:sz w:val="24"/>
                 <w:szCs w:val="24"/>
               </w:rPr>
-              <w:t>Система электронного обучения Moodle⃰</w:t>
+              <w:t xml:space="preserve">Медиа-плеер VLC media player </w:t>
             </w:r>
           </w:p>
         </w:tc>
@@ -12198,63 +11640,37 @@
           <w:p>
             <w:pPr>
               <w:rPr>
-                <w:sz w:val="24"/>
-                <w:szCs w:val="24"/>
-              </w:rPr>
-            </w:pPr>
-            <w:r>
-              <w:rPr>
-                <w:sz w:val="24"/>
-                <w:szCs w:val="24"/>
-              </w:rPr>
-              <w:t>Свободно распространяемое ПО</w:t>
+                <w:b/>
+                <w:sz w:val="24"/>
+                <w:szCs w:val="24"/>
+              </w:rPr>
+            </w:pPr>
+            <w:r>
+              <w:rPr>
+                <w:sz w:val="24"/>
+                <w:szCs w:val="24"/>
+              </w:rPr>
+              <w:t xml:space="preserve">Свободно распространяемое ПО</w:t>
             </w:r>
           </w:p>
         </w:tc>
       </w:tr>
     </w:tbl>
-    <w:p>
-      <w:pPr>
-        <w:rPr>
-          <w:sz w:val="24"/>
-          <w:szCs w:val="24"/>
-        </w:rPr>
-      </w:pPr>
-      <w:r>
-        <w:rPr>
-          <w:i/>
-          <w:sz w:val="24"/>
-          <w:szCs w:val="24"/>
-        </w:rPr>
-        <w:t xml:space="preserve">⃰ </w:t>
-      </w:r>
-      <w:r>
-        <w:rPr>
-          <w:sz w:val="24"/>
-          <w:szCs w:val="24"/>
-        </w:rPr>
-        <w:t>При реализации дисциплины с частичным применением дистанционных образовательных технологий</w:t>
-      </w:r>
-    </w:p>
-    <w:bookmarkEnd w:id="1"/>
-    <w:p>
-      <w:pPr>
-        <w:rPr>
-          <w:sz w:val="24"/>
-          <w:szCs w:val="24"/>
-        </w:rPr>
-      </w:pPr>
-    </w:p>
-    <w:bookmarkEnd w:id="2"/>
-    <w:p>
-      <w:pPr>
-        <w:rPr>
-          <w:sz w:val="24"/>
-          <w:szCs w:val="24"/>
-        </w:rPr>
-      </w:pPr>
-    </w:p>
-    <w:bookmarkEnd w:id="3"/>
+    <w:p xmlns:w="http://schemas.openxmlformats.org/wordprocessingml/2006/main" xmlns:w14="http://schemas.microsoft.com/office/word/2010/wordml">
+      <w:pPr>
+        <w:ind w:firstLine="567"/>
+        <w:rPr>
+          <w:b/>
+        </w:rPr>
+        <w:spacing w:before="0" w:after="0" w:line="20" w:lineRule="exact"/>
+      </w:pPr>
+      <w:r>
+        <w:rPr>
+          <w:b/>
+        </w:rPr>
+        <w:t xml:space="preserve"/>
+      </w:r>
+    </w:p>
     <w:sectPr>
       <w:pgSz w:w="11906" w:h="16838"/>
       <w:pgMar w:top="1134" w:right="851" w:bottom="1134" w:left="1701" w:header="709" w:footer="709" w:gutter="0"/>
